--- a/doc/DRS - PROJETO 01.docx
+++ b/doc/DRS - PROJETO 01.docx
@@ -2260,12 +2260,28 @@
         <w:spacing w:after="120" w:line="360" w:lineRule="auto"/>
         <w:ind w:firstLine="708"/>
         <w:jc w:val="both"/>
-      </w:pPr>
-      <w:r>
         <w:rPr>
           <w:color w:val="000000"/>
         </w:rPr>
+      </w:pPr>
+      <w:r>
+        <w:rPr>
+          <w:color w:val="000000"/>
+        </w:rPr>
         <w:t>Oferecer um meio simples, organizado e confiável de controlar o acervo e as movimentações de uma biblioteca, reduzindo erros de registro e facilitando a consulta das informações desde o cadastro do livro até sua devolução.</w:t>
+      </w:r>
+    </w:p>
+    <w:p>
+      <w:pPr>
+        <w:rPr>
+          <w:color w:val="000000"/>
+        </w:rPr>
+      </w:pPr>
+      <w:r>
+        <w:rPr>
+          <w:color w:val="000000"/>
+        </w:rPr>
+        <w:br w:type="page"/>
       </w:r>
     </w:p>
     <w:p>
@@ -2275,6 +2291,7 @@
         <w:jc w:val="left"/>
       </w:pPr>
       <w:r>
+        <w:lastRenderedPageBreak/>
         <w:t>1.3 Definições e siglas</w:t>
       </w:r>
     </w:p>
@@ -2293,9 +2310,9 @@
         <w:tblLook w:val="04A0" w:firstRow="1" w:lastRow="0" w:firstColumn="1" w:lastColumn="0" w:noHBand="0" w:noVBand="1"/>
       </w:tblPr>
       <w:tblGrid>
-        <w:gridCol w:w="3112"/>
-        <w:gridCol w:w="3113"/>
-        <w:gridCol w:w="3114"/>
+        <w:gridCol w:w="985"/>
+        <w:gridCol w:w="1275"/>
+        <w:gridCol w:w="7079"/>
       </w:tblGrid>
       <w:tr>
         <w:trPr>
@@ -2303,7 +2320,7 @@
         </w:trPr>
         <w:tc>
           <w:tcPr>
-            <w:tcW w:w="3118" w:type="dxa"/>
+            <w:tcW w:w="985" w:type="dxa"/>
             <w:shd w:val="clear" w:color="auto" w:fill="1F4E78"/>
             <w:vAlign w:val="center"/>
           </w:tcPr>
@@ -2324,7 +2341,7 @@
         </w:tc>
         <w:tc>
           <w:tcPr>
-            <w:tcW w:w="3118" w:type="dxa"/>
+            <w:tcW w:w="1275" w:type="dxa"/>
             <w:shd w:val="clear" w:color="auto" w:fill="1F4E78"/>
             <w:vAlign w:val="center"/>
           </w:tcPr>
@@ -2345,7 +2362,7 @@
         </w:tc>
         <w:tc>
           <w:tcPr>
-            <w:tcW w:w="3118" w:type="dxa"/>
+            <w:tcW w:w="7079" w:type="dxa"/>
             <w:shd w:val="clear" w:color="auto" w:fill="1F4E78"/>
             <w:vAlign w:val="center"/>
           </w:tcPr>
@@ -2371,7 +2388,7 @@
         </w:trPr>
         <w:tc>
           <w:tcPr>
-            <w:tcW w:w="3118" w:type="dxa"/>
+            <w:tcW w:w="985" w:type="dxa"/>
             <w:vAlign w:val="center"/>
           </w:tcPr>
           <w:p>
@@ -2383,14 +2400,13 @@
               <w:rPr>
                 <w:sz w:val="18"/>
               </w:rPr>
-              <w:lastRenderedPageBreak/>
               <w:t>1</w:t>
             </w:r>
           </w:p>
         </w:tc>
         <w:tc>
           <w:tcPr>
-            <w:tcW w:w="3118" w:type="dxa"/>
+            <w:tcW w:w="1275" w:type="dxa"/>
             <w:vAlign w:val="center"/>
           </w:tcPr>
           <w:p>
@@ -2409,40 +2425,19 @@
         </w:tc>
         <w:tc>
           <w:tcPr>
-            <w:tcW w:w="3118" w:type="dxa"/>
-            <w:vAlign w:val="center"/>
-          </w:tcPr>
-          <w:p>
-            <w:pPr>
-              <w:spacing w:line="360" w:lineRule="auto"/>
-            </w:pPr>
-            <w:proofErr w:type="spellStart"/>
-            <w:r>
-              <w:rPr>
-                <w:sz w:val="18"/>
-              </w:rPr>
-              <w:t>Create</w:t>
-            </w:r>
-            <w:proofErr w:type="spellEnd"/>
-            <w:r>
-              <w:rPr>
-                <w:sz w:val="18"/>
-              </w:rPr>
-              <w:t xml:space="preserve">, </w:t>
-            </w:r>
-            <w:proofErr w:type="spellStart"/>
-            <w:r>
-              <w:rPr>
-                <w:sz w:val="18"/>
-              </w:rPr>
-              <w:t>Read</w:t>
-            </w:r>
-            <w:proofErr w:type="spellEnd"/>
-            <w:r>
-              <w:rPr>
-                <w:sz w:val="18"/>
-              </w:rPr>
-              <w:t>, Update e Delete – operações básicas de cadastro, consulta, edição e exclusão.</w:t>
+            <w:tcW w:w="7079" w:type="dxa"/>
+            <w:vAlign w:val="center"/>
+          </w:tcPr>
+          <w:p>
+            <w:pPr>
+              <w:spacing w:line="360" w:lineRule="auto"/>
+              <w:jc w:val="both"/>
+            </w:pPr>
+            <w:r>
+              <w:rPr>
+                <w:sz w:val="18"/>
+              </w:rPr>
+              <w:t>Create, Read, Update e Delete – operações básicas de cadastro, consulta, edição e exclusão.</w:t>
             </w:r>
           </w:p>
         </w:tc>
@@ -2453,7 +2448,7 @@
         </w:trPr>
         <w:tc>
           <w:tcPr>
-            <w:tcW w:w="3118" w:type="dxa"/>
+            <w:tcW w:w="985" w:type="dxa"/>
             <w:vAlign w:val="center"/>
           </w:tcPr>
           <w:p>
@@ -2471,7 +2466,7 @@
         </w:tc>
         <w:tc>
           <w:tcPr>
-            <w:tcW w:w="3118" w:type="dxa"/>
+            <w:tcW w:w="1275" w:type="dxa"/>
             <w:vAlign w:val="center"/>
           </w:tcPr>
           <w:p>
@@ -2490,12 +2485,13 @@
         </w:tc>
         <w:tc>
           <w:tcPr>
-            <w:tcW w:w="3118" w:type="dxa"/>
-            <w:vAlign w:val="center"/>
-          </w:tcPr>
-          <w:p>
-            <w:pPr>
-              <w:spacing w:line="360" w:lineRule="auto"/>
+            <w:tcW w:w="7079" w:type="dxa"/>
+            <w:vAlign w:val="center"/>
+          </w:tcPr>
+          <w:p>
+            <w:pPr>
+              <w:spacing w:line="360" w:lineRule="auto"/>
+              <w:jc w:val="both"/>
             </w:pPr>
             <w:r>
               <w:rPr>
@@ -2526,7 +2522,7 @@
         </w:trPr>
         <w:tc>
           <w:tcPr>
-            <w:tcW w:w="3118" w:type="dxa"/>
+            <w:tcW w:w="985" w:type="dxa"/>
             <w:vAlign w:val="center"/>
           </w:tcPr>
           <w:p>
@@ -2544,7 +2540,7 @@
         </w:tc>
         <w:tc>
           <w:tcPr>
-            <w:tcW w:w="3118" w:type="dxa"/>
+            <w:tcW w:w="1275" w:type="dxa"/>
             <w:vAlign w:val="center"/>
           </w:tcPr>
           <w:p>
@@ -2563,12 +2559,13 @@
         </w:tc>
         <w:tc>
           <w:tcPr>
-            <w:tcW w:w="3118" w:type="dxa"/>
-            <w:vAlign w:val="center"/>
-          </w:tcPr>
-          <w:p>
-            <w:pPr>
-              <w:spacing w:line="360" w:lineRule="auto"/>
+            <w:tcW w:w="7079" w:type="dxa"/>
+            <w:vAlign w:val="center"/>
+          </w:tcPr>
+          <w:p>
+            <w:pPr>
+              <w:spacing w:line="360" w:lineRule="auto"/>
+              <w:jc w:val="both"/>
             </w:pPr>
             <w:r>
               <w:rPr>
@@ -2585,7 +2582,7 @@
         </w:trPr>
         <w:tc>
           <w:tcPr>
-            <w:tcW w:w="3118" w:type="dxa"/>
+            <w:tcW w:w="985" w:type="dxa"/>
             <w:vAlign w:val="center"/>
           </w:tcPr>
           <w:p>
@@ -2603,7 +2600,7 @@
         </w:tc>
         <w:tc>
           <w:tcPr>
-            <w:tcW w:w="3118" w:type="dxa"/>
+            <w:tcW w:w="1275" w:type="dxa"/>
             <w:vAlign w:val="center"/>
           </w:tcPr>
           <w:p>
@@ -2622,12 +2619,13 @@
         </w:tc>
         <w:tc>
           <w:tcPr>
-            <w:tcW w:w="3118" w:type="dxa"/>
-            <w:vAlign w:val="center"/>
-          </w:tcPr>
-          <w:p>
-            <w:pPr>
-              <w:spacing w:line="360" w:lineRule="auto"/>
+            <w:tcW w:w="7079" w:type="dxa"/>
+            <w:vAlign w:val="center"/>
+          </w:tcPr>
+          <w:p>
+            <w:pPr>
+              <w:spacing w:line="360" w:lineRule="auto"/>
+              <w:jc w:val="both"/>
             </w:pPr>
             <w:r>
               <w:rPr>
@@ -2647,21 +2645,7 @@
               <w:rPr>
                 <w:sz w:val="18"/>
               </w:rPr>
-              <w:t>–</w:t>
-            </w:r>
-            <w:proofErr w:type="spellStart"/>
-            <w:r>
-              <w:rPr>
-                <w:sz w:val="18"/>
-              </w:rPr>
-              <w:t>Controller</w:t>
-            </w:r>
-            <w:proofErr w:type="spellEnd"/>
-            <w:r>
-              <w:rPr>
-                <w:sz w:val="18"/>
-              </w:rPr>
-              <w:t xml:space="preserve"> – padrão arquitetural utilizado na organização da aplicação.</w:t>
+              <w:t>–Controller – padrão arquitetural utilizado na organização da aplicação.</w:t>
             </w:r>
           </w:p>
         </w:tc>
@@ -2672,7 +2656,7 @@
         </w:trPr>
         <w:tc>
           <w:tcPr>
-            <w:tcW w:w="3118" w:type="dxa"/>
+            <w:tcW w:w="985" w:type="dxa"/>
             <w:vAlign w:val="center"/>
           </w:tcPr>
           <w:p>
@@ -2690,7 +2674,7 @@
         </w:tc>
         <w:tc>
           <w:tcPr>
-            <w:tcW w:w="3118" w:type="dxa"/>
+            <w:tcW w:w="1275" w:type="dxa"/>
             <w:vAlign w:val="center"/>
           </w:tcPr>
           <w:p>
@@ -2709,12 +2693,13 @@
         </w:tc>
         <w:tc>
           <w:tcPr>
-            <w:tcW w:w="3118" w:type="dxa"/>
-            <w:vAlign w:val="center"/>
-          </w:tcPr>
-          <w:p>
-            <w:pPr>
-              <w:spacing w:line="360" w:lineRule="auto"/>
+            <w:tcW w:w="7079" w:type="dxa"/>
+            <w:vAlign w:val="center"/>
+          </w:tcPr>
+          <w:p>
+            <w:pPr>
+              <w:spacing w:line="360" w:lineRule="auto"/>
+              <w:jc w:val="both"/>
             </w:pPr>
             <w:r>
               <w:rPr>
@@ -2731,7 +2716,7 @@
         </w:trPr>
         <w:tc>
           <w:tcPr>
-            <w:tcW w:w="3118" w:type="dxa"/>
+            <w:tcW w:w="985" w:type="dxa"/>
             <w:vAlign w:val="center"/>
           </w:tcPr>
           <w:p>
@@ -2749,7 +2734,7 @@
         </w:tc>
         <w:tc>
           <w:tcPr>
-            <w:tcW w:w="3118" w:type="dxa"/>
+            <w:tcW w:w="1275" w:type="dxa"/>
             <w:vAlign w:val="center"/>
           </w:tcPr>
           <w:p>
@@ -2768,12 +2753,13 @@
         </w:tc>
         <w:tc>
           <w:tcPr>
-            <w:tcW w:w="3118" w:type="dxa"/>
-            <w:vAlign w:val="center"/>
-          </w:tcPr>
-          <w:p>
-            <w:pPr>
-              <w:spacing w:line="360" w:lineRule="auto"/>
+            <w:tcW w:w="7079" w:type="dxa"/>
+            <w:vAlign w:val="center"/>
+          </w:tcPr>
+          <w:p>
+            <w:pPr>
+              <w:spacing w:line="360" w:lineRule="auto"/>
+              <w:jc w:val="both"/>
             </w:pPr>
             <w:proofErr w:type="spellStart"/>
             <w:r>
@@ -2798,7 +2784,7 @@
         </w:trPr>
         <w:tc>
           <w:tcPr>
-            <w:tcW w:w="3118" w:type="dxa"/>
+            <w:tcW w:w="985" w:type="dxa"/>
             <w:vAlign w:val="center"/>
           </w:tcPr>
           <w:p>
@@ -2816,7 +2802,7 @@
         </w:tc>
         <w:tc>
           <w:tcPr>
-            <w:tcW w:w="3118" w:type="dxa"/>
+            <w:tcW w:w="1275" w:type="dxa"/>
             <w:vAlign w:val="center"/>
           </w:tcPr>
           <w:p>
@@ -2835,26 +2821,19 @@
         </w:tc>
         <w:tc>
           <w:tcPr>
-            <w:tcW w:w="3118" w:type="dxa"/>
-            <w:vAlign w:val="center"/>
-          </w:tcPr>
-          <w:p>
-            <w:pPr>
-              <w:spacing w:line="360" w:lineRule="auto"/>
-            </w:pPr>
-            <w:proofErr w:type="spellStart"/>
-            <w:r>
-              <w:rPr>
-                <w:sz w:val="18"/>
-              </w:rPr>
-              <w:t>User</w:t>
-            </w:r>
-            <w:proofErr w:type="spellEnd"/>
-            <w:r>
-              <w:rPr>
-                <w:sz w:val="18"/>
-              </w:rPr>
-              <w:t xml:space="preserve"> Interface – interface do usuário.</w:t>
+            <w:tcW w:w="7079" w:type="dxa"/>
+            <w:vAlign w:val="center"/>
+          </w:tcPr>
+          <w:p>
+            <w:pPr>
+              <w:spacing w:line="360" w:lineRule="auto"/>
+              <w:jc w:val="both"/>
+            </w:pPr>
+            <w:r>
+              <w:rPr>
+                <w:sz w:val="18"/>
+              </w:rPr>
+              <w:t>User Interface – interface do usuário.</w:t>
             </w:r>
           </w:p>
         </w:tc>
@@ -2865,7 +2844,7 @@
         </w:trPr>
         <w:tc>
           <w:tcPr>
-            <w:tcW w:w="3118" w:type="dxa"/>
+            <w:tcW w:w="985" w:type="dxa"/>
             <w:vAlign w:val="center"/>
           </w:tcPr>
           <w:p>
@@ -2883,7 +2862,7 @@
         </w:tc>
         <w:tc>
           <w:tcPr>
-            <w:tcW w:w="3118" w:type="dxa"/>
+            <w:tcW w:w="1275" w:type="dxa"/>
             <w:vAlign w:val="center"/>
           </w:tcPr>
           <w:p>
@@ -2902,12 +2881,13 @@
         </w:tc>
         <w:tc>
           <w:tcPr>
-            <w:tcW w:w="3118" w:type="dxa"/>
-            <w:vAlign w:val="center"/>
-          </w:tcPr>
-          <w:p>
-            <w:pPr>
-              <w:spacing w:line="360" w:lineRule="auto"/>
+            <w:tcW w:w="7079" w:type="dxa"/>
+            <w:vAlign w:val="center"/>
+          </w:tcPr>
+          <w:p>
+            <w:pPr>
+              <w:spacing w:line="360" w:lineRule="auto"/>
+              <w:jc w:val="both"/>
             </w:pPr>
             <w:r>
               <w:rPr>
@@ -3022,9 +3002,9 @@
           <w:noProof/>
         </w:rPr>
         <w:drawing>
-          <wp:inline distT="0" distB="0" distL="0" distR="0" wp14:anchorId="5062CDF4" wp14:editId="7983EFD7">
-            <wp:extent cx="5580000" cy="648611"/>
-            <wp:effectExtent l="0" t="0" r="0" b="0"/>
+          <wp:inline distT="0" distB="0" distL="0" distR="0" wp14:anchorId="5062CDF4" wp14:editId="5920D76A">
+            <wp:extent cx="5577626" cy="1290918"/>
+            <wp:effectExtent l="0" t="0" r="4445" b="5080"/>
             <wp:docPr id="1" name="Picture 1"/>
             <wp:cNvGraphicFramePr>
               <a:graphicFrameLocks xmlns:a="http://schemas.openxmlformats.org/drawingml/2006/main" noChangeAspect="1"/>
@@ -3037,7 +3017,7 @@
                     <pic:cNvPicPr/>
                   </pic:nvPicPr>
                   <pic:blipFill>
-                    <a:blip r:embed="rId7"/>
+                    <a:blip r:embed="rId8"/>
                     <a:stretch>
                       <a:fillRect/>
                     </a:stretch>
@@ -3045,7 +3025,7 @@
                   <pic:spPr>
                     <a:xfrm>
                       <a:off x="0" y="0"/>
-                      <a:ext cx="5580000" cy="648611"/>
+                      <a:ext cx="5614818" cy="1299526"/>
                     </a:xfrm>
                     <a:prstGeom prst="rect">
                       <a:avLst/>
@@ -3062,13 +3042,32 @@
       <w:pPr>
         <w:spacing w:after="80" w:line="360" w:lineRule="auto"/>
         <w:jc w:val="center"/>
-      </w:pPr>
-      <w:r>
         <w:rPr>
           <w:i/>
           <w:sz w:val="18"/>
         </w:rPr>
+      </w:pPr>
+      <w:r>
+        <w:rPr>
+          <w:i/>
+          <w:sz w:val="18"/>
+        </w:rPr>
         <w:t>Figura 1 – Diagrama de contexto da Biblioteca Geek. Fonte: elaborado pela equipe (2026).</w:t>
+      </w:r>
+    </w:p>
+    <w:p>
+      <w:pPr>
+        <w:rPr>
+          <w:i/>
+          <w:sz w:val="18"/>
+        </w:rPr>
+      </w:pPr>
+      <w:r>
+        <w:rPr>
+          <w:i/>
+          <w:sz w:val="18"/>
+        </w:rPr>
+        <w:br w:type="page"/>
       </w:r>
     </w:p>
     <w:p>
@@ -3106,9 +3105,9 @@
         <w:tblLook w:val="04A0" w:firstRow="1" w:lastRow="0" w:firstColumn="1" w:lastColumn="0" w:noHBand="0" w:noVBand="1"/>
       </w:tblPr>
       <w:tblGrid>
-        <w:gridCol w:w="3112"/>
-        <w:gridCol w:w="3113"/>
-        <w:gridCol w:w="3114"/>
+        <w:gridCol w:w="843"/>
+        <w:gridCol w:w="2835"/>
+        <w:gridCol w:w="5661"/>
       </w:tblGrid>
       <w:tr>
         <w:trPr>
@@ -3116,7 +3115,7 @@
         </w:trPr>
         <w:tc>
           <w:tcPr>
-            <w:tcW w:w="3118" w:type="dxa"/>
+            <w:tcW w:w="843" w:type="dxa"/>
             <w:shd w:val="clear" w:color="auto" w:fill="1F4E78"/>
             <w:vAlign w:val="center"/>
           </w:tcPr>
@@ -3137,7 +3136,7 @@
         </w:tc>
         <w:tc>
           <w:tcPr>
-            <w:tcW w:w="3118" w:type="dxa"/>
+            <w:tcW w:w="2835" w:type="dxa"/>
             <w:shd w:val="clear" w:color="auto" w:fill="1F4E78"/>
             <w:vAlign w:val="center"/>
           </w:tcPr>
@@ -3158,7 +3157,7 @@
         </w:tc>
         <w:tc>
           <w:tcPr>
-            <w:tcW w:w="3118" w:type="dxa"/>
+            <w:tcW w:w="5661" w:type="dxa"/>
             <w:shd w:val="clear" w:color="auto" w:fill="1F4E78"/>
             <w:vAlign w:val="center"/>
           </w:tcPr>
@@ -3184,7 +3183,7 @@
         </w:trPr>
         <w:tc>
           <w:tcPr>
-            <w:tcW w:w="3118" w:type="dxa"/>
+            <w:tcW w:w="843" w:type="dxa"/>
             <w:vAlign w:val="center"/>
           </w:tcPr>
           <w:p>
@@ -3202,7 +3201,7 @@
         </w:tc>
         <w:tc>
           <w:tcPr>
-            <w:tcW w:w="3118" w:type="dxa"/>
+            <w:tcW w:w="2835" w:type="dxa"/>
             <w:vAlign w:val="center"/>
           </w:tcPr>
           <w:p>
@@ -3220,7 +3219,7 @@
         </w:tc>
         <w:tc>
           <w:tcPr>
-            <w:tcW w:w="3118" w:type="dxa"/>
+            <w:tcW w:w="5661" w:type="dxa"/>
             <w:vAlign w:val="center"/>
           </w:tcPr>
           <w:p>
@@ -3242,7 +3241,7 @@
         </w:trPr>
         <w:tc>
           <w:tcPr>
-            <w:tcW w:w="3118" w:type="dxa"/>
+            <w:tcW w:w="843" w:type="dxa"/>
             <w:vAlign w:val="center"/>
           </w:tcPr>
           <w:p>
@@ -3260,7 +3259,7 @@
         </w:tc>
         <w:tc>
           <w:tcPr>
-            <w:tcW w:w="3118" w:type="dxa"/>
+            <w:tcW w:w="2835" w:type="dxa"/>
             <w:vAlign w:val="center"/>
           </w:tcPr>
           <w:p>
@@ -3278,7 +3277,7 @@
         </w:tc>
         <w:tc>
           <w:tcPr>
-            <w:tcW w:w="3118" w:type="dxa"/>
+            <w:tcW w:w="5661" w:type="dxa"/>
             <w:vAlign w:val="center"/>
           </w:tcPr>
           <w:p>
@@ -3300,7 +3299,7 @@
         </w:trPr>
         <w:tc>
           <w:tcPr>
-            <w:tcW w:w="3118" w:type="dxa"/>
+            <w:tcW w:w="843" w:type="dxa"/>
             <w:vAlign w:val="center"/>
           </w:tcPr>
           <w:p>
@@ -3318,7 +3317,7 @@
         </w:tc>
         <w:tc>
           <w:tcPr>
-            <w:tcW w:w="3118" w:type="dxa"/>
+            <w:tcW w:w="2835" w:type="dxa"/>
             <w:vAlign w:val="center"/>
           </w:tcPr>
           <w:p>
@@ -3336,7 +3335,7 @@
         </w:tc>
         <w:tc>
           <w:tcPr>
-            <w:tcW w:w="3118" w:type="dxa"/>
+            <w:tcW w:w="5661" w:type="dxa"/>
             <w:vAlign w:val="center"/>
           </w:tcPr>
           <w:p>
@@ -3358,7 +3357,7 @@
         </w:trPr>
         <w:tc>
           <w:tcPr>
-            <w:tcW w:w="3118" w:type="dxa"/>
+            <w:tcW w:w="843" w:type="dxa"/>
             <w:vAlign w:val="center"/>
           </w:tcPr>
           <w:p>
@@ -3376,7 +3375,7 @@
         </w:tc>
         <w:tc>
           <w:tcPr>
-            <w:tcW w:w="3118" w:type="dxa"/>
+            <w:tcW w:w="2835" w:type="dxa"/>
             <w:vAlign w:val="center"/>
           </w:tcPr>
           <w:p>
@@ -3394,7 +3393,7 @@
         </w:tc>
         <w:tc>
           <w:tcPr>
-            <w:tcW w:w="3118" w:type="dxa"/>
+            <w:tcW w:w="5661" w:type="dxa"/>
             <w:vAlign w:val="center"/>
           </w:tcPr>
           <w:p>
@@ -3483,8 +3482,8 @@
         <w:tblLook w:val="04A0" w:firstRow="1" w:lastRow="0" w:firstColumn="1" w:lastColumn="0" w:noHBand="0" w:noVBand="1"/>
       </w:tblPr>
       <w:tblGrid>
-        <w:gridCol w:w="4669"/>
-        <w:gridCol w:w="4670"/>
+        <w:gridCol w:w="1552"/>
+        <w:gridCol w:w="7787"/>
       </w:tblGrid>
       <w:tr>
         <w:trPr>
@@ -3492,7 +3491,7 @@
         </w:trPr>
         <w:tc>
           <w:tcPr>
-            <w:tcW w:w="4677" w:type="dxa"/>
+            <w:tcW w:w="1552" w:type="dxa"/>
             <w:vAlign w:val="center"/>
           </w:tcPr>
           <w:p>
@@ -3510,7 +3509,7 @@
         </w:tc>
         <w:tc>
           <w:tcPr>
-            <w:tcW w:w="4677" w:type="dxa"/>
+            <w:tcW w:w="7787" w:type="dxa"/>
             <w:vAlign w:val="center"/>
           </w:tcPr>
           <w:p>
@@ -3532,7 +3531,7 @@
         </w:trPr>
         <w:tc>
           <w:tcPr>
-            <w:tcW w:w="4677" w:type="dxa"/>
+            <w:tcW w:w="1552" w:type="dxa"/>
             <w:vAlign w:val="center"/>
           </w:tcPr>
           <w:p>
@@ -3550,7 +3549,7 @@
         </w:tc>
         <w:tc>
           <w:tcPr>
-            <w:tcW w:w="4677" w:type="dxa"/>
+            <w:tcW w:w="7787" w:type="dxa"/>
             <w:vAlign w:val="center"/>
           </w:tcPr>
           <w:p>
@@ -3572,7 +3571,7 @@
         </w:trPr>
         <w:tc>
           <w:tcPr>
-            <w:tcW w:w="4677" w:type="dxa"/>
+            <w:tcW w:w="1552" w:type="dxa"/>
             <w:vAlign w:val="center"/>
           </w:tcPr>
           <w:p>
@@ -3590,7 +3589,7 @@
         </w:tc>
         <w:tc>
           <w:tcPr>
-            <w:tcW w:w="4677" w:type="dxa"/>
+            <w:tcW w:w="7787" w:type="dxa"/>
             <w:vAlign w:val="center"/>
           </w:tcPr>
           <w:p>
@@ -3632,9 +3631,9 @@
         <w:tblLook w:val="04A0" w:firstRow="1" w:lastRow="0" w:firstColumn="1" w:lastColumn="0" w:noHBand="0" w:noVBand="1"/>
       </w:tblPr>
       <w:tblGrid>
-        <w:gridCol w:w="3111"/>
-        <w:gridCol w:w="3114"/>
-        <w:gridCol w:w="3114"/>
+        <w:gridCol w:w="1126"/>
+        <w:gridCol w:w="6237"/>
+        <w:gridCol w:w="1976"/>
       </w:tblGrid>
       <w:tr>
         <w:trPr>
@@ -3643,7 +3642,7 @@
         </w:trPr>
         <w:tc>
           <w:tcPr>
-            <w:tcW w:w="3118" w:type="dxa"/>
+            <w:tcW w:w="1126" w:type="dxa"/>
             <w:shd w:val="clear" w:color="auto" w:fill="1F4E78"/>
             <w:vAlign w:val="center"/>
           </w:tcPr>
@@ -3664,7 +3663,7 @@
         </w:tc>
         <w:tc>
           <w:tcPr>
-            <w:tcW w:w="3118" w:type="dxa"/>
+            <w:tcW w:w="6237" w:type="dxa"/>
             <w:shd w:val="clear" w:color="auto" w:fill="1F4E78"/>
             <w:vAlign w:val="center"/>
           </w:tcPr>
@@ -3685,7 +3684,7 @@
         </w:tc>
         <w:tc>
           <w:tcPr>
-            <w:tcW w:w="3118" w:type="dxa"/>
+            <w:tcW w:w="1976" w:type="dxa"/>
             <w:shd w:val="clear" w:color="auto" w:fill="1F4E78"/>
             <w:vAlign w:val="center"/>
           </w:tcPr>
@@ -3711,7 +3710,7 @@
         </w:trPr>
         <w:tc>
           <w:tcPr>
-            <w:tcW w:w="3118" w:type="dxa"/>
+            <w:tcW w:w="1126" w:type="dxa"/>
             <w:vAlign w:val="center"/>
           </w:tcPr>
           <w:p>
@@ -3730,7 +3729,7 @@
         </w:tc>
         <w:tc>
           <w:tcPr>
-            <w:tcW w:w="3118" w:type="dxa"/>
+            <w:tcW w:w="6237" w:type="dxa"/>
             <w:vAlign w:val="center"/>
           </w:tcPr>
           <w:p>
@@ -3747,7 +3746,7 @@
         </w:tc>
         <w:tc>
           <w:tcPr>
-            <w:tcW w:w="3118" w:type="dxa"/>
+            <w:tcW w:w="1976" w:type="dxa"/>
             <w:vAlign w:val="center"/>
           </w:tcPr>
           <w:p>
@@ -3770,7 +3769,7 @@
         </w:trPr>
         <w:tc>
           <w:tcPr>
-            <w:tcW w:w="3118" w:type="dxa"/>
+            <w:tcW w:w="1126" w:type="dxa"/>
             <w:vAlign w:val="center"/>
           </w:tcPr>
           <w:p>
@@ -3783,14 +3782,13 @@
                 <w:b/>
                 <w:sz w:val="18"/>
               </w:rPr>
-              <w:lastRenderedPageBreak/>
               <w:t>RF02</w:t>
             </w:r>
           </w:p>
         </w:tc>
         <w:tc>
           <w:tcPr>
-            <w:tcW w:w="3118" w:type="dxa"/>
+            <w:tcW w:w="6237" w:type="dxa"/>
             <w:vAlign w:val="center"/>
           </w:tcPr>
           <w:p>
@@ -3807,7 +3805,7 @@
         </w:tc>
         <w:tc>
           <w:tcPr>
-            <w:tcW w:w="3118" w:type="dxa"/>
+            <w:tcW w:w="1976" w:type="dxa"/>
             <w:vAlign w:val="center"/>
           </w:tcPr>
           <w:p>
@@ -3830,7 +3828,7 @@
         </w:trPr>
         <w:tc>
           <w:tcPr>
-            <w:tcW w:w="3118" w:type="dxa"/>
+            <w:tcW w:w="1126" w:type="dxa"/>
             <w:vAlign w:val="center"/>
           </w:tcPr>
           <w:p>
@@ -3849,7 +3847,7 @@
         </w:tc>
         <w:tc>
           <w:tcPr>
-            <w:tcW w:w="3118" w:type="dxa"/>
+            <w:tcW w:w="6237" w:type="dxa"/>
             <w:vAlign w:val="center"/>
           </w:tcPr>
           <w:p>
@@ -3866,7 +3864,7 @@
         </w:tc>
         <w:tc>
           <w:tcPr>
-            <w:tcW w:w="3118" w:type="dxa"/>
+            <w:tcW w:w="1976" w:type="dxa"/>
             <w:vAlign w:val="center"/>
           </w:tcPr>
           <w:p>
@@ -3889,7 +3887,7 @@
         </w:trPr>
         <w:tc>
           <w:tcPr>
-            <w:tcW w:w="3118" w:type="dxa"/>
+            <w:tcW w:w="1126" w:type="dxa"/>
             <w:vAlign w:val="center"/>
           </w:tcPr>
           <w:p>
@@ -3908,7 +3906,7 @@
         </w:tc>
         <w:tc>
           <w:tcPr>
-            <w:tcW w:w="3118" w:type="dxa"/>
+            <w:tcW w:w="6237" w:type="dxa"/>
             <w:vAlign w:val="center"/>
           </w:tcPr>
           <w:p>
@@ -3925,7 +3923,7 @@
         </w:tc>
         <w:tc>
           <w:tcPr>
-            <w:tcW w:w="3118" w:type="dxa"/>
+            <w:tcW w:w="1976" w:type="dxa"/>
             <w:vAlign w:val="center"/>
           </w:tcPr>
           <w:p>
@@ -3948,7 +3946,7 @@
         </w:trPr>
         <w:tc>
           <w:tcPr>
-            <w:tcW w:w="3118" w:type="dxa"/>
+            <w:tcW w:w="1126" w:type="dxa"/>
             <w:vAlign w:val="center"/>
           </w:tcPr>
           <w:p>
@@ -3967,7 +3965,7 @@
         </w:tc>
         <w:tc>
           <w:tcPr>
-            <w:tcW w:w="3118" w:type="dxa"/>
+            <w:tcW w:w="6237" w:type="dxa"/>
             <w:vAlign w:val="center"/>
           </w:tcPr>
           <w:p>
@@ -3984,7 +3982,7 @@
         </w:tc>
         <w:tc>
           <w:tcPr>
-            <w:tcW w:w="3118" w:type="dxa"/>
+            <w:tcW w:w="1976" w:type="dxa"/>
             <w:vAlign w:val="center"/>
           </w:tcPr>
           <w:p>
@@ -4007,7 +4005,7 @@
         </w:trPr>
         <w:tc>
           <w:tcPr>
-            <w:tcW w:w="3118" w:type="dxa"/>
+            <w:tcW w:w="1126" w:type="dxa"/>
             <w:vAlign w:val="center"/>
           </w:tcPr>
           <w:p>
@@ -4026,7 +4024,7 @@
         </w:tc>
         <w:tc>
           <w:tcPr>
-            <w:tcW w:w="3118" w:type="dxa"/>
+            <w:tcW w:w="6237" w:type="dxa"/>
             <w:vAlign w:val="center"/>
           </w:tcPr>
           <w:p>
@@ -4043,7 +4041,7 @@
         </w:tc>
         <w:tc>
           <w:tcPr>
-            <w:tcW w:w="3118" w:type="dxa"/>
+            <w:tcW w:w="1976" w:type="dxa"/>
             <w:vAlign w:val="center"/>
           </w:tcPr>
           <w:p>
@@ -4066,7 +4064,7 @@
         </w:trPr>
         <w:tc>
           <w:tcPr>
-            <w:tcW w:w="3118" w:type="dxa"/>
+            <w:tcW w:w="1126" w:type="dxa"/>
             <w:vAlign w:val="center"/>
           </w:tcPr>
           <w:p>
@@ -4085,7 +4083,7 @@
         </w:tc>
         <w:tc>
           <w:tcPr>
-            <w:tcW w:w="3118" w:type="dxa"/>
+            <w:tcW w:w="6237" w:type="dxa"/>
             <w:vAlign w:val="center"/>
           </w:tcPr>
           <w:p>
@@ -4102,7 +4100,7 @@
         </w:tc>
         <w:tc>
           <w:tcPr>
-            <w:tcW w:w="3118" w:type="dxa"/>
+            <w:tcW w:w="1976" w:type="dxa"/>
             <w:vAlign w:val="center"/>
           </w:tcPr>
           <w:p>
@@ -4125,7 +4123,7 @@
         </w:trPr>
         <w:tc>
           <w:tcPr>
-            <w:tcW w:w="3118" w:type="dxa"/>
+            <w:tcW w:w="1126" w:type="dxa"/>
             <w:vAlign w:val="center"/>
           </w:tcPr>
           <w:p>
@@ -4144,7 +4142,7 @@
         </w:tc>
         <w:tc>
           <w:tcPr>
-            <w:tcW w:w="3118" w:type="dxa"/>
+            <w:tcW w:w="6237" w:type="dxa"/>
             <w:vAlign w:val="center"/>
           </w:tcPr>
           <w:p>
@@ -4161,7 +4159,7 @@
         </w:tc>
         <w:tc>
           <w:tcPr>
-            <w:tcW w:w="3118" w:type="dxa"/>
+            <w:tcW w:w="1976" w:type="dxa"/>
             <w:vAlign w:val="center"/>
           </w:tcPr>
           <w:p>
@@ -4184,7 +4182,7 @@
         </w:trPr>
         <w:tc>
           <w:tcPr>
-            <w:tcW w:w="3118" w:type="dxa"/>
+            <w:tcW w:w="1126" w:type="dxa"/>
             <w:vAlign w:val="center"/>
           </w:tcPr>
           <w:p>
@@ -4203,7 +4201,7 @@
         </w:tc>
         <w:tc>
           <w:tcPr>
-            <w:tcW w:w="3118" w:type="dxa"/>
+            <w:tcW w:w="6237" w:type="dxa"/>
             <w:vAlign w:val="center"/>
           </w:tcPr>
           <w:p>
@@ -4220,7 +4218,7 @@
         </w:tc>
         <w:tc>
           <w:tcPr>
-            <w:tcW w:w="3118" w:type="dxa"/>
+            <w:tcW w:w="1976" w:type="dxa"/>
             <w:vAlign w:val="center"/>
           </w:tcPr>
           <w:p>
@@ -4243,7 +4241,7 @@
         </w:trPr>
         <w:tc>
           <w:tcPr>
-            <w:tcW w:w="3118" w:type="dxa"/>
+            <w:tcW w:w="1126" w:type="dxa"/>
             <w:vAlign w:val="center"/>
           </w:tcPr>
           <w:p>
@@ -4262,7 +4260,7 @@
         </w:tc>
         <w:tc>
           <w:tcPr>
-            <w:tcW w:w="3118" w:type="dxa"/>
+            <w:tcW w:w="6237" w:type="dxa"/>
             <w:vAlign w:val="center"/>
           </w:tcPr>
           <w:p>
@@ -4279,7 +4277,7 @@
         </w:tc>
         <w:tc>
           <w:tcPr>
-            <w:tcW w:w="3118" w:type="dxa"/>
+            <w:tcW w:w="1976" w:type="dxa"/>
             <w:vAlign w:val="center"/>
           </w:tcPr>
           <w:p>
@@ -4302,7 +4300,7 @@
         </w:trPr>
         <w:tc>
           <w:tcPr>
-            <w:tcW w:w="3118" w:type="dxa"/>
+            <w:tcW w:w="1126" w:type="dxa"/>
             <w:vAlign w:val="center"/>
           </w:tcPr>
           <w:p>
@@ -4321,7 +4319,7 @@
         </w:tc>
         <w:tc>
           <w:tcPr>
-            <w:tcW w:w="3118" w:type="dxa"/>
+            <w:tcW w:w="6237" w:type="dxa"/>
             <w:vAlign w:val="center"/>
           </w:tcPr>
           <w:p>
@@ -4338,7 +4336,7 @@
         </w:tc>
         <w:tc>
           <w:tcPr>
-            <w:tcW w:w="3118" w:type="dxa"/>
+            <w:tcW w:w="1976" w:type="dxa"/>
             <w:vAlign w:val="center"/>
           </w:tcPr>
           <w:p>
@@ -4361,7 +4359,7 @@
         </w:trPr>
         <w:tc>
           <w:tcPr>
-            <w:tcW w:w="3118" w:type="dxa"/>
+            <w:tcW w:w="1126" w:type="dxa"/>
             <w:vAlign w:val="center"/>
           </w:tcPr>
           <w:p>
@@ -4380,7 +4378,7 @@
         </w:tc>
         <w:tc>
           <w:tcPr>
-            <w:tcW w:w="3118" w:type="dxa"/>
+            <w:tcW w:w="6237" w:type="dxa"/>
             <w:vAlign w:val="center"/>
           </w:tcPr>
           <w:p>
@@ -4397,7 +4395,7 @@
         </w:tc>
         <w:tc>
           <w:tcPr>
-            <w:tcW w:w="3118" w:type="dxa"/>
+            <w:tcW w:w="1976" w:type="dxa"/>
             <w:vAlign w:val="center"/>
           </w:tcPr>
           <w:p>
@@ -4420,7 +4418,7 @@
         </w:trPr>
         <w:tc>
           <w:tcPr>
-            <w:tcW w:w="3118" w:type="dxa"/>
+            <w:tcW w:w="1126" w:type="dxa"/>
             <w:vAlign w:val="center"/>
           </w:tcPr>
           <w:p>
@@ -4433,13 +4431,14 @@
                 <w:b/>
                 <w:sz w:val="18"/>
               </w:rPr>
+              <w:lastRenderedPageBreak/>
               <w:t>RF13</w:t>
             </w:r>
           </w:p>
         </w:tc>
         <w:tc>
           <w:tcPr>
-            <w:tcW w:w="3118" w:type="dxa"/>
+            <w:tcW w:w="6237" w:type="dxa"/>
             <w:vAlign w:val="center"/>
           </w:tcPr>
           <w:p>
@@ -4456,7 +4455,7 @@
         </w:tc>
         <w:tc>
           <w:tcPr>
-            <w:tcW w:w="3118" w:type="dxa"/>
+            <w:tcW w:w="1976" w:type="dxa"/>
             <w:vAlign w:val="center"/>
           </w:tcPr>
           <w:p>
@@ -4479,7 +4478,7 @@
         </w:trPr>
         <w:tc>
           <w:tcPr>
-            <w:tcW w:w="3118" w:type="dxa"/>
+            <w:tcW w:w="1126" w:type="dxa"/>
             <w:vAlign w:val="center"/>
           </w:tcPr>
           <w:p>
@@ -4498,7 +4497,7 @@
         </w:tc>
         <w:tc>
           <w:tcPr>
-            <w:tcW w:w="3118" w:type="dxa"/>
+            <w:tcW w:w="6237" w:type="dxa"/>
             <w:vAlign w:val="center"/>
           </w:tcPr>
           <w:p>
@@ -4515,7 +4514,7 @@
         </w:tc>
         <w:tc>
           <w:tcPr>
-            <w:tcW w:w="3118" w:type="dxa"/>
+            <w:tcW w:w="1976" w:type="dxa"/>
             <w:vAlign w:val="center"/>
           </w:tcPr>
           <w:p>
@@ -4538,7 +4537,7 @@
         </w:trPr>
         <w:tc>
           <w:tcPr>
-            <w:tcW w:w="3118" w:type="dxa"/>
+            <w:tcW w:w="1126" w:type="dxa"/>
             <w:vAlign w:val="center"/>
           </w:tcPr>
           <w:p>
@@ -4557,7 +4556,7 @@
         </w:tc>
         <w:tc>
           <w:tcPr>
-            <w:tcW w:w="3118" w:type="dxa"/>
+            <w:tcW w:w="6237" w:type="dxa"/>
             <w:vAlign w:val="center"/>
           </w:tcPr>
           <w:p>
@@ -4574,7 +4573,7 @@
         </w:tc>
         <w:tc>
           <w:tcPr>
-            <w:tcW w:w="3118" w:type="dxa"/>
+            <w:tcW w:w="1976" w:type="dxa"/>
             <w:vAlign w:val="center"/>
           </w:tcPr>
           <w:p>
@@ -4597,7 +4596,7 @@
         </w:trPr>
         <w:tc>
           <w:tcPr>
-            <w:tcW w:w="3118" w:type="dxa"/>
+            <w:tcW w:w="1126" w:type="dxa"/>
             <w:vAlign w:val="center"/>
           </w:tcPr>
           <w:p>
@@ -4616,7 +4615,7 @@
         </w:tc>
         <w:tc>
           <w:tcPr>
-            <w:tcW w:w="3118" w:type="dxa"/>
+            <w:tcW w:w="6237" w:type="dxa"/>
             <w:vAlign w:val="center"/>
           </w:tcPr>
           <w:p>
@@ -4633,7 +4632,7 @@
         </w:tc>
         <w:tc>
           <w:tcPr>
-            <w:tcW w:w="3118" w:type="dxa"/>
+            <w:tcW w:w="1976" w:type="dxa"/>
             <w:vAlign w:val="center"/>
           </w:tcPr>
           <w:p>
@@ -4658,7 +4657,6 @@
         <w:jc w:val="left"/>
       </w:pPr>
       <w:r>
-        <w:lastRenderedPageBreak/>
         <w:t>3.3.1 Diagrama de casos de uso</w:t>
       </w:r>
     </w:p>
@@ -4687,7 +4685,7 @@
                     <pic:cNvPicPr/>
                   </pic:nvPicPr>
                   <pic:blipFill>
-                    <a:blip r:embed="rId8"/>
+                    <a:blip r:embed="rId9"/>
                     <a:stretch>
                       <a:fillRect/>
                     </a:stretch>
@@ -4728,6 +4726,7 @@
         <w:jc w:val="left"/>
       </w:pPr>
       <w:r>
+        <w:lastRenderedPageBreak/>
         <w:t>3.3.2 Casos de Uso: Operador da Biblioteca</w:t>
       </w:r>
     </w:p>
@@ -4808,7 +4807,1523 @@
         <w:rPr>
           <w:b/>
         </w:rPr>
+        <w:t>Fluxo principal:</w:t>
+      </w:r>
+    </w:p>
+    <w:tbl>
+      <w:tblPr>
+        <w:tblW w:w="0" w:type="auto"/>
+        <w:jc w:val="center"/>
+        <w:tblBorders>
+          <w:top w:val="single" w:sz="6" w:space="0" w:color="777777"/>
+          <w:left w:val="single" w:sz="6" w:space="0" w:color="777777"/>
+          <w:bottom w:val="single" w:sz="6" w:space="0" w:color="777777"/>
+          <w:right w:val="single" w:sz="6" w:space="0" w:color="777777"/>
+          <w:insideH w:val="single" w:sz="6" w:space="0" w:color="777777"/>
+          <w:insideV w:val="single" w:sz="6" w:space="0" w:color="777777"/>
+        </w:tblBorders>
+        <w:tblLook w:val="04A0" w:firstRow="1" w:lastRow="0" w:firstColumn="1" w:lastColumn="0" w:noHBand="0" w:noVBand="1"/>
+      </w:tblPr>
+      <w:tblGrid>
+        <w:gridCol w:w="3536"/>
+        <w:gridCol w:w="5803"/>
+      </w:tblGrid>
+      <w:tr>
+        <w:trPr>
+          <w:tblHeader/>
+          <w:jc w:val="center"/>
+        </w:trPr>
+        <w:tc>
+          <w:tcPr>
+            <w:tcW w:w="3536" w:type="dxa"/>
+            <w:shd w:val="clear" w:color="auto" w:fill="5B9BD5"/>
+            <w:vAlign w:val="center"/>
+          </w:tcPr>
+          <w:p>
+            <w:pPr>
+              <w:spacing w:line="360" w:lineRule="auto"/>
+              <w:jc w:val="center"/>
+            </w:pPr>
+            <w:r>
+              <w:rPr>
+                <w:b/>
+                <w:color w:val="FFFFFF"/>
+                <w:sz w:val="18"/>
+              </w:rPr>
+              <w:t>Ações do Ator</w:t>
+            </w:r>
+          </w:p>
+        </w:tc>
+        <w:tc>
+          <w:tcPr>
+            <w:tcW w:w="5803" w:type="dxa"/>
+            <w:shd w:val="clear" w:color="auto" w:fill="5B9BD5"/>
+            <w:vAlign w:val="center"/>
+          </w:tcPr>
+          <w:p>
+            <w:pPr>
+              <w:spacing w:line="360" w:lineRule="auto"/>
+              <w:jc w:val="center"/>
+            </w:pPr>
+            <w:r>
+              <w:rPr>
+                <w:b/>
+                <w:color w:val="FFFFFF"/>
+                <w:sz w:val="18"/>
+              </w:rPr>
+              <w:t>Ações do Sistema</w:t>
+            </w:r>
+          </w:p>
+        </w:tc>
+      </w:tr>
+      <w:tr>
+        <w:trPr>
+          <w:jc w:val="center"/>
+        </w:trPr>
+        <w:tc>
+          <w:tcPr>
+            <w:tcW w:w="3536" w:type="dxa"/>
+            <w:vAlign w:val="center"/>
+          </w:tcPr>
+          <w:p>
+            <w:pPr>
+              <w:spacing w:line="360" w:lineRule="auto"/>
+            </w:pPr>
+            <w:r>
+              <w:rPr>
+                <w:sz w:val="18"/>
+              </w:rPr>
+              <w:t>1. Acessa a opção Autores.</w:t>
+            </w:r>
+          </w:p>
+        </w:tc>
+        <w:tc>
+          <w:tcPr>
+            <w:tcW w:w="5803" w:type="dxa"/>
+            <w:vAlign w:val="center"/>
+          </w:tcPr>
+          <w:p>
+            <w:pPr>
+              <w:spacing w:line="360" w:lineRule="auto"/>
+            </w:pPr>
+            <w:r>
+              <w:rPr>
+                <w:sz w:val="18"/>
+              </w:rPr>
+              <w:t>2. Exibe a listagem de autores.</w:t>
+            </w:r>
+          </w:p>
+        </w:tc>
+      </w:tr>
+      <w:tr>
+        <w:trPr>
+          <w:jc w:val="center"/>
+        </w:trPr>
+        <w:tc>
+          <w:tcPr>
+            <w:tcW w:w="3536" w:type="dxa"/>
+            <w:vAlign w:val="center"/>
+          </w:tcPr>
+          <w:p>
+            <w:pPr>
+              <w:spacing w:line="360" w:lineRule="auto"/>
+            </w:pPr>
+            <w:r>
+              <w:rPr>
+                <w:sz w:val="18"/>
+              </w:rPr>
+              <w:t>3. Solicita novo cadastro ou edição.</w:t>
+            </w:r>
+          </w:p>
+        </w:tc>
+        <w:tc>
+          <w:tcPr>
+            <w:tcW w:w="5803" w:type="dxa"/>
+            <w:vAlign w:val="center"/>
+          </w:tcPr>
+          <w:p>
+            <w:pPr>
+              <w:spacing w:line="360" w:lineRule="auto"/>
+            </w:pPr>
+            <w:r>
+              <w:rPr>
+                <w:sz w:val="18"/>
+              </w:rPr>
+              <w:t>4. Exibe o formulário.</w:t>
+            </w:r>
+          </w:p>
+        </w:tc>
+      </w:tr>
+      <w:tr>
+        <w:trPr>
+          <w:jc w:val="center"/>
+        </w:trPr>
+        <w:tc>
+          <w:tcPr>
+            <w:tcW w:w="3536" w:type="dxa"/>
+            <w:vAlign w:val="center"/>
+          </w:tcPr>
+          <w:p>
+            <w:pPr>
+              <w:spacing w:line="360" w:lineRule="auto"/>
+            </w:pPr>
+            <w:r>
+              <w:rPr>
+                <w:sz w:val="18"/>
+              </w:rPr>
+              <w:t>5. Informa os dados e confirma.</w:t>
+            </w:r>
+          </w:p>
+        </w:tc>
+        <w:tc>
+          <w:tcPr>
+            <w:tcW w:w="5803" w:type="dxa"/>
+            <w:vAlign w:val="center"/>
+          </w:tcPr>
+          <w:p>
+            <w:pPr>
+              <w:spacing w:line="360" w:lineRule="auto"/>
+            </w:pPr>
+            <w:r>
+              <w:rPr>
+                <w:sz w:val="18"/>
+              </w:rPr>
+              <w:t xml:space="preserve">6. </w:t>
+            </w:r>
+            <w:proofErr w:type="spellStart"/>
+            <w:r>
+              <w:rPr>
+                <w:sz w:val="18"/>
+              </w:rPr>
+              <w:t>Valida</w:t>
+            </w:r>
+            <w:proofErr w:type="spellEnd"/>
+            <w:r>
+              <w:rPr>
+                <w:sz w:val="18"/>
+              </w:rPr>
+              <w:t xml:space="preserve"> e salva os dados, exibindo mensagem de sucesso.</w:t>
+            </w:r>
+          </w:p>
+        </w:tc>
+      </w:tr>
+    </w:tbl>
+    <w:p>
+      <w:pPr>
+        <w:spacing w:line="360" w:lineRule="auto"/>
+      </w:pPr>
+      <w:r>
+        <w:rPr>
+          <w:b/>
+        </w:rPr>
+        <w:t>Fluxos alternativos / exceções:</w:t>
+      </w:r>
+    </w:p>
+    <w:p>
+      <w:pPr>
+        <w:pStyle w:val="Commarcadores"/>
+        <w:spacing w:after="40" w:line="360" w:lineRule="auto"/>
+      </w:pPr>
+      <w:r>
+        <w:rPr>
+          <w:i w:val="0"/>
+          <w:color w:val="000000"/>
+          <w:sz w:val="22"/>
+        </w:rPr>
+        <w:t>Dados inválidos: o sistema mantém o formulário e apresenta as validações.</w:t>
+      </w:r>
+    </w:p>
+    <w:p>
+      <w:pPr>
+        <w:pStyle w:val="Commarcadores"/>
+        <w:spacing w:after="40" w:line="360" w:lineRule="auto"/>
+      </w:pPr>
+      <w:r>
+        <w:rPr>
+          <w:i w:val="0"/>
+          <w:color w:val="000000"/>
+          <w:sz w:val="22"/>
+        </w:rPr>
+        <w:t>Exclusão impedida por relacionamento: a operação deve ser tratada sem corromper a integridade dos dados.</w:t>
+      </w:r>
+    </w:p>
+    <w:p>
+      <w:pPr>
+        <w:pStyle w:val="Ttulo3"/>
+        <w:spacing w:line="360" w:lineRule="auto"/>
+      </w:pPr>
+      <w:r>
+        <w:t>3.3.2.2 [UC 02] – Gerenciar Editoras</w:t>
+      </w:r>
+    </w:p>
+    <w:p>
+      <w:pPr>
+        <w:spacing w:after="120" w:line="360" w:lineRule="auto"/>
+        <w:jc w:val="both"/>
+      </w:pPr>
+      <w:r>
+        <w:rPr>
+          <w:b/>
+        </w:rPr>
+        <w:t>Descrição:</w:t>
+      </w:r>
+      <w:r>
+        <w:t xml:space="preserve"> Permite cadastrar, consultar, editar e excluir editoras utilizadas no cadastro de livros.</w:t>
+      </w:r>
+    </w:p>
+    <w:p>
+      <w:pPr>
+        <w:spacing w:after="120" w:line="360" w:lineRule="auto"/>
+        <w:jc w:val="both"/>
+      </w:pPr>
+      <w:r>
+        <w:rPr>
+          <w:b/>
+        </w:rPr>
+        <w:t>Prioridade:</w:t>
+      </w:r>
+      <w:r>
+        <w:t xml:space="preserve"> Essencial</w:t>
+      </w:r>
+    </w:p>
+    <w:p>
+      <w:pPr>
+        <w:spacing w:after="120" w:line="360" w:lineRule="auto"/>
+        <w:jc w:val="both"/>
+      </w:pPr>
+      <w:r>
+        <w:rPr>
+          <w:b/>
+        </w:rPr>
+        <w:t>Pré-condições:</w:t>
+      </w:r>
+      <w:r>
+        <w:t xml:space="preserve"> Aplicação em execução e acesso à tela de editoras.</w:t>
+      </w:r>
+    </w:p>
+    <w:p>
+      <w:pPr>
+        <w:spacing w:after="120" w:line="360" w:lineRule="auto"/>
+        <w:jc w:val="both"/>
+      </w:pPr>
+      <w:r>
+        <w:rPr>
+          <w:b/>
+        </w:rPr>
+        <w:t>Pós-condição:</w:t>
+      </w:r>
+      <w:r>
+        <w:t xml:space="preserve"> Cadastro de editoras atualizado.</w:t>
+      </w:r>
+    </w:p>
+    <w:p>
+      <w:pPr>
+        <w:spacing w:line="360" w:lineRule="auto"/>
+      </w:pPr>
+      <w:r>
+        <w:rPr>
+          <w:b/>
+        </w:rPr>
+        <w:t>Fluxo principal:</w:t>
+      </w:r>
+    </w:p>
+    <w:tbl>
+      <w:tblPr>
+        <w:tblW w:w="0" w:type="auto"/>
+        <w:jc w:val="center"/>
+        <w:tblBorders>
+          <w:top w:val="single" w:sz="6" w:space="0" w:color="777777"/>
+          <w:left w:val="single" w:sz="6" w:space="0" w:color="777777"/>
+          <w:bottom w:val="single" w:sz="6" w:space="0" w:color="777777"/>
+          <w:right w:val="single" w:sz="6" w:space="0" w:color="777777"/>
+          <w:insideH w:val="single" w:sz="6" w:space="0" w:color="777777"/>
+          <w:insideV w:val="single" w:sz="6" w:space="0" w:color="777777"/>
+        </w:tblBorders>
+        <w:tblLook w:val="04A0" w:firstRow="1" w:lastRow="0" w:firstColumn="1" w:lastColumn="0" w:noHBand="0" w:noVBand="1"/>
+      </w:tblPr>
+      <w:tblGrid>
+        <w:gridCol w:w="3111"/>
+        <w:gridCol w:w="6228"/>
+      </w:tblGrid>
+      <w:tr>
+        <w:trPr>
+          <w:tblHeader/>
+          <w:jc w:val="center"/>
+        </w:trPr>
+        <w:tc>
+          <w:tcPr>
+            <w:tcW w:w="3111" w:type="dxa"/>
+            <w:shd w:val="clear" w:color="auto" w:fill="5B9BD5"/>
+            <w:vAlign w:val="center"/>
+          </w:tcPr>
+          <w:p>
+            <w:pPr>
+              <w:spacing w:line="360" w:lineRule="auto"/>
+              <w:jc w:val="center"/>
+            </w:pPr>
+            <w:r>
+              <w:rPr>
+                <w:b/>
+                <w:color w:val="FFFFFF"/>
+                <w:sz w:val="18"/>
+              </w:rPr>
+              <w:t>Ações do Ator</w:t>
+            </w:r>
+          </w:p>
+        </w:tc>
+        <w:tc>
+          <w:tcPr>
+            <w:tcW w:w="6228" w:type="dxa"/>
+            <w:shd w:val="clear" w:color="auto" w:fill="5B9BD5"/>
+            <w:vAlign w:val="center"/>
+          </w:tcPr>
+          <w:p>
+            <w:pPr>
+              <w:spacing w:line="360" w:lineRule="auto"/>
+              <w:jc w:val="center"/>
+            </w:pPr>
+            <w:r>
+              <w:rPr>
+                <w:b/>
+                <w:color w:val="FFFFFF"/>
+                <w:sz w:val="18"/>
+              </w:rPr>
+              <w:t>Ações do Sistema</w:t>
+            </w:r>
+          </w:p>
+        </w:tc>
+      </w:tr>
+      <w:tr>
+        <w:trPr>
+          <w:jc w:val="center"/>
+        </w:trPr>
+        <w:tc>
+          <w:tcPr>
+            <w:tcW w:w="3111" w:type="dxa"/>
+            <w:vAlign w:val="center"/>
+          </w:tcPr>
+          <w:p>
+            <w:pPr>
+              <w:spacing w:line="360" w:lineRule="auto"/>
+            </w:pPr>
+            <w:r>
+              <w:rPr>
+                <w:sz w:val="18"/>
+              </w:rPr>
+              <w:t>1. Acessa a opção Editoras.</w:t>
+            </w:r>
+          </w:p>
+        </w:tc>
+        <w:tc>
+          <w:tcPr>
+            <w:tcW w:w="6228" w:type="dxa"/>
+            <w:vAlign w:val="center"/>
+          </w:tcPr>
+          <w:p>
+            <w:pPr>
+              <w:spacing w:line="360" w:lineRule="auto"/>
+            </w:pPr>
+            <w:r>
+              <w:rPr>
+                <w:sz w:val="18"/>
+              </w:rPr>
+              <w:t>2. Exibe a listagem.</w:t>
+            </w:r>
+          </w:p>
+        </w:tc>
+      </w:tr>
+      <w:tr>
+        <w:trPr>
+          <w:jc w:val="center"/>
+        </w:trPr>
+        <w:tc>
+          <w:tcPr>
+            <w:tcW w:w="3111" w:type="dxa"/>
+            <w:vAlign w:val="center"/>
+          </w:tcPr>
+          <w:p>
+            <w:pPr>
+              <w:spacing w:line="360" w:lineRule="auto"/>
+            </w:pPr>
+            <w:r>
+              <w:rPr>
+                <w:sz w:val="18"/>
+              </w:rPr>
+              <w:t>3. Solicita cadastro ou edição.</w:t>
+            </w:r>
+          </w:p>
+        </w:tc>
+        <w:tc>
+          <w:tcPr>
+            <w:tcW w:w="6228" w:type="dxa"/>
+            <w:vAlign w:val="center"/>
+          </w:tcPr>
+          <w:p>
+            <w:pPr>
+              <w:spacing w:line="360" w:lineRule="auto"/>
+            </w:pPr>
+            <w:r>
+              <w:rPr>
+                <w:sz w:val="18"/>
+              </w:rPr>
+              <w:t>4. Exibe o formulário.</w:t>
+            </w:r>
+          </w:p>
+        </w:tc>
+      </w:tr>
+      <w:tr>
+        <w:trPr>
+          <w:jc w:val="center"/>
+        </w:trPr>
+        <w:tc>
+          <w:tcPr>
+            <w:tcW w:w="3111" w:type="dxa"/>
+            <w:vAlign w:val="center"/>
+          </w:tcPr>
+          <w:p>
+            <w:pPr>
+              <w:spacing w:line="360" w:lineRule="auto"/>
+            </w:pPr>
+            <w:r>
+              <w:rPr>
+                <w:sz w:val="18"/>
+              </w:rPr>
+              <w:t>5. Confirma os dados.</w:t>
+            </w:r>
+          </w:p>
+        </w:tc>
+        <w:tc>
+          <w:tcPr>
+            <w:tcW w:w="6228" w:type="dxa"/>
+            <w:vAlign w:val="center"/>
+          </w:tcPr>
+          <w:p>
+            <w:pPr>
+              <w:spacing w:line="360" w:lineRule="auto"/>
+            </w:pPr>
+            <w:r>
+              <w:rPr>
+                <w:sz w:val="18"/>
+              </w:rPr>
+              <w:t>6. Valida, persiste e informa o resultado.</w:t>
+            </w:r>
+          </w:p>
+        </w:tc>
+      </w:tr>
+    </w:tbl>
+    <w:p>
+      <w:pPr>
+        <w:spacing w:line="360" w:lineRule="auto"/>
+      </w:pPr>
+      <w:r>
+        <w:rPr>
+          <w:b/>
+        </w:rPr>
+        <w:t>Fluxos alternativos / exceções:</w:t>
+      </w:r>
+    </w:p>
+    <w:p>
+      <w:pPr>
+        <w:pStyle w:val="Commarcadores"/>
+        <w:spacing w:after="40" w:line="360" w:lineRule="auto"/>
+      </w:pPr>
+      <w:r>
+        <w:rPr>
+          <w:i w:val="0"/>
+          <w:color w:val="000000"/>
+          <w:sz w:val="22"/>
+        </w:rPr>
+        <w:t>Dados inválidos são rejeitados com mensagem de validação.</w:t>
+      </w:r>
+    </w:p>
+    <w:p>
+      <w:pPr>
+        <w:pStyle w:val="Ttulo3"/>
+        <w:spacing w:line="360" w:lineRule="auto"/>
+      </w:pPr>
+      <w:r>
+        <w:t>3.3.2.3 [UC 03] – Gerenciar Livros</w:t>
+      </w:r>
+    </w:p>
+    <w:p>
+      <w:pPr>
+        <w:spacing w:after="120" w:line="360" w:lineRule="auto"/>
+        <w:jc w:val="both"/>
+      </w:pPr>
+      <w:r>
+        <w:rPr>
+          <w:b/>
+        </w:rPr>
+        <w:t>Descrição:</w:t>
+      </w:r>
+      <w:r>
+        <w:t xml:space="preserve"> Permite manter o acervo, associando livro a autor e editora e controlando quantidades.</w:t>
+      </w:r>
+    </w:p>
+    <w:p>
+      <w:pPr>
+        <w:spacing w:after="120" w:line="360" w:lineRule="auto"/>
+        <w:jc w:val="both"/>
+      </w:pPr>
+      <w:r>
+        <w:rPr>
+          <w:b/>
+        </w:rPr>
+        <w:t>Prioridade:</w:t>
+      </w:r>
+      <w:r>
+        <w:t xml:space="preserve"> Essencial</w:t>
+      </w:r>
+    </w:p>
+    <w:p>
+      <w:pPr>
+        <w:spacing w:after="120" w:line="360" w:lineRule="auto"/>
+        <w:jc w:val="both"/>
+      </w:pPr>
+      <w:r>
+        <w:rPr>
+          <w:b/>
+        </w:rPr>
+        <w:t>Pré-condições:</w:t>
+      </w:r>
+      <w:r>
+        <w:t xml:space="preserve"> Autor e editora previamente cadastrados.</w:t>
+      </w:r>
+    </w:p>
+    <w:p>
+      <w:pPr>
+        <w:spacing w:after="120" w:line="360" w:lineRule="auto"/>
+        <w:jc w:val="both"/>
+      </w:pPr>
+      <w:r>
+        <w:rPr>
+          <w:b/>
+        </w:rPr>
         <w:lastRenderedPageBreak/>
+        <w:t>Pós-condição:</w:t>
+      </w:r>
+      <w:r>
+        <w:t xml:space="preserve"> Livro cadastrado/alterado e disponibilidade consistente.</w:t>
+      </w:r>
+    </w:p>
+    <w:p>
+      <w:pPr>
+        <w:spacing w:line="360" w:lineRule="auto"/>
+      </w:pPr>
+      <w:r>
+        <w:rPr>
+          <w:b/>
+        </w:rPr>
+        <w:t>Fluxo principal:</w:t>
+      </w:r>
+    </w:p>
+    <w:tbl>
+      <w:tblPr>
+        <w:tblW w:w="0" w:type="auto"/>
+        <w:jc w:val="center"/>
+        <w:tblBorders>
+          <w:top w:val="single" w:sz="6" w:space="0" w:color="777777"/>
+          <w:left w:val="single" w:sz="6" w:space="0" w:color="777777"/>
+          <w:bottom w:val="single" w:sz="6" w:space="0" w:color="777777"/>
+          <w:right w:val="single" w:sz="6" w:space="0" w:color="777777"/>
+          <w:insideH w:val="single" w:sz="6" w:space="0" w:color="777777"/>
+          <w:insideV w:val="single" w:sz="6" w:space="0" w:color="777777"/>
+        </w:tblBorders>
+        <w:tblLook w:val="04A0" w:firstRow="1" w:lastRow="0" w:firstColumn="1" w:lastColumn="0" w:noHBand="0" w:noVBand="1"/>
+      </w:tblPr>
+      <w:tblGrid>
+        <w:gridCol w:w="4670"/>
+        <w:gridCol w:w="4669"/>
+      </w:tblGrid>
+      <w:tr>
+        <w:trPr>
+          <w:tblHeader/>
+          <w:jc w:val="center"/>
+        </w:trPr>
+        <w:tc>
+          <w:tcPr>
+            <w:tcW w:w="4677" w:type="dxa"/>
+            <w:shd w:val="clear" w:color="auto" w:fill="5B9BD5"/>
+            <w:vAlign w:val="center"/>
+          </w:tcPr>
+          <w:p>
+            <w:pPr>
+              <w:spacing w:line="360" w:lineRule="auto"/>
+              <w:jc w:val="center"/>
+            </w:pPr>
+            <w:r>
+              <w:rPr>
+                <w:b/>
+                <w:color w:val="FFFFFF"/>
+                <w:sz w:val="18"/>
+              </w:rPr>
+              <w:t>Ações do Ator</w:t>
+            </w:r>
+          </w:p>
+        </w:tc>
+        <w:tc>
+          <w:tcPr>
+            <w:tcW w:w="4677" w:type="dxa"/>
+            <w:shd w:val="clear" w:color="auto" w:fill="5B9BD5"/>
+            <w:vAlign w:val="center"/>
+          </w:tcPr>
+          <w:p>
+            <w:pPr>
+              <w:spacing w:line="360" w:lineRule="auto"/>
+              <w:jc w:val="center"/>
+            </w:pPr>
+            <w:r>
+              <w:rPr>
+                <w:b/>
+                <w:color w:val="FFFFFF"/>
+                <w:sz w:val="18"/>
+              </w:rPr>
+              <w:t>Ações do Sistema</w:t>
+            </w:r>
+          </w:p>
+        </w:tc>
+      </w:tr>
+      <w:tr>
+        <w:trPr>
+          <w:jc w:val="center"/>
+        </w:trPr>
+        <w:tc>
+          <w:tcPr>
+            <w:tcW w:w="4677" w:type="dxa"/>
+            <w:vAlign w:val="center"/>
+          </w:tcPr>
+          <w:p>
+            <w:pPr>
+              <w:spacing w:line="360" w:lineRule="auto"/>
+            </w:pPr>
+            <w:r>
+              <w:rPr>
+                <w:sz w:val="18"/>
+              </w:rPr>
+              <w:t>1. Acessa Livros.</w:t>
+            </w:r>
+          </w:p>
+        </w:tc>
+        <w:tc>
+          <w:tcPr>
+            <w:tcW w:w="4677" w:type="dxa"/>
+            <w:vAlign w:val="center"/>
+          </w:tcPr>
+          <w:p>
+            <w:pPr>
+              <w:spacing w:line="360" w:lineRule="auto"/>
+            </w:pPr>
+            <w:r>
+              <w:rPr>
+                <w:sz w:val="18"/>
+              </w:rPr>
+              <w:t>2. Exibe a listagem do acervo.</w:t>
+            </w:r>
+          </w:p>
+        </w:tc>
+      </w:tr>
+      <w:tr>
+        <w:trPr>
+          <w:jc w:val="center"/>
+        </w:trPr>
+        <w:tc>
+          <w:tcPr>
+            <w:tcW w:w="4677" w:type="dxa"/>
+            <w:vAlign w:val="center"/>
+          </w:tcPr>
+          <w:p>
+            <w:pPr>
+              <w:spacing w:line="360" w:lineRule="auto"/>
+            </w:pPr>
+            <w:r>
+              <w:rPr>
+                <w:sz w:val="18"/>
+              </w:rPr>
+              <w:t>3. Solicita novo livro ou edição.</w:t>
+            </w:r>
+          </w:p>
+        </w:tc>
+        <w:tc>
+          <w:tcPr>
+            <w:tcW w:w="4677" w:type="dxa"/>
+            <w:vAlign w:val="center"/>
+          </w:tcPr>
+          <w:p>
+            <w:pPr>
+              <w:spacing w:line="360" w:lineRule="auto"/>
+            </w:pPr>
+            <w:r>
+              <w:rPr>
+                <w:sz w:val="18"/>
+              </w:rPr>
+              <w:t>4. Exibe formulário com autor e editora.</w:t>
+            </w:r>
+          </w:p>
+        </w:tc>
+      </w:tr>
+      <w:tr>
+        <w:trPr>
+          <w:jc w:val="center"/>
+        </w:trPr>
+        <w:tc>
+          <w:tcPr>
+            <w:tcW w:w="4677" w:type="dxa"/>
+            <w:vAlign w:val="center"/>
+          </w:tcPr>
+          <w:p>
+            <w:pPr>
+              <w:spacing w:line="360" w:lineRule="auto"/>
+            </w:pPr>
+            <w:r>
+              <w:rPr>
+                <w:sz w:val="18"/>
+              </w:rPr>
+              <w:t>5. Informa título, ISBN, categoria, ano e quantidade.</w:t>
+            </w:r>
+          </w:p>
+        </w:tc>
+        <w:tc>
+          <w:tcPr>
+            <w:tcW w:w="4677" w:type="dxa"/>
+            <w:vAlign w:val="center"/>
+          </w:tcPr>
+          <w:p>
+            <w:pPr>
+              <w:spacing w:line="360" w:lineRule="auto"/>
+            </w:pPr>
+            <w:r>
+              <w:rPr>
+                <w:sz w:val="18"/>
+              </w:rPr>
+              <w:t>6. Valida dados e salva o livro, ajustando a quantidade disponível.</w:t>
+            </w:r>
+          </w:p>
+        </w:tc>
+      </w:tr>
+    </w:tbl>
+    <w:p>
+      <w:pPr>
+        <w:spacing w:line="360" w:lineRule="auto"/>
+      </w:pPr>
+      <w:r>
+        <w:rPr>
+          <w:b/>
+        </w:rPr>
+        <w:t>Fluxos alternativos / exceções:</w:t>
+      </w:r>
+    </w:p>
+    <w:p>
+      <w:pPr>
+        <w:pStyle w:val="Commarcadores"/>
+        <w:spacing w:after="40" w:line="360" w:lineRule="auto"/>
+      </w:pPr>
+      <w:r>
+        <w:rPr>
+          <w:i w:val="0"/>
+          <w:color w:val="000000"/>
+          <w:sz w:val="22"/>
+        </w:rPr>
+        <w:t>ISBN já existente: cadastro não deve gerar duplicidade.</w:t>
+      </w:r>
+    </w:p>
+    <w:p>
+      <w:pPr>
+        <w:pStyle w:val="Commarcadores"/>
+        <w:spacing w:after="40" w:line="360" w:lineRule="auto"/>
+      </w:pPr>
+      <w:r>
+        <w:rPr>
+          <w:i w:val="0"/>
+          <w:color w:val="000000"/>
+          <w:sz w:val="22"/>
+        </w:rPr>
+        <w:t>Quantidade inválida: o sistema rejeita a operação conforme as validações.</w:t>
+      </w:r>
+    </w:p>
+    <w:p>
+      <w:pPr>
+        <w:pStyle w:val="Ttulo3"/>
+        <w:spacing w:line="360" w:lineRule="auto"/>
+      </w:pPr>
+      <w:r>
+        <w:t>3.3.2.4 [UC 04] – Gerenciar Alunos</w:t>
+      </w:r>
+    </w:p>
+    <w:p>
+      <w:pPr>
+        <w:spacing w:after="120" w:line="360" w:lineRule="auto"/>
+        <w:jc w:val="both"/>
+      </w:pPr>
+      <w:r>
+        <w:rPr>
+          <w:b/>
+        </w:rPr>
+        <w:t>Descrição:</w:t>
+      </w:r>
+      <w:r>
+        <w:t xml:space="preserve"> Permite manter os dados dos alunos/leitores vinculados aos empréstimos.</w:t>
+      </w:r>
+    </w:p>
+    <w:p>
+      <w:pPr>
+        <w:spacing w:after="120" w:line="360" w:lineRule="auto"/>
+        <w:jc w:val="both"/>
+      </w:pPr>
+      <w:r>
+        <w:rPr>
+          <w:b/>
+        </w:rPr>
+        <w:t>Prioridade:</w:t>
+      </w:r>
+      <w:r>
+        <w:t xml:space="preserve"> Essencial</w:t>
+      </w:r>
+    </w:p>
+    <w:p>
+      <w:pPr>
+        <w:spacing w:after="120" w:line="360" w:lineRule="auto"/>
+        <w:jc w:val="both"/>
+      </w:pPr>
+      <w:r>
+        <w:rPr>
+          <w:b/>
+        </w:rPr>
+        <w:t>Pré-condições:</w:t>
+      </w:r>
+      <w:r>
+        <w:t xml:space="preserve"> Aplicação em execução.</w:t>
+      </w:r>
+    </w:p>
+    <w:p>
+      <w:pPr>
+        <w:spacing w:after="120" w:line="360" w:lineRule="auto"/>
+        <w:jc w:val="both"/>
+      </w:pPr>
+      <w:r>
+        <w:rPr>
+          <w:b/>
+        </w:rPr>
+        <w:t>Pós-condição:</w:t>
+      </w:r>
+      <w:r>
+        <w:t xml:space="preserve"> Cadastro de alunos atualizado.</w:t>
+      </w:r>
+    </w:p>
+    <w:p>
+      <w:pPr>
+        <w:spacing w:line="360" w:lineRule="auto"/>
+      </w:pPr>
+      <w:r>
+        <w:rPr>
+          <w:b/>
+        </w:rPr>
+        <w:t>Fluxo principal:</w:t>
+      </w:r>
+    </w:p>
+    <w:tbl>
+      <w:tblPr>
+        <w:tblW w:w="0" w:type="auto"/>
+        <w:jc w:val="center"/>
+        <w:tblBorders>
+          <w:top w:val="single" w:sz="6" w:space="0" w:color="777777"/>
+          <w:left w:val="single" w:sz="6" w:space="0" w:color="777777"/>
+          <w:bottom w:val="single" w:sz="6" w:space="0" w:color="777777"/>
+          <w:right w:val="single" w:sz="6" w:space="0" w:color="777777"/>
+          <w:insideH w:val="single" w:sz="6" w:space="0" w:color="777777"/>
+          <w:insideV w:val="single" w:sz="6" w:space="0" w:color="777777"/>
+        </w:tblBorders>
+        <w:tblLook w:val="04A0" w:firstRow="1" w:lastRow="0" w:firstColumn="1" w:lastColumn="0" w:noHBand="0" w:noVBand="1"/>
+      </w:tblPr>
+      <w:tblGrid>
+        <w:gridCol w:w="4670"/>
+        <w:gridCol w:w="4669"/>
+      </w:tblGrid>
+      <w:tr>
+        <w:trPr>
+          <w:tblHeader/>
+          <w:jc w:val="center"/>
+        </w:trPr>
+        <w:tc>
+          <w:tcPr>
+            <w:tcW w:w="4677" w:type="dxa"/>
+            <w:shd w:val="clear" w:color="auto" w:fill="5B9BD5"/>
+            <w:vAlign w:val="center"/>
+          </w:tcPr>
+          <w:p>
+            <w:pPr>
+              <w:spacing w:line="360" w:lineRule="auto"/>
+              <w:jc w:val="center"/>
+            </w:pPr>
+            <w:r>
+              <w:rPr>
+                <w:b/>
+                <w:color w:val="FFFFFF"/>
+                <w:sz w:val="18"/>
+              </w:rPr>
+              <w:t>Ações do Ator</w:t>
+            </w:r>
+          </w:p>
+        </w:tc>
+        <w:tc>
+          <w:tcPr>
+            <w:tcW w:w="4677" w:type="dxa"/>
+            <w:shd w:val="clear" w:color="auto" w:fill="5B9BD5"/>
+            <w:vAlign w:val="center"/>
+          </w:tcPr>
+          <w:p>
+            <w:pPr>
+              <w:spacing w:line="360" w:lineRule="auto"/>
+              <w:jc w:val="center"/>
+            </w:pPr>
+            <w:r>
+              <w:rPr>
+                <w:b/>
+                <w:color w:val="FFFFFF"/>
+                <w:sz w:val="18"/>
+              </w:rPr>
+              <w:t>Ações do Sistema</w:t>
+            </w:r>
+          </w:p>
+        </w:tc>
+      </w:tr>
+      <w:tr>
+        <w:trPr>
+          <w:jc w:val="center"/>
+        </w:trPr>
+        <w:tc>
+          <w:tcPr>
+            <w:tcW w:w="4677" w:type="dxa"/>
+            <w:vAlign w:val="center"/>
+          </w:tcPr>
+          <w:p>
+            <w:pPr>
+              <w:spacing w:line="360" w:lineRule="auto"/>
+            </w:pPr>
+            <w:r>
+              <w:rPr>
+                <w:sz w:val="18"/>
+              </w:rPr>
+              <w:t>1. Acessa Alunos.</w:t>
+            </w:r>
+          </w:p>
+        </w:tc>
+        <w:tc>
+          <w:tcPr>
+            <w:tcW w:w="4677" w:type="dxa"/>
+            <w:vAlign w:val="center"/>
+          </w:tcPr>
+          <w:p>
+            <w:pPr>
+              <w:spacing w:line="360" w:lineRule="auto"/>
+            </w:pPr>
+            <w:r>
+              <w:rPr>
+                <w:sz w:val="18"/>
+              </w:rPr>
+              <w:t>2. Exibe a listagem.</w:t>
+            </w:r>
+          </w:p>
+        </w:tc>
+      </w:tr>
+      <w:tr>
+        <w:trPr>
+          <w:jc w:val="center"/>
+        </w:trPr>
+        <w:tc>
+          <w:tcPr>
+            <w:tcW w:w="4677" w:type="dxa"/>
+            <w:vAlign w:val="center"/>
+          </w:tcPr>
+          <w:p>
+            <w:pPr>
+              <w:spacing w:line="360" w:lineRule="auto"/>
+            </w:pPr>
+            <w:r>
+              <w:rPr>
+                <w:sz w:val="18"/>
+              </w:rPr>
+              <w:t>3. Solicita cadastro/edição.</w:t>
+            </w:r>
+          </w:p>
+        </w:tc>
+        <w:tc>
+          <w:tcPr>
+            <w:tcW w:w="4677" w:type="dxa"/>
+            <w:vAlign w:val="center"/>
+          </w:tcPr>
+          <w:p>
+            <w:pPr>
+              <w:spacing w:line="360" w:lineRule="auto"/>
+            </w:pPr>
+            <w:r>
+              <w:rPr>
+                <w:sz w:val="18"/>
+              </w:rPr>
+              <w:t>4. Exibe formulário.</w:t>
+            </w:r>
+          </w:p>
+        </w:tc>
+      </w:tr>
+      <w:tr>
+        <w:trPr>
+          <w:jc w:val="center"/>
+        </w:trPr>
+        <w:tc>
+          <w:tcPr>
+            <w:tcW w:w="4677" w:type="dxa"/>
+            <w:vAlign w:val="center"/>
+          </w:tcPr>
+          <w:p>
+            <w:pPr>
+              <w:spacing w:line="360" w:lineRule="auto"/>
+            </w:pPr>
+            <w:r>
+              <w:rPr>
+                <w:sz w:val="18"/>
+              </w:rPr>
+              <w:t>5. Informa nome, matrícula e demais dados.</w:t>
+            </w:r>
+          </w:p>
+        </w:tc>
+        <w:tc>
+          <w:tcPr>
+            <w:tcW w:w="4677" w:type="dxa"/>
+            <w:vAlign w:val="center"/>
+          </w:tcPr>
+          <w:p>
+            <w:pPr>
+              <w:spacing w:line="360" w:lineRule="auto"/>
+            </w:pPr>
+            <w:r>
+              <w:rPr>
+                <w:sz w:val="18"/>
+              </w:rPr>
+              <w:t xml:space="preserve">6. </w:t>
+            </w:r>
+            <w:proofErr w:type="spellStart"/>
+            <w:r>
+              <w:rPr>
+                <w:sz w:val="18"/>
+              </w:rPr>
+              <w:t>Valida</w:t>
+            </w:r>
+            <w:proofErr w:type="spellEnd"/>
+            <w:r>
+              <w:rPr>
+                <w:sz w:val="18"/>
+              </w:rPr>
+              <w:t xml:space="preserve"> e salva o registro.</w:t>
+            </w:r>
+          </w:p>
+        </w:tc>
+      </w:tr>
+    </w:tbl>
+    <w:p>
+      <w:pPr>
+        <w:spacing w:line="360" w:lineRule="auto"/>
+      </w:pPr>
+      <w:r>
+        <w:rPr>
+          <w:b/>
+        </w:rPr>
+        <w:t>Fluxos alternativos / exceções:</w:t>
+      </w:r>
+    </w:p>
+    <w:p>
+      <w:pPr>
+        <w:pStyle w:val="Commarcadores"/>
+        <w:spacing w:after="40" w:line="360" w:lineRule="auto"/>
+      </w:pPr>
+      <w:r>
+        <w:rPr>
+          <w:i w:val="0"/>
+          <w:color w:val="000000"/>
+          <w:sz w:val="22"/>
+        </w:rPr>
+        <w:t>Matrícula duplicada: o sistema não deve aceitar o cadastro.</w:t>
+      </w:r>
+    </w:p>
+    <w:p>
+      <w:pPr>
+        <w:pStyle w:val="Ttulo3"/>
+        <w:spacing w:line="360" w:lineRule="auto"/>
+      </w:pPr>
+      <w:r>
+        <w:t>3.3.2.5 [UC 05] – Realizar Empréstimo</w:t>
+      </w:r>
+    </w:p>
+    <w:p>
+      <w:pPr>
+        <w:spacing w:after="120" w:line="360" w:lineRule="auto"/>
+        <w:jc w:val="both"/>
+      </w:pPr>
+      <w:r>
+        <w:rPr>
+          <w:b/>
+        </w:rPr>
+        <w:t>Descrição:</w:t>
+      </w:r>
+      <w:r>
+        <w:t xml:space="preserve"> Registra a retirada de um livro por um aluno e reduz a quantidade disponível.</w:t>
+      </w:r>
+    </w:p>
+    <w:p>
+      <w:pPr>
+        <w:spacing w:after="120" w:line="360" w:lineRule="auto"/>
+        <w:jc w:val="both"/>
+      </w:pPr>
+      <w:r>
+        <w:rPr>
+          <w:b/>
+        </w:rPr>
+        <w:t>Prioridade:</w:t>
+      </w:r>
+      <w:r>
+        <w:t xml:space="preserve"> Essencial</w:t>
+      </w:r>
+    </w:p>
+    <w:p>
+      <w:pPr>
+        <w:spacing w:after="120" w:line="360" w:lineRule="auto"/>
+        <w:jc w:val="both"/>
+      </w:pPr>
+      <w:r>
+        <w:rPr>
+          <w:b/>
+        </w:rPr>
+        <w:t>Pré-condições:</w:t>
+      </w:r>
+      <w:r>
+        <w:t xml:space="preserve"> Aluno e livro cadastrados; livro com quantidade disponível maior que zero.</w:t>
+      </w:r>
+    </w:p>
+    <w:p>
+      <w:pPr>
+        <w:spacing w:after="120" w:line="360" w:lineRule="auto"/>
+        <w:jc w:val="both"/>
+      </w:pPr>
+      <w:r>
+        <w:rPr>
+          <w:b/>
+        </w:rPr>
+        <w:t>Pós-condição:</w:t>
+      </w:r>
+      <w:r>
+        <w:t xml:space="preserve"> Empréstimo criado com status EMPRESTADO e disponibilidade do livro reduzida.</w:t>
+      </w:r>
+    </w:p>
+    <w:p>
+      <w:pPr>
+        <w:spacing w:line="360" w:lineRule="auto"/>
+      </w:pPr>
+      <w:r>
+        <w:rPr>
+          <w:b/>
+        </w:rPr>
+        <w:t>Fluxo principal:</w:t>
+      </w:r>
+    </w:p>
+    <w:tbl>
+      <w:tblPr>
+        <w:tblW w:w="0" w:type="auto"/>
+        <w:jc w:val="center"/>
+        <w:tblBorders>
+          <w:top w:val="single" w:sz="6" w:space="0" w:color="777777"/>
+          <w:left w:val="single" w:sz="6" w:space="0" w:color="777777"/>
+          <w:bottom w:val="single" w:sz="6" w:space="0" w:color="777777"/>
+          <w:right w:val="single" w:sz="6" w:space="0" w:color="777777"/>
+          <w:insideH w:val="single" w:sz="6" w:space="0" w:color="777777"/>
+          <w:insideV w:val="single" w:sz="6" w:space="0" w:color="777777"/>
+        </w:tblBorders>
+        <w:tblLook w:val="04A0" w:firstRow="1" w:lastRow="0" w:firstColumn="1" w:lastColumn="0" w:noHBand="0" w:noVBand="1"/>
+      </w:tblPr>
+      <w:tblGrid>
+        <w:gridCol w:w="4670"/>
+        <w:gridCol w:w="4669"/>
+      </w:tblGrid>
+      <w:tr>
+        <w:trPr>
+          <w:tblHeader/>
+          <w:jc w:val="center"/>
+        </w:trPr>
+        <w:tc>
+          <w:tcPr>
+            <w:tcW w:w="4677" w:type="dxa"/>
+            <w:shd w:val="clear" w:color="auto" w:fill="5B9BD5"/>
+            <w:vAlign w:val="center"/>
+          </w:tcPr>
+          <w:p>
+            <w:pPr>
+              <w:spacing w:line="360" w:lineRule="auto"/>
+              <w:jc w:val="center"/>
+            </w:pPr>
+            <w:r>
+              <w:rPr>
+                <w:b/>
+                <w:color w:val="FFFFFF"/>
+                <w:sz w:val="18"/>
+              </w:rPr>
+              <w:t>Ações do Ator</w:t>
+            </w:r>
+          </w:p>
+        </w:tc>
+        <w:tc>
+          <w:tcPr>
+            <w:tcW w:w="4677" w:type="dxa"/>
+            <w:shd w:val="clear" w:color="auto" w:fill="5B9BD5"/>
+            <w:vAlign w:val="center"/>
+          </w:tcPr>
+          <w:p>
+            <w:pPr>
+              <w:spacing w:line="360" w:lineRule="auto"/>
+              <w:jc w:val="center"/>
+            </w:pPr>
+            <w:r>
+              <w:rPr>
+                <w:b/>
+                <w:color w:val="FFFFFF"/>
+                <w:sz w:val="18"/>
+              </w:rPr>
+              <w:t>Ações do Sistema</w:t>
+            </w:r>
+          </w:p>
+        </w:tc>
+      </w:tr>
+      <w:tr>
+        <w:trPr>
+          <w:jc w:val="center"/>
+        </w:trPr>
+        <w:tc>
+          <w:tcPr>
+            <w:tcW w:w="4677" w:type="dxa"/>
+            <w:vAlign w:val="center"/>
+          </w:tcPr>
+          <w:p>
+            <w:pPr>
+              <w:spacing w:line="360" w:lineRule="auto"/>
+            </w:pPr>
+            <w:r>
+              <w:rPr>
+                <w:sz w:val="18"/>
+              </w:rPr>
+              <w:t>1. Acessa Empréstimos e solicita novo empréstimo.</w:t>
+            </w:r>
+          </w:p>
+        </w:tc>
+        <w:tc>
+          <w:tcPr>
+            <w:tcW w:w="4677" w:type="dxa"/>
+            <w:vAlign w:val="center"/>
+          </w:tcPr>
+          <w:p>
+            <w:pPr>
+              <w:spacing w:line="360" w:lineRule="auto"/>
+            </w:pPr>
+            <w:r>
+              <w:rPr>
+                <w:sz w:val="18"/>
+              </w:rPr>
+              <w:t>2. Exibe formulário com aluno e livro.</w:t>
+            </w:r>
+          </w:p>
+        </w:tc>
+      </w:tr>
+      <w:tr>
+        <w:trPr>
+          <w:jc w:val="center"/>
+        </w:trPr>
+        <w:tc>
+          <w:tcPr>
+            <w:tcW w:w="4677" w:type="dxa"/>
+            <w:vAlign w:val="center"/>
+          </w:tcPr>
+          <w:p>
+            <w:pPr>
+              <w:spacing w:line="360" w:lineRule="auto"/>
+            </w:pPr>
+            <w:r>
+              <w:rPr>
+                <w:sz w:val="18"/>
+              </w:rPr>
+              <w:t>3. Seleciona aluno, livro e datas.</w:t>
+            </w:r>
+          </w:p>
+        </w:tc>
+        <w:tc>
+          <w:tcPr>
+            <w:tcW w:w="4677" w:type="dxa"/>
+            <w:vAlign w:val="center"/>
+          </w:tcPr>
+          <w:p>
+            <w:pPr>
+              <w:spacing w:line="360" w:lineRule="auto"/>
+            </w:pPr>
+            <w:r>
+              <w:rPr>
+                <w:sz w:val="18"/>
+              </w:rPr>
+              <w:t>4. Verifica a disponibilidade do livro.</w:t>
+            </w:r>
+          </w:p>
+        </w:tc>
+      </w:tr>
+      <w:tr>
+        <w:trPr>
+          <w:jc w:val="center"/>
+        </w:trPr>
+        <w:tc>
+          <w:tcPr>
+            <w:tcW w:w="4677" w:type="dxa"/>
+            <w:vAlign w:val="center"/>
+          </w:tcPr>
+          <w:p>
+            <w:pPr>
+              <w:spacing w:line="360" w:lineRule="auto"/>
+            </w:pPr>
+            <w:r>
+              <w:rPr>
+                <w:sz w:val="18"/>
+              </w:rPr>
+              <w:t>5. Confirma a operação.</w:t>
+            </w:r>
+          </w:p>
+        </w:tc>
+        <w:tc>
+          <w:tcPr>
+            <w:tcW w:w="4677" w:type="dxa"/>
+            <w:vAlign w:val="center"/>
+          </w:tcPr>
+          <w:p>
+            <w:pPr>
+              <w:spacing w:line="360" w:lineRule="auto"/>
+            </w:pPr>
+            <w:r>
+              <w:rPr>
+                <w:sz w:val="18"/>
+              </w:rPr>
+              <w:t>6. Registra o empréstimo e reduz a quantidade disponível em uma unidade.</w:t>
+            </w:r>
+          </w:p>
+        </w:tc>
+      </w:tr>
+    </w:tbl>
+    <w:p>
+      <w:pPr>
+        <w:spacing w:line="360" w:lineRule="auto"/>
+      </w:pPr>
+      <w:r>
+        <w:rPr>
+          <w:b/>
+        </w:rPr>
+        <w:lastRenderedPageBreak/>
+        <w:t>Fluxos alternativos / exceções:</w:t>
+      </w:r>
+    </w:p>
+    <w:p>
+      <w:pPr>
+        <w:pStyle w:val="Commarcadores"/>
+        <w:spacing w:after="40" w:line="360" w:lineRule="auto"/>
+      </w:pPr>
+      <w:r>
+        <w:rPr>
+          <w:i w:val="0"/>
+          <w:color w:val="000000"/>
+          <w:sz w:val="22"/>
+        </w:rPr>
+        <w:t>Sem disponibilidade: o sistema impede o empréstimo e informa o motivo.</w:t>
+      </w:r>
+    </w:p>
+    <w:p>
+      <w:pPr>
+        <w:pStyle w:val="Commarcadores"/>
+        <w:spacing w:after="40" w:line="360" w:lineRule="auto"/>
+      </w:pPr>
+      <w:r>
+        <w:rPr>
+          <w:i w:val="0"/>
+          <w:color w:val="000000"/>
+          <w:sz w:val="22"/>
+        </w:rPr>
+        <w:t>Dados obrigatórios ausentes: a operação não é concluída.</w:t>
+      </w:r>
+    </w:p>
+    <w:p>
+      <w:pPr>
+        <w:pStyle w:val="Ttulo3"/>
+        <w:spacing w:line="360" w:lineRule="auto"/>
+      </w:pPr>
+      <w:r>
+        <w:t>3.3.2.6 [UC 06] – Consultar Empréstimos</w:t>
+      </w:r>
+    </w:p>
+    <w:p>
+      <w:pPr>
+        <w:spacing w:after="120" w:line="360" w:lineRule="auto"/>
+        <w:jc w:val="both"/>
+      </w:pPr>
+      <w:r>
+        <w:rPr>
+          <w:b/>
+        </w:rPr>
+        <w:t>Descrição:</w:t>
+      </w:r>
+      <w:r>
+        <w:t xml:space="preserve"> Permite consultar empréstimos e seus respectivos status.</w:t>
+      </w:r>
+    </w:p>
+    <w:p>
+      <w:pPr>
+        <w:spacing w:after="120" w:line="360" w:lineRule="auto"/>
+        <w:jc w:val="both"/>
+      </w:pPr>
+      <w:r>
+        <w:rPr>
+          <w:b/>
+        </w:rPr>
+        <w:t>Prioridade:</w:t>
+      </w:r>
+      <w:r>
+        <w:t xml:space="preserve"> Essencial</w:t>
+      </w:r>
+    </w:p>
+    <w:p>
+      <w:pPr>
+        <w:spacing w:after="120" w:line="360" w:lineRule="auto"/>
+        <w:jc w:val="both"/>
+      </w:pPr>
+      <w:r>
+        <w:rPr>
+          <w:b/>
+        </w:rPr>
+        <w:t>Pré-condições:</w:t>
+      </w:r>
+      <w:r>
+        <w:t xml:space="preserve"> Existirem ou não empréstimos cadastrados.</w:t>
+      </w:r>
+    </w:p>
+    <w:p>
+      <w:pPr>
+        <w:spacing w:after="120" w:line="360" w:lineRule="auto"/>
+        <w:jc w:val="both"/>
+      </w:pPr>
+      <w:r>
+        <w:rPr>
+          <w:b/>
+        </w:rPr>
+        <w:t>Pós-condição:</w:t>
+      </w:r>
+      <w:r>
+        <w:t xml:space="preserve"> Listagem exibida, podendo indicar EMPRESTADO, DEVOLVIDO ou ATRASADO.</w:t>
+      </w:r>
+    </w:p>
+    <w:p>
+      <w:pPr>
+        <w:spacing w:line="360" w:lineRule="auto"/>
+      </w:pPr>
+      <w:r>
+        <w:rPr>
+          <w:b/>
+        </w:rPr>
         <w:t>Fluxo principal:</w:t>
       </w:r>
     </w:p>
@@ -4895,7 +6410,7 @@
               <w:rPr>
                 <w:sz w:val="18"/>
               </w:rPr>
-              <w:t>1. Acessa a opção Autores.</w:t>
+              <w:t>1. Acessa Empréstimos.</w:t>
             </w:r>
           </w:p>
         </w:tc>
@@ -4912,7 +6427,7 @@
               <w:rPr>
                 <w:sz w:val="18"/>
               </w:rPr>
-              <w:t>2. Exibe a listagem de autores.</w:t>
+              <w:t>2. Consulta os registros e atualiza a identificação de atrasos quando aplicável.</w:t>
             </w:r>
           </w:p>
         </w:tc>
@@ -4934,7 +6449,7 @@
               <w:rPr>
                 <w:sz w:val="18"/>
               </w:rPr>
-              <w:t>3. Solicita novo cadastro ou edição.</w:t>
+              <w:t>3. Navega pela listagem.</w:t>
             </w:r>
           </w:p>
         </w:tc>
@@ -4951,60 +6466,7 @@
               <w:rPr>
                 <w:sz w:val="18"/>
               </w:rPr>
-              <w:t>4. Exibe o formulário.</w:t>
-            </w:r>
-          </w:p>
-        </w:tc>
-      </w:tr>
-      <w:tr>
-        <w:trPr>
-          <w:jc w:val="center"/>
-        </w:trPr>
-        <w:tc>
-          <w:tcPr>
-            <w:tcW w:w="4677" w:type="dxa"/>
-            <w:vAlign w:val="center"/>
-          </w:tcPr>
-          <w:p>
-            <w:pPr>
-              <w:spacing w:line="360" w:lineRule="auto"/>
-            </w:pPr>
-            <w:r>
-              <w:rPr>
-                <w:sz w:val="18"/>
-              </w:rPr>
-              <w:t>5. Informa os dados e confirma.</w:t>
-            </w:r>
-          </w:p>
-        </w:tc>
-        <w:tc>
-          <w:tcPr>
-            <w:tcW w:w="4677" w:type="dxa"/>
-            <w:vAlign w:val="center"/>
-          </w:tcPr>
-          <w:p>
-            <w:pPr>
-              <w:spacing w:line="360" w:lineRule="auto"/>
-            </w:pPr>
-            <w:r>
-              <w:rPr>
-                <w:sz w:val="18"/>
-              </w:rPr>
-              <w:t xml:space="preserve">6. </w:t>
-            </w:r>
-            <w:proofErr w:type="spellStart"/>
-            <w:r>
-              <w:rPr>
-                <w:sz w:val="18"/>
-              </w:rPr>
-              <w:t>Valida</w:t>
-            </w:r>
-            <w:proofErr w:type="spellEnd"/>
-            <w:r>
-              <w:rPr>
-                <w:sz w:val="18"/>
-              </w:rPr>
-              <w:t xml:space="preserve"> e salva os dados, exibindo mensagem de sucesso.</w:t>
+              <w:t>4. Exibe aluno, livro, datas e status.</w:t>
             </w:r>
           </w:p>
         </w:tc>
@@ -5032,21 +6494,7 @@
           <w:color w:val="000000"/>
           <w:sz w:val="22"/>
         </w:rPr>
-        <w:t>Dados inválidos: o sistema mantém o formulário e apresenta as validações.</w:t>
-      </w:r>
-    </w:p>
-    <w:p>
-      <w:pPr>
-        <w:pStyle w:val="Commarcadores"/>
-        <w:spacing w:after="40" w:line="360" w:lineRule="auto"/>
-      </w:pPr>
-      <w:r>
-        <w:rPr>
-          <w:i w:val="0"/>
-          <w:color w:val="000000"/>
-          <w:sz w:val="22"/>
-        </w:rPr>
-        <w:t>Exclusão impedida por relacionamento: a operação deve ser tratada sem corromper a integridade dos dados.</w:t>
+        <w:t>Sem registros: o sistema exibe a listagem vazia de forma apropriada.</w:t>
       </w:r>
     </w:p>
     <w:p>
@@ -5055,7 +6503,7 @@
         <w:spacing w:line="360" w:lineRule="auto"/>
       </w:pPr>
       <w:r>
-        <w:t>3.3.2.2 [UC 02] – Gerenciar Editoras</w:t>
+        <w:t>3.3.2.7 [UC 07] – Registrar Devolução</w:t>
       </w:r>
     </w:p>
     <w:p>
@@ -5070,7 +6518,7 @@
         <w:t>Descrição:</w:t>
       </w:r>
       <w:r>
-        <w:t xml:space="preserve"> Permite cadastrar, consultar, editar e excluir editoras utilizadas no cadastro de livros.</w:t>
+        <w:t xml:space="preserve"> Finaliza um empréstimo, atualiza o status e devolve a unidade ao acervo.</w:t>
       </w:r>
     </w:p>
     <w:p>
@@ -5100,7 +6548,7 @@
         <w:t>Pré-condições:</w:t>
       </w:r>
       <w:r>
-        <w:t xml:space="preserve"> Aplicação em execução e acesso à tela de editoras.</w:t>
+        <w:t xml:space="preserve"> Empréstimo existente e ainda não devolvido.</w:t>
       </w:r>
     </w:p>
     <w:p>
@@ -5115,7 +6563,7 @@
         <w:t>Pós-condição:</w:t>
       </w:r>
       <w:r>
-        <w:t xml:space="preserve"> Cadastro de editoras atualizado.</w:t>
+        <w:t xml:space="preserve"> Data de devolução registrada, status DEVOLVIDO e disponibilidade aumentada.</w:t>
       </w:r>
     </w:p>
     <w:p>
@@ -5144,8 +6592,8 @@
         <w:tblLook w:val="04A0" w:firstRow="1" w:lastRow="0" w:firstColumn="1" w:lastColumn="0" w:noHBand="0" w:noVBand="1"/>
       </w:tblPr>
       <w:tblGrid>
-        <w:gridCol w:w="4669"/>
-        <w:gridCol w:w="4670"/>
+        <w:gridCol w:w="3253"/>
+        <w:gridCol w:w="6086"/>
       </w:tblGrid>
       <w:tr>
         <w:trPr>
@@ -5154,7 +6602,7 @@
         </w:trPr>
         <w:tc>
           <w:tcPr>
-            <w:tcW w:w="4677" w:type="dxa"/>
+            <w:tcW w:w="3253" w:type="dxa"/>
             <w:shd w:val="clear" w:color="auto" w:fill="5B9BD5"/>
             <w:vAlign w:val="center"/>
           </w:tcPr>
@@ -5175,7 +6623,7 @@
         </w:tc>
         <w:tc>
           <w:tcPr>
-            <w:tcW w:w="4677" w:type="dxa"/>
+            <w:tcW w:w="6086" w:type="dxa"/>
             <w:shd w:val="clear" w:color="auto" w:fill="5B9BD5"/>
             <w:vAlign w:val="center"/>
           </w:tcPr>
@@ -5201,35 +6649,35 @@
         </w:trPr>
         <w:tc>
           <w:tcPr>
-            <w:tcW w:w="4677" w:type="dxa"/>
-            <w:vAlign w:val="center"/>
-          </w:tcPr>
-          <w:p>
-            <w:pPr>
-              <w:spacing w:line="360" w:lineRule="auto"/>
-            </w:pPr>
-            <w:r>
-              <w:rPr>
-                <w:sz w:val="18"/>
-              </w:rPr>
-              <w:t>1. Acessa a opção Editoras.</w:t>
-            </w:r>
-          </w:p>
-        </w:tc>
-        <w:tc>
-          <w:tcPr>
-            <w:tcW w:w="4677" w:type="dxa"/>
-            <w:vAlign w:val="center"/>
-          </w:tcPr>
-          <w:p>
-            <w:pPr>
-              <w:spacing w:line="360" w:lineRule="auto"/>
-            </w:pPr>
-            <w:r>
-              <w:rPr>
-                <w:sz w:val="18"/>
-              </w:rPr>
-              <w:t>2. Exibe a listagem.</w:t>
+            <w:tcW w:w="3253" w:type="dxa"/>
+            <w:vAlign w:val="center"/>
+          </w:tcPr>
+          <w:p>
+            <w:pPr>
+              <w:spacing w:line="360" w:lineRule="auto"/>
+            </w:pPr>
+            <w:r>
+              <w:rPr>
+                <w:sz w:val="18"/>
+              </w:rPr>
+              <w:t>1. Seleciona um empréstimo ativo.</w:t>
+            </w:r>
+          </w:p>
+        </w:tc>
+        <w:tc>
+          <w:tcPr>
+            <w:tcW w:w="6086" w:type="dxa"/>
+            <w:vAlign w:val="center"/>
+          </w:tcPr>
+          <w:p>
+            <w:pPr>
+              <w:spacing w:line="360" w:lineRule="auto"/>
+            </w:pPr>
+            <w:r>
+              <w:rPr>
+                <w:sz w:val="18"/>
+              </w:rPr>
+              <w:t>2. Exibe a opção de devolução.</w:t>
             </w:r>
           </w:p>
         </w:tc>
@@ -5240,35 +6688,35 @@
         </w:trPr>
         <w:tc>
           <w:tcPr>
-            <w:tcW w:w="4677" w:type="dxa"/>
-            <w:vAlign w:val="center"/>
-          </w:tcPr>
-          <w:p>
-            <w:pPr>
-              <w:spacing w:line="360" w:lineRule="auto"/>
-            </w:pPr>
-            <w:r>
-              <w:rPr>
-                <w:sz w:val="18"/>
-              </w:rPr>
-              <w:t>3. Solicita cadastro ou edição.</w:t>
-            </w:r>
-          </w:p>
-        </w:tc>
-        <w:tc>
-          <w:tcPr>
-            <w:tcW w:w="4677" w:type="dxa"/>
-            <w:vAlign w:val="center"/>
-          </w:tcPr>
-          <w:p>
-            <w:pPr>
-              <w:spacing w:line="360" w:lineRule="auto"/>
-            </w:pPr>
-            <w:r>
-              <w:rPr>
-                <w:sz w:val="18"/>
-              </w:rPr>
-              <w:t>4. Exibe o formulário.</w:t>
+            <w:tcW w:w="3253" w:type="dxa"/>
+            <w:vAlign w:val="center"/>
+          </w:tcPr>
+          <w:p>
+            <w:pPr>
+              <w:spacing w:line="360" w:lineRule="auto"/>
+            </w:pPr>
+            <w:r>
+              <w:rPr>
+                <w:sz w:val="18"/>
+              </w:rPr>
+              <w:t>3. Confirma a devolução.</w:t>
+            </w:r>
+          </w:p>
+        </w:tc>
+        <w:tc>
+          <w:tcPr>
+            <w:tcW w:w="6086" w:type="dxa"/>
+            <w:vAlign w:val="center"/>
+          </w:tcPr>
+          <w:p>
+            <w:pPr>
+              <w:spacing w:line="360" w:lineRule="auto"/>
+            </w:pPr>
+            <w:r>
+              <w:rPr>
+                <w:sz w:val="18"/>
+              </w:rPr>
+              <w:t>4. Registra a data de devolução e aumenta a disponibilidade do livro.</w:t>
             </w:r>
           </w:p>
         </w:tc>
@@ -5279,35 +6727,35 @@
         </w:trPr>
         <w:tc>
           <w:tcPr>
-            <w:tcW w:w="4677" w:type="dxa"/>
-            <w:vAlign w:val="center"/>
-          </w:tcPr>
-          <w:p>
-            <w:pPr>
-              <w:spacing w:line="360" w:lineRule="auto"/>
-            </w:pPr>
-            <w:r>
-              <w:rPr>
-                <w:sz w:val="18"/>
-              </w:rPr>
-              <w:t>5. Confirma os dados.</w:t>
-            </w:r>
-          </w:p>
-        </w:tc>
-        <w:tc>
-          <w:tcPr>
-            <w:tcW w:w="4677" w:type="dxa"/>
-            <w:vAlign w:val="center"/>
-          </w:tcPr>
-          <w:p>
-            <w:pPr>
-              <w:spacing w:line="360" w:lineRule="auto"/>
-            </w:pPr>
-            <w:r>
-              <w:rPr>
-                <w:sz w:val="18"/>
-              </w:rPr>
-              <w:t>6. Valida, persiste e informa o resultado.</w:t>
+            <w:tcW w:w="3253" w:type="dxa"/>
+            <w:vAlign w:val="center"/>
+          </w:tcPr>
+          <w:p>
+            <w:pPr>
+              <w:spacing w:line="360" w:lineRule="auto"/>
+            </w:pPr>
+            <w:r>
+              <w:rPr>
+                <w:sz w:val="18"/>
+              </w:rPr>
+              <w:t>5. Finaliza a operação.</w:t>
+            </w:r>
+          </w:p>
+        </w:tc>
+        <w:tc>
+          <w:tcPr>
+            <w:tcW w:w="6086" w:type="dxa"/>
+            <w:vAlign w:val="center"/>
+          </w:tcPr>
+          <w:p>
+            <w:pPr>
+              <w:spacing w:line="360" w:lineRule="auto"/>
+            </w:pPr>
+            <w:r>
+              <w:rPr>
+                <w:sz w:val="18"/>
+              </w:rPr>
+              <w:t>6. Se houver atraso, calcula os dias e gera a multa correspondente.</w:t>
             </w:r>
           </w:p>
         </w:tc>
@@ -5335,7 +6783,21 @@
           <w:color w:val="000000"/>
           <w:sz w:val="22"/>
         </w:rPr>
-        <w:t>Dados inválidos são rejeitados com mensagem de validação.</w:t>
+        <w:t>Empréstimo já devolvido: o sistema impede uma segunda devolução.</w:t>
+      </w:r>
+    </w:p>
+    <w:p>
+      <w:pPr>
+        <w:pStyle w:val="Commarcadores"/>
+        <w:spacing w:after="40" w:line="360" w:lineRule="auto"/>
+      </w:pPr>
+      <w:r>
+        <w:rPr>
+          <w:i w:val="0"/>
+          <w:color w:val="000000"/>
+          <w:sz w:val="22"/>
+        </w:rPr>
+        <w:t>Devolução após o prazo: é gerada multa conforme a regra de negócio.</w:t>
       </w:r>
     </w:p>
     <w:p>
@@ -5344,7 +6806,7 @@
         <w:spacing w:line="360" w:lineRule="auto"/>
       </w:pPr>
       <w:r>
-        <w:t>3.3.2.3 [UC 03] – Gerenciar Livros</w:t>
+        <w:t>3.3.2.8 [UC 08] – Gerenciar Multas</w:t>
       </w:r>
     </w:p>
     <w:p>
@@ -5359,7 +6821,7 @@
         <w:t>Descrição:</w:t>
       </w:r>
       <w:r>
-        <w:t xml:space="preserve"> Permite manter o acervo, associando livro a autor e editora e controlando quantidades.</w:t>
+        <w:t xml:space="preserve"> Permite consultar multas geradas e registrar pagamento ou cancelamento conforme a operação disponível.</w:t>
       </w:r>
     </w:p>
     <w:p>
@@ -5374,7 +6836,7 @@
         <w:t>Prioridade:</w:t>
       </w:r>
       <w:r>
-        <w:t xml:space="preserve"> Essencial</w:t>
+        <w:t xml:space="preserve"> Importante</w:t>
       </w:r>
     </w:p>
     <w:p>
@@ -5386,10 +6848,11 @@
         <w:rPr>
           <w:b/>
         </w:rPr>
+        <w:lastRenderedPageBreak/>
         <w:t>Pré-condições:</w:t>
       </w:r>
       <w:r>
-        <w:t xml:space="preserve"> Autor e editora previamente cadastrados.</w:t>
+        <w:t xml:space="preserve"> Existir multa vinculada a empréstimo.</w:t>
       </w:r>
     </w:p>
     <w:p>
@@ -5404,7 +6867,7 @@
         <w:t>Pós-condição:</w:t>
       </w:r>
       <w:r>
-        <w:t xml:space="preserve"> Livro cadastrado/alterado e disponibilidade consistente.</w:t>
+        <w:t xml:space="preserve"> Status da multa atualizado.</w:t>
       </w:r>
     </w:p>
     <w:p>
@@ -5433,8 +6896,8 @@
         <w:tblLook w:val="04A0" w:firstRow="1" w:lastRow="0" w:firstColumn="1" w:lastColumn="0" w:noHBand="0" w:noVBand="1"/>
       </w:tblPr>
       <w:tblGrid>
-        <w:gridCol w:w="4670"/>
-        <w:gridCol w:w="4669"/>
+        <w:gridCol w:w="2969"/>
+        <w:gridCol w:w="6370"/>
       </w:tblGrid>
       <w:tr>
         <w:trPr>
@@ -5443,7 +6906,7 @@
         </w:trPr>
         <w:tc>
           <w:tcPr>
-            <w:tcW w:w="4677" w:type="dxa"/>
+            <w:tcW w:w="2969" w:type="dxa"/>
             <w:shd w:val="clear" w:color="auto" w:fill="5B9BD5"/>
             <w:vAlign w:val="center"/>
           </w:tcPr>
@@ -5464,7 +6927,7 @@
         </w:tc>
         <w:tc>
           <w:tcPr>
-            <w:tcW w:w="4677" w:type="dxa"/>
+            <w:tcW w:w="6370" w:type="dxa"/>
             <w:shd w:val="clear" w:color="auto" w:fill="5B9BD5"/>
             <w:vAlign w:val="center"/>
           </w:tcPr>
@@ -5490,35 +6953,35 @@
         </w:trPr>
         <w:tc>
           <w:tcPr>
-            <w:tcW w:w="4677" w:type="dxa"/>
-            <w:vAlign w:val="center"/>
-          </w:tcPr>
-          <w:p>
-            <w:pPr>
-              <w:spacing w:line="360" w:lineRule="auto"/>
-            </w:pPr>
-            <w:r>
-              <w:rPr>
-                <w:sz w:val="18"/>
-              </w:rPr>
-              <w:t>1. Acessa Livros.</w:t>
-            </w:r>
-          </w:p>
-        </w:tc>
-        <w:tc>
-          <w:tcPr>
-            <w:tcW w:w="4677" w:type="dxa"/>
-            <w:vAlign w:val="center"/>
-          </w:tcPr>
-          <w:p>
-            <w:pPr>
-              <w:spacing w:line="360" w:lineRule="auto"/>
-            </w:pPr>
-            <w:r>
-              <w:rPr>
-                <w:sz w:val="18"/>
-              </w:rPr>
-              <w:t>2. Exibe a listagem do acervo.</w:t>
+            <w:tcW w:w="2969" w:type="dxa"/>
+            <w:vAlign w:val="center"/>
+          </w:tcPr>
+          <w:p>
+            <w:pPr>
+              <w:spacing w:line="360" w:lineRule="auto"/>
+            </w:pPr>
+            <w:r>
+              <w:rPr>
+                <w:sz w:val="18"/>
+              </w:rPr>
+              <w:t>1. Acessa Multas.</w:t>
+            </w:r>
+          </w:p>
+        </w:tc>
+        <w:tc>
+          <w:tcPr>
+            <w:tcW w:w="6370" w:type="dxa"/>
+            <w:vAlign w:val="center"/>
+          </w:tcPr>
+          <w:p>
+            <w:pPr>
+              <w:spacing w:line="360" w:lineRule="auto"/>
+            </w:pPr>
+            <w:r>
+              <w:rPr>
+                <w:sz w:val="18"/>
+              </w:rPr>
+              <w:t>2. Exibe a listagem de multas.</w:t>
             </w:r>
           </w:p>
         </w:tc>
@@ -5529,74 +6992,35 @@
         </w:trPr>
         <w:tc>
           <w:tcPr>
-            <w:tcW w:w="4677" w:type="dxa"/>
-            <w:vAlign w:val="center"/>
-          </w:tcPr>
-          <w:p>
-            <w:pPr>
-              <w:spacing w:line="360" w:lineRule="auto"/>
-            </w:pPr>
-            <w:r>
-              <w:rPr>
-                <w:sz w:val="18"/>
-              </w:rPr>
-              <w:t>3. Solicita novo livro ou edição.</w:t>
-            </w:r>
-          </w:p>
-        </w:tc>
-        <w:tc>
-          <w:tcPr>
-            <w:tcW w:w="4677" w:type="dxa"/>
-            <w:vAlign w:val="center"/>
-          </w:tcPr>
-          <w:p>
-            <w:pPr>
-              <w:spacing w:line="360" w:lineRule="auto"/>
-            </w:pPr>
-            <w:r>
-              <w:rPr>
-                <w:sz w:val="18"/>
-              </w:rPr>
-              <w:t>4. Exibe formulário com autor e editora.</w:t>
-            </w:r>
-          </w:p>
-        </w:tc>
-      </w:tr>
-      <w:tr>
-        <w:trPr>
-          <w:jc w:val="center"/>
-        </w:trPr>
-        <w:tc>
-          <w:tcPr>
-            <w:tcW w:w="4677" w:type="dxa"/>
-            <w:vAlign w:val="center"/>
-          </w:tcPr>
-          <w:p>
-            <w:pPr>
-              <w:spacing w:line="360" w:lineRule="auto"/>
-            </w:pPr>
-            <w:r>
-              <w:rPr>
-                <w:sz w:val="18"/>
-              </w:rPr>
-              <w:t>5. Informa título, ISBN, categoria, ano e quantidade.</w:t>
-            </w:r>
-          </w:p>
-        </w:tc>
-        <w:tc>
-          <w:tcPr>
-            <w:tcW w:w="4677" w:type="dxa"/>
-            <w:vAlign w:val="center"/>
-          </w:tcPr>
-          <w:p>
-            <w:pPr>
-              <w:spacing w:line="360" w:lineRule="auto"/>
-            </w:pPr>
-            <w:r>
-              <w:rPr>
-                <w:sz w:val="18"/>
-              </w:rPr>
-              <w:t>6. Valida dados e salva o livro, ajustando a quantidade disponível.</w:t>
+            <w:tcW w:w="2969" w:type="dxa"/>
+            <w:vAlign w:val="center"/>
+          </w:tcPr>
+          <w:p>
+            <w:pPr>
+              <w:spacing w:line="360" w:lineRule="auto"/>
+            </w:pPr>
+            <w:r>
+              <w:rPr>
+                <w:sz w:val="18"/>
+              </w:rPr>
+              <w:t>3. Seleciona a ação disponível.</w:t>
+            </w:r>
+          </w:p>
+        </w:tc>
+        <w:tc>
+          <w:tcPr>
+            <w:tcW w:w="6370" w:type="dxa"/>
+            <w:vAlign w:val="center"/>
+          </w:tcPr>
+          <w:p>
+            <w:pPr>
+              <w:spacing w:line="360" w:lineRule="auto"/>
+            </w:pPr>
+            <w:r>
+              <w:rPr>
+                <w:sz w:val="18"/>
+              </w:rPr>
+              <w:t>4. Atualiza o status da multa e registra a data de pagamento quando aplicável.</w:t>
             </w:r>
           </w:p>
         </w:tc>
@@ -5624,22 +7048,7 @@
           <w:color w:val="000000"/>
           <w:sz w:val="22"/>
         </w:rPr>
-        <w:lastRenderedPageBreak/>
-        <w:t>ISBN já existente: cadastro não deve gerar duplicidade.</w:t>
-      </w:r>
-    </w:p>
-    <w:p>
-      <w:pPr>
-        <w:pStyle w:val="Commarcadores"/>
-        <w:spacing w:after="40" w:line="360" w:lineRule="auto"/>
-      </w:pPr>
-      <w:r>
-        <w:rPr>
-          <w:i w:val="0"/>
-          <w:color w:val="000000"/>
-          <w:sz w:val="22"/>
-        </w:rPr>
-        <w:t>Quantidade inválida: o sistema rejeita a operação conforme as validações.</w:t>
+        <w:t>Multa inexistente: nenhuma alteração é realizada.</w:t>
       </w:r>
     </w:p>
     <w:p>
@@ -5648,7 +7057,7 @@
         <w:spacing w:line="360" w:lineRule="auto"/>
       </w:pPr>
       <w:r>
-        <w:t>3.3.2.4 [UC 04] – Gerenciar Alunos</w:t>
+        <w:t>3.3.2.9 [UC 09] – Consultar Dashboard</w:t>
       </w:r>
     </w:p>
     <w:p>
@@ -5663,7 +7072,7 @@
         <w:t>Descrição:</w:t>
       </w:r>
       <w:r>
-        <w:t xml:space="preserve"> Permite manter os dados dos alunos/leitores vinculados aos empréstimos.</w:t>
+        <w:t xml:space="preserve"> Apresenta indicadores resumidos do acervo e das movimentações.</w:t>
       </w:r>
     </w:p>
     <w:p>
@@ -5678,7 +7087,7 @@
         <w:t>Prioridade:</w:t>
       </w:r>
       <w:r>
-        <w:t xml:space="preserve"> Essencial</w:t>
+        <w:t xml:space="preserve"> Importante</w:t>
       </w:r>
     </w:p>
     <w:p>
@@ -5708,7 +7117,7 @@
         <w:t>Pós-condição:</w:t>
       </w:r>
       <w:r>
-        <w:t xml:space="preserve"> Cadastro de alunos atualizado.</w:t>
+        <w:t xml:space="preserve"> Indicadores atualizados apresentados na página inicial.</w:t>
       </w:r>
     </w:p>
     <w:p>
@@ -5737,8 +7146,8 @@
         <w:tblLook w:val="04A0" w:firstRow="1" w:lastRow="0" w:firstColumn="1" w:lastColumn="0" w:noHBand="0" w:noVBand="1"/>
       </w:tblPr>
       <w:tblGrid>
-        <w:gridCol w:w="4670"/>
-        <w:gridCol w:w="4669"/>
+        <w:gridCol w:w="2544"/>
+        <w:gridCol w:w="6795"/>
       </w:tblGrid>
       <w:tr>
         <w:trPr>
@@ -5747,7 +7156,7 @@
         </w:trPr>
         <w:tc>
           <w:tcPr>
-            <w:tcW w:w="4677" w:type="dxa"/>
+            <w:tcW w:w="2544" w:type="dxa"/>
             <w:shd w:val="clear" w:color="auto" w:fill="5B9BD5"/>
             <w:vAlign w:val="center"/>
           </w:tcPr>
@@ -5768,7 +7177,7 @@
         </w:tc>
         <w:tc>
           <w:tcPr>
-            <w:tcW w:w="4677" w:type="dxa"/>
+            <w:tcW w:w="6795" w:type="dxa"/>
             <w:shd w:val="clear" w:color="auto" w:fill="5B9BD5"/>
             <w:vAlign w:val="center"/>
           </w:tcPr>
@@ -5794,127 +7203,35 @@
         </w:trPr>
         <w:tc>
           <w:tcPr>
-            <w:tcW w:w="4677" w:type="dxa"/>
-            <w:vAlign w:val="center"/>
-          </w:tcPr>
-          <w:p>
-            <w:pPr>
-              <w:spacing w:line="360" w:lineRule="auto"/>
-            </w:pPr>
-            <w:r>
-              <w:rPr>
-                <w:sz w:val="18"/>
-              </w:rPr>
-              <w:t>1. Acessa Alunos.</w:t>
-            </w:r>
-          </w:p>
-        </w:tc>
-        <w:tc>
-          <w:tcPr>
-            <w:tcW w:w="4677" w:type="dxa"/>
-            <w:vAlign w:val="center"/>
-          </w:tcPr>
-          <w:p>
-            <w:pPr>
-              <w:spacing w:line="360" w:lineRule="auto"/>
-            </w:pPr>
-            <w:r>
-              <w:rPr>
-                <w:sz w:val="18"/>
-              </w:rPr>
-              <w:t>2. Exibe a listagem.</w:t>
-            </w:r>
-          </w:p>
-        </w:tc>
-      </w:tr>
-      <w:tr>
-        <w:trPr>
-          <w:jc w:val="center"/>
-        </w:trPr>
-        <w:tc>
-          <w:tcPr>
-            <w:tcW w:w="4677" w:type="dxa"/>
-            <w:vAlign w:val="center"/>
-          </w:tcPr>
-          <w:p>
-            <w:pPr>
-              <w:spacing w:line="360" w:lineRule="auto"/>
-            </w:pPr>
-            <w:r>
-              <w:rPr>
-                <w:sz w:val="18"/>
-              </w:rPr>
-              <w:t>3. Solicita cadastro/edição.</w:t>
-            </w:r>
-          </w:p>
-        </w:tc>
-        <w:tc>
-          <w:tcPr>
-            <w:tcW w:w="4677" w:type="dxa"/>
-            <w:vAlign w:val="center"/>
-          </w:tcPr>
-          <w:p>
-            <w:pPr>
-              <w:spacing w:line="360" w:lineRule="auto"/>
-            </w:pPr>
-            <w:r>
-              <w:rPr>
-                <w:sz w:val="18"/>
-              </w:rPr>
-              <w:t>4. Exibe formulário.</w:t>
-            </w:r>
-          </w:p>
-        </w:tc>
-      </w:tr>
-      <w:tr>
-        <w:trPr>
-          <w:jc w:val="center"/>
-        </w:trPr>
-        <w:tc>
-          <w:tcPr>
-            <w:tcW w:w="4677" w:type="dxa"/>
-            <w:vAlign w:val="center"/>
-          </w:tcPr>
-          <w:p>
-            <w:pPr>
-              <w:spacing w:line="360" w:lineRule="auto"/>
-            </w:pPr>
-            <w:r>
-              <w:rPr>
-                <w:sz w:val="18"/>
-              </w:rPr>
-              <w:t>5. Informa nome, matrícula e demais dados.</w:t>
-            </w:r>
-          </w:p>
-        </w:tc>
-        <w:tc>
-          <w:tcPr>
-            <w:tcW w:w="4677" w:type="dxa"/>
-            <w:vAlign w:val="center"/>
-          </w:tcPr>
-          <w:p>
-            <w:pPr>
-              <w:spacing w:line="360" w:lineRule="auto"/>
-            </w:pPr>
-            <w:r>
-              <w:rPr>
-                <w:sz w:val="18"/>
-              </w:rPr>
-              <w:t xml:space="preserve">6. </w:t>
-            </w:r>
-            <w:proofErr w:type="spellStart"/>
-            <w:r>
-              <w:rPr>
-                <w:sz w:val="18"/>
-              </w:rPr>
-              <w:t>Valida</w:t>
-            </w:r>
-            <w:proofErr w:type="spellEnd"/>
-            <w:r>
-              <w:rPr>
-                <w:sz w:val="18"/>
-              </w:rPr>
-              <w:t xml:space="preserve"> e salva o registro.</w:t>
+            <w:tcW w:w="2544" w:type="dxa"/>
+            <w:vAlign w:val="center"/>
+          </w:tcPr>
+          <w:p>
+            <w:pPr>
+              <w:spacing w:line="360" w:lineRule="auto"/>
+            </w:pPr>
+            <w:r>
+              <w:rPr>
+                <w:sz w:val="18"/>
+              </w:rPr>
+              <w:t>1. Acessa o Dashboard.</w:t>
+            </w:r>
+          </w:p>
+        </w:tc>
+        <w:tc>
+          <w:tcPr>
+            <w:tcW w:w="6795" w:type="dxa"/>
+            <w:vAlign w:val="center"/>
+          </w:tcPr>
+          <w:p>
+            <w:pPr>
+              <w:spacing w:line="360" w:lineRule="auto"/>
+            </w:pPr>
+            <w:r>
+              <w:rPr>
+                <w:sz w:val="18"/>
+              </w:rPr>
+              <w:t>2. Consulta as quantidades no banco e exibe os cards de resumo.</w:t>
             </w:r>
           </w:p>
         </w:tc>
@@ -5942,7 +7259,7 @@
           <w:color w:val="000000"/>
           <w:sz w:val="22"/>
         </w:rPr>
-        <w:t>Matrícula duplicada: o sistema não deve aceitar o cadastro.</w:t>
+        <w:t>Falha de consulta: o sistema deve tratar o erro e evitar exibir dados inconsistentes.</w:t>
       </w:r>
     </w:p>
     <w:p>
@@ -5951,7 +7268,7 @@
         <w:spacing w:line="360" w:lineRule="auto"/>
       </w:pPr>
       <w:r>
-        <w:t>3.3.2.5 [UC 05] – Realizar Empréstimo</w:t>
+        <w:t>3.3.2.10 [UC 10] – Consultar Relatórios</w:t>
       </w:r>
     </w:p>
     <w:p>
@@ -5966,7 +7283,7 @@
         <w:t>Descrição:</w:t>
       </w:r>
       <w:r>
-        <w:t xml:space="preserve"> Registra a retirada de um livro por um aluno e reduz a quantidade disponível.</w:t>
+        <w:t xml:space="preserve"> Apresenta informações consolidadas do acervo e movimentações para apoio à consulta e apresentação.</w:t>
       </w:r>
     </w:p>
     <w:p>
@@ -5981,7 +7298,7 @@
         <w:t>Prioridade:</w:t>
       </w:r>
       <w:r>
-        <w:t xml:space="preserve"> Essencial</w:t>
+        <w:t xml:space="preserve"> Importante</w:t>
       </w:r>
     </w:p>
     <w:p>
@@ -5996,7 +7313,7 @@
         <w:t>Pré-condições:</w:t>
       </w:r>
       <w:r>
-        <w:t xml:space="preserve"> Aluno e livro cadastrados; livro com quantidade disponível maior que zero.</w:t>
+        <w:t xml:space="preserve"> Dados cadastrados no sistema.</w:t>
       </w:r>
     </w:p>
     <w:p>
@@ -6011,7 +7328,7 @@
         <w:t>Pós-condição:</w:t>
       </w:r>
       <w:r>
-        <w:t xml:space="preserve"> Empréstimo criado com status EMPRESTADO e disponibilidade do livro reduzida.</w:t>
+        <w:t xml:space="preserve"> Relatório exibido na interface e disponível para impressão quando previsto.</w:t>
       </w:r>
     </w:p>
     <w:p>
@@ -6040,8 +7357,8 @@
         <w:tblLook w:val="04A0" w:firstRow="1" w:lastRow="0" w:firstColumn="1" w:lastColumn="0" w:noHBand="0" w:noVBand="1"/>
       </w:tblPr>
       <w:tblGrid>
-        <w:gridCol w:w="4669"/>
-        <w:gridCol w:w="4670"/>
+        <w:gridCol w:w="3394"/>
+        <w:gridCol w:w="5945"/>
       </w:tblGrid>
       <w:tr>
         <w:trPr>
@@ -6050,7 +7367,7 @@
         </w:trPr>
         <w:tc>
           <w:tcPr>
-            <w:tcW w:w="4677" w:type="dxa"/>
+            <w:tcW w:w="3394" w:type="dxa"/>
             <w:shd w:val="clear" w:color="auto" w:fill="5B9BD5"/>
             <w:vAlign w:val="center"/>
           </w:tcPr>
@@ -6071,7 +7388,7 @@
         </w:tc>
         <w:tc>
           <w:tcPr>
-            <w:tcW w:w="4677" w:type="dxa"/>
+            <w:tcW w:w="5945" w:type="dxa"/>
             <w:shd w:val="clear" w:color="auto" w:fill="5B9BD5"/>
             <w:vAlign w:val="center"/>
           </w:tcPr>
@@ -6097,35 +7414,35 @@
         </w:trPr>
         <w:tc>
           <w:tcPr>
-            <w:tcW w:w="4677" w:type="dxa"/>
-            <w:vAlign w:val="center"/>
-          </w:tcPr>
-          <w:p>
-            <w:pPr>
-              <w:spacing w:line="360" w:lineRule="auto"/>
-            </w:pPr>
-            <w:r>
-              <w:rPr>
-                <w:sz w:val="18"/>
-              </w:rPr>
-              <w:t>1. Acessa Empréstimos e solicita novo empréstimo.</w:t>
-            </w:r>
-          </w:p>
-        </w:tc>
-        <w:tc>
-          <w:tcPr>
-            <w:tcW w:w="4677" w:type="dxa"/>
-            <w:vAlign w:val="center"/>
-          </w:tcPr>
-          <w:p>
-            <w:pPr>
-              <w:spacing w:line="360" w:lineRule="auto"/>
-            </w:pPr>
-            <w:r>
-              <w:rPr>
-                <w:sz w:val="18"/>
-              </w:rPr>
-              <w:t>2. Exibe formulário com aluno e livro.</w:t>
+            <w:tcW w:w="3394" w:type="dxa"/>
+            <w:vAlign w:val="center"/>
+          </w:tcPr>
+          <w:p>
+            <w:pPr>
+              <w:spacing w:line="360" w:lineRule="auto"/>
+            </w:pPr>
+            <w:r>
+              <w:rPr>
+                <w:sz w:val="18"/>
+              </w:rPr>
+              <w:t>1. Acessa Relatórios.</w:t>
+            </w:r>
+          </w:p>
+        </w:tc>
+        <w:tc>
+          <w:tcPr>
+            <w:tcW w:w="5945" w:type="dxa"/>
+            <w:vAlign w:val="center"/>
+          </w:tcPr>
+          <w:p>
+            <w:pPr>
+              <w:spacing w:line="360" w:lineRule="auto"/>
+            </w:pPr>
+            <w:r>
+              <w:rPr>
+                <w:sz w:val="18"/>
+              </w:rPr>
+              <w:t>2. Consulta os dados consolidados.</w:t>
             </w:r>
           </w:p>
         </w:tc>
@@ -6136,74 +7453,35 @@
         </w:trPr>
         <w:tc>
           <w:tcPr>
-            <w:tcW w:w="4677" w:type="dxa"/>
-            <w:vAlign w:val="center"/>
-          </w:tcPr>
-          <w:p>
-            <w:pPr>
-              <w:spacing w:line="360" w:lineRule="auto"/>
-            </w:pPr>
-            <w:r>
-              <w:rPr>
-                <w:sz w:val="18"/>
-              </w:rPr>
-              <w:t>3. Seleciona aluno, livro e datas.</w:t>
-            </w:r>
-          </w:p>
-        </w:tc>
-        <w:tc>
-          <w:tcPr>
-            <w:tcW w:w="4677" w:type="dxa"/>
-            <w:vAlign w:val="center"/>
-          </w:tcPr>
-          <w:p>
-            <w:pPr>
-              <w:spacing w:line="360" w:lineRule="auto"/>
-            </w:pPr>
-            <w:r>
-              <w:rPr>
-                <w:sz w:val="18"/>
-              </w:rPr>
-              <w:t>4. Verifica a disponibilidade do livro.</w:t>
-            </w:r>
-          </w:p>
-        </w:tc>
-      </w:tr>
-      <w:tr>
-        <w:trPr>
-          <w:jc w:val="center"/>
-        </w:trPr>
-        <w:tc>
-          <w:tcPr>
-            <w:tcW w:w="4677" w:type="dxa"/>
-            <w:vAlign w:val="center"/>
-          </w:tcPr>
-          <w:p>
-            <w:pPr>
-              <w:spacing w:line="360" w:lineRule="auto"/>
-            </w:pPr>
-            <w:r>
-              <w:rPr>
-                <w:sz w:val="18"/>
-              </w:rPr>
-              <w:t>5. Confirma a operação.</w:t>
-            </w:r>
-          </w:p>
-        </w:tc>
-        <w:tc>
-          <w:tcPr>
-            <w:tcW w:w="4677" w:type="dxa"/>
-            <w:vAlign w:val="center"/>
-          </w:tcPr>
-          <w:p>
-            <w:pPr>
-              <w:spacing w:line="360" w:lineRule="auto"/>
-            </w:pPr>
-            <w:r>
-              <w:rPr>
-                <w:sz w:val="18"/>
-              </w:rPr>
-              <w:t>6. Registra o empréstimo e reduz a quantidade disponível em uma unidade.</w:t>
+            <w:tcW w:w="3394" w:type="dxa"/>
+            <w:vAlign w:val="center"/>
+          </w:tcPr>
+          <w:p>
+            <w:pPr>
+              <w:spacing w:line="360" w:lineRule="auto"/>
+            </w:pPr>
+            <w:r>
+              <w:rPr>
+                <w:sz w:val="18"/>
+              </w:rPr>
+              <w:t>3. Solicita visualização/ impressão.</w:t>
+            </w:r>
+          </w:p>
+        </w:tc>
+        <w:tc>
+          <w:tcPr>
+            <w:tcW w:w="5945" w:type="dxa"/>
+            <w:vAlign w:val="center"/>
+          </w:tcPr>
+          <w:p>
+            <w:pPr>
+              <w:spacing w:line="360" w:lineRule="auto"/>
+            </w:pPr>
+            <w:r>
+              <w:rPr>
+                <w:sz w:val="18"/>
+              </w:rPr>
+              <w:t>4. Exibe o relatório em formato adequado à interface e impressão.</w:t>
             </w:r>
           </w:p>
         </w:tc>
@@ -6231,102 +7509,18 @@
           <w:color w:val="000000"/>
           <w:sz w:val="22"/>
         </w:rPr>
-        <w:t>Sem disponibilidade: o sistema impede o empréstimo e informa o motivo.</w:t>
-      </w:r>
-    </w:p>
-    <w:p>
-      <w:pPr>
-        <w:pStyle w:val="Commarcadores"/>
-        <w:spacing w:after="40" w:line="360" w:lineRule="auto"/>
-      </w:pPr>
-      <w:r>
-        <w:rPr>
-          <w:i w:val="0"/>
-          <w:color w:val="000000"/>
-          <w:sz w:val="22"/>
-        </w:rPr>
-        <w:t>Dados obrigatórios ausentes: a operação não é concluída.</w:t>
-      </w:r>
-    </w:p>
-    <w:p>
-      <w:pPr>
-        <w:pStyle w:val="Ttulo3"/>
+        <w:t>Sem dados: o relatório é exibido sem registros, preservando a estrutura da página.</w:t>
+      </w:r>
+    </w:p>
+    <w:p>
+      <w:pPr>
+        <w:pStyle w:val="Ttulo2"/>
         <w:spacing w:line="360" w:lineRule="auto"/>
-      </w:pPr>
-      <w:r>
-        <w:t>3.3.2.6 [UC 06] – Consultar Empréstimos</w:t>
-      </w:r>
-    </w:p>
-    <w:p>
-      <w:pPr>
-        <w:spacing w:after="120" w:line="360" w:lineRule="auto"/>
-        <w:jc w:val="both"/>
-      </w:pPr>
-      <w:r>
-        <w:rPr>
-          <w:b/>
-        </w:rPr>
-        <w:t>Descrição:</w:t>
-      </w:r>
-      <w:r>
-        <w:t xml:space="preserve"> Permite consultar empréstimos e seus respectivos status.</w:t>
-      </w:r>
-    </w:p>
-    <w:p>
-      <w:pPr>
-        <w:spacing w:after="120" w:line="360" w:lineRule="auto"/>
-        <w:jc w:val="both"/>
-      </w:pPr>
-      <w:r>
-        <w:rPr>
-          <w:b/>
-        </w:rPr>
-        <w:t>Prioridade:</w:t>
-      </w:r>
-      <w:r>
-        <w:t xml:space="preserve"> Essencial</w:t>
-      </w:r>
-    </w:p>
-    <w:p>
-      <w:pPr>
-        <w:spacing w:after="120" w:line="360" w:lineRule="auto"/>
-        <w:jc w:val="both"/>
-      </w:pPr>
-      <w:r>
-        <w:rPr>
-          <w:b/>
-        </w:rPr>
-        <w:t>Pré-condições:</w:t>
-      </w:r>
-      <w:r>
-        <w:t xml:space="preserve"> Existirem ou não empréstimos cadastrados.</w:t>
-      </w:r>
-    </w:p>
-    <w:p>
-      <w:pPr>
-        <w:spacing w:after="120" w:line="360" w:lineRule="auto"/>
-        <w:jc w:val="both"/>
-      </w:pPr>
-      <w:r>
-        <w:rPr>
-          <w:b/>
-        </w:rPr>
+        <w:jc w:val="left"/>
+      </w:pPr>
+      <w:r>
         <w:lastRenderedPageBreak/>
-        <w:t>Pós-condição:</w:t>
-      </w:r>
-      <w:r>
-        <w:t xml:space="preserve"> Listagem exibida, podendo indicar EMPRESTADO, DEVOLVIDO ou ATRASADO.</w:t>
-      </w:r>
-    </w:p>
-    <w:p>
-      <w:pPr>
-        <w:spacing w:line="360" w:lineRule="auto"/>
-      </w:pPr>
-      <w:r>
-        <w:rPr>
-          <w:b/>
-        </w:rPr>
-        <w:t>Fluxo principal:</w:t>
+        <w:t>3.4 Requisitos não funcionais</w:t>
       </w:r>
     </w:p>
     <w:tbl>
@@ -6344,8 +7538,9 @@
         <w:tblLook w:val="04A0" w:firstRow="1" w:lastRow="0" w:firstColumn="1" w:lastColumn="0" w:noHBand="0" w:noVBand="1"/>
       </w:tblPr>
       <w:tblGrid>
-        <w:gridCol w:w="4670"/>
-        <w:gridCol w:w="4669"/>
+        <w:gridCol w:w="1693"/>
+        <w:gridCol w:w="5670"/>
+        <w:gridCol w:w="1976"/>
       </w:tblGrid>
       <w:tr>
         <w:trPr>
@@ -6354,8 +7549,8 @@
         </w:trPr>
         <w:tc>
           <w:tcPr>
-            <w:tcW w:w="4677" w:type="dxa"/>
-            <w:shd w:val="clear" w:color="auto" w:fill="5B9BD5"/>
+            <w:tcW w:w="1693" w:type="dxa"/>
+            <w:shd w:val="clear" w:color="auto" w:fill="1F4E78"/>
             <w:vAlign w:val="center"/>
           </w:tcPr>
           <w:p>
@@ -6367,16 +7562,16 @@
               <w:rPr>
                 <w:b/>
                 <w:color w:val="FFFFFF"/>
-                <w:sz w:val="18"/>
-              </w:rPr>
-              <w:t>Ações do Ator</w:t>
-            </w:r>
-          </w:p>
-        </w:tc>
-        <w:tc>
-          <w:tcPr>
-            <w:tcW w:w="4677" w:type="dxa"/>
-            <w:shd w:val="clear" w:color="auto" w:fill="5B9BD5"/>
+                <w:sz w:val="20"/>
+              </w:rPr>
+              <w:t>ID</w:t>
+            </w:r>
+          </w:p>
+        </w:tc>
+        <w:tc>
+          <w:tcPr>
+            <w:tcW w:w="5670" w:type="dxa"/>
+            <w:shd w:val="clear" w:color="auto" w:fill="1F4E78"/>
             <w:vAlign w:val="center"/>
           </w:tcPr>
           <w:p>
@@ -6388,9 +7583,30 @@
               <w:rPr>
                 <w:b/>
                 <w:color w:val="FFFFFF"/>
-                <w:sz w:val="18"/>
-              </w:rPr>
-              <w:t>Ações do Sistema</w:t>
+                <w:sz w:val="20"/>
+              </w:rPr>
+              <w:t>REQUISITO</w:t>
+            </w:r>
+          </w:p>
+        </w:tc>
+        <w:tc>
+          <w:tcPr>
+            <w:tcW w:w="1976" w:type="dxa"/>
+            <w:shd w:val="clear" w:color="auto" w:fill="1F4E78"/>
+            <w:vAlign w:val="center"/>
+          </w:tcPr>
+          <w:p>
+            <w:pPr>
+              <w:spacing w:line="360" w:lineRule="auto"/>
+              <w:jc w:val="center"/>
+            </w:pPr>
+            <w:r>
+              <w:rPr>
+                <w:b/>
+                <w:color w:val="FFFFFF"/>
+                <w:sz w:val="20"/>
+              </w:rPr>
+              <w:t>PRIORIDADE</w:t>
             </w:r>
           </w:p>
         </w:tc>
@@ -6401,35 +7617,69 @@
         </w:trPr>
         <w:tc>
           <w:tcPr>
-            <w:tcW w:w="4677" w:type="dxa"/>
-            <w:vAlign w:val="center"/>
-          </w:tcPr>
-          <w:p>
-            <w:pPr>
-              <w:spacing w:line="360" w:lineRule="auto"/>
-            </w:pPr>
-            <w:r>
-              <w:rPr>
-                <w:sz w:val="18"/>
-              </w:rPr>
-              <w:t>1. Acessa Empréstimos.</w:t>
-            </w:r>
-          </w:p>
-        </w:tc>
-        <w:tc>
-          <w:tcPr>
-            <w:tcW w:w="4677" w:type="dxa"/>
-            <w:vAlign w:val="center"/>
-          </w:tcPr>
-          <w:p>
-            <w:pPr>
-              <w:spacing w:line="360" w:lineRule="auto"/>
-            </w:pPr>
-            <w:r>
-              <w:rPr>
-                <w:sz w:val="18"/>
-              </w:rPr>
-              <w:t>2. Consulta os registros e atualiza a identificação de atrasos quando aplicável.</w:t>
+            <w:tcW w:w="1693" w:type="dxa"/>
+            <w:vAlign w:val="center"/>
+          </w:tcPr>
+          <w:p>
+            <w:pPr>
+              <w:spacing w:line="360" w:lineRule="auto"/>
+              <w:jc w:val="center"/>
+            </w:pPr>
+            <w:r>
+              <w:rPr>
+                <w:b/>
+                <w:sz w:val="18"/>
+              </w:rPr>
+              <w:t>RNF01</w:t>
+            </w:r>
+          </w:p>
+        </w:tc>
+        <w:tc>
+          <w:tcPr>
+            <w:tcW w:w="5670" w:type="dxa"/>
+            <w:vAlign w:val="center"/>
+          </w:tcPr>
+          <w:p>
+            <w:pPr>
+              <w:spacing w:line="360" w:lineRule="auto"/>
+            </w:pPr>
+            <w:r>
+              <w:rPr>
+                <w:sz w:val="18"/>
+              </w:rPr>
+              <w:t xml:space="preserve">Utilizar Java 17 e Spring Boot 4.0.2 no </w:t>
+            </w:r>
+            <w:proofErr w:type="spellStart"/>
+            <w:r>
+              <w:rPr>
+                <w:sz w:val="18"/>
+              </w:rPr>
+              <w:t>back</w:t>
+            </w:r>
+            <w:proofErr w:type="spellEnd"/>
+            <w:r>
+              <w:rPr>
+                <w:sz w:val="18"/>
+              </w:rPr>
+              <w:t>-end.</w:t>
+            </w:r>
+          </w:p>
+        </w:tc>
+        <w:tc>
+          <w:tcPr>
+            <w:tcW w:w="1976" w:type="dxa"/>
+            <w:vAlign w:val="center"/>
+          </w:tcPr>
+          <w:p>
+            <w:pPr>
+              <w:spacing w:line="360" w:lineRule="auto"/>
+              <w:jc w:val="center"/>
+            </w:pPr>
+            <w:r>
+              <w:rPr>
+                <w:sz w:val="18"/>
+              </w:rPr>
+              <w:t>Essencial</w:t>
             </w:r>
           </w:p>
         </w:tc>
@@ -6440,172 +7690,7 @@
         </w:trPr>
         <w:tc>
           <w:tcPr>
-            <w:tcW w:w="4677" w:type="dxa"/>
-            <w:vAlign w:val="center"/>
-          </w:tcPr>
-          <w:p>
-            <w:pPr>
-              <w:spacing w:line="360" w:lineRule="auto"/>
-            </w:pPr>
-            <w:r>
-              <w:rPr>
-                <w:sz w:val="18"/>
-              </w:rPr>
-              <w:t>3. Navega pela listagem.</w:t>
-            </w:r>
-          </w:p>
-        </w:tc>
-        <w:tc>
-          <w:tcPr>
-            <w:tcW w:w="4677" w:type="dxa"/>
-            <w:vAlign w:val="center"/>
-          </w:tcPr>
-          <w:p>
-            <w:pPr>
-              <w:spacing w:line="360" w:lineRule="auto"/>
-            </w:pPr>
-            <w:r>
-              <w:rPr>
-                <w:sz w:val="18"/>
-              </w:rPr>
-              <w:t>4. Exibe aluno, livro, datas e status.</w:t>
-            </w:r>
-          </w:p>
-        </w:tc>
-      </w:tr>
-    </w:tbl>
-    <w:p>
-      <w:pPr>
-        <w:spacing w:line="360" w:lineRule="auto"/>
-      </w:pPr>
-      <w:r>
-        <w:rPr>
-          <w:b/>
-        </w:rPr>
-        <w:t>Fluxos alternativos / exceções:</w:t>
-      </w:r>
-    </w:p>
-    <w:p>
-      <w:pPr>
-        <w:pStyle w:val="Commarcadores"/>
-        <w:spacing w:after="40" w:line="360" w:lineRule="auto"/>
-      </w:pPr>
-      <w:r>
-        <w:rPr>
-          <w:i w:val="0"/>
-          <w:color w:val="000000"/>
-          <w:sz w:val="22"/>
-        </w:rPr>
-        <w:t>Sem registros: o sistema exibe a listagem vazia de forma apropriada.</w:t>
-      </w:r>
-    </w:p>
-    <w:p>
-      <w:pPr>
-        <w:pStyle w:val="Ttulo3"/>
-        <w:spacing w:line="360" w:lineRule="auto"/>
-      </w:pPr>
-      <w:r>
-        <w:t>3.3.2.7 [UC 07] – Registrar Devolução</w:t>
-      </w:r>
-    </w:p>
-    <w:p>
-      <w:pPr>
-        <w:spacing w:after="120" w:line="360" w:lineRule="auto"/>
-        <w:jc w:val="both"/>
-      </w:pPr>
-      <w:r>
-        <w:rPr>
-          <w:b/>
-        </w:rPr>
-        <w:t>Descrição:</w:t>
-      </w:r>
-      <w:r>
-        <w:t xml:space="preserve"> Finaliza um empréstimo, atualiza o status e devolve a unidade ao acervo.</w:t>
-      </w:r>
-    </w:p>
-    <w:p>
-      <w:pPr>
-        <w:spacing w:after="120" w:line="360" w:lineRule="auto"/>
-        <w:jc w:val="both"/>
-      </w:pPr>
-      <w:r>
-        <w:rPr>
-          <w:b/>
-        </w:rPr>
-        <w:t>Prioridade:</w:t>
-      </w:r>
-      <w:r>
-        <w:t xml:space="preserve"> Essencial</w:t>
-      </w:r>
-    </w:p>
-    <w:p>
-      <w:pPr>
-        <w:spacing w:after="120" w:line="360" w:lineRule="auto"/>
-        <w:jc w:val="both"/>
-      </w:pPr>
-      <w:r>
-        <w:rPr>
-          <w:b/>
-        </w:rPr>
-        <w:t>Pré-condições:</w:t>
-      </w:r>
-      <w:r>
-        <w:t xml:space="preserve"> Empréstimo existente e ainda não devolvido.</w:t>
-      </w:r>
-    </w:p>
-    <w:p>
-      <w:pPr>
-        <w:spacing w:after="120" w:line="360" w:lineRule="auto"/>
-        <w:jc w:val="both"/>
-      </w:pPr>
-      <w:r>
-        <w:rPr>
-          <w:b/>
-        </w:rPr>
-        <w:t>Pós-condição:</w:t>
-      </w:r>
-      <w:r>
-        <w:t xml:space="preserve"> Data de devolução registrada, status DEVOLVIDO e disponibilidade aumentada.</w:t>
-      </w:r>
-    </w:p>
-    <w:p>
-      <w:pPr>
-        <w:spacing w:line="360" w:lineRule="auto"/>
-      </w:pPr>
-      <w:r>
-        <w:rPr>
-          <w:b/>
-        </w:rPr>
-        <w:t>Fluxo principal:</w:t>
-      </w:r>
-    </w:p>
-    <w:tbl>
-      <w:tblPr>
-        <w:tblW w:w="0" w:type="auto"/>
-        <w:jc w:val="center"/>
-        <w:tblBorders>
-          <w:top w:val="single" w:sz="6" w:space="0" w:color="777777"/>
-          <w:left w:val="single" w:sz="6" w:space="0" w:color="777777"/>
-          <w:bottom w:val="single" w:sz="6" w:space="0" w:color="777777"/>
-          <w:right w:val="single" w:sz="6" w:space="0" w:color="777777"/>
-          <w:insideH w:val="single" w:sz="6" w:space="0" w:color="777777"/>
-          <w:insideV w:val="single" w:sz="6" w:space="0" w:color="777777"/>
-        </w:tblBorders>
-        <w:tblLook w:val="04A0" w:firstRow="1" w:lastRow="0" w:firstColumn="1" w:lastColumn="0" w:noHBand="0" w:noVBand="1"/>
-      </w:tblPr>
-      <w:tblGrid>
-        <w:gridCol w:w="4669"/>
-        <w:gridCol w:w="4670"/>
-      </w:tblGrid>
-      <w:tr>
-        <w:trPr>
-          <w:tblHeader/>
-          <w:jc w:val="center"/>
-        </w:trPr>
-        <w:tc>
-          <w:tcPr>
-            <w:tcW w:w="4677" w:type="dxa"/>
-            <w:shd w:val="clear" w:color="auto" w:fill="5B9BD5"/>
+            <w:tcW w:w="1693" w:type="dxa"/>
             <w:vAlign w:val="center"/>
           </w:tcPr>
           <w:p>
@@ -6616,17 +7701,46 @@
             <w:r>
               <w:rPr>
                 <w:b/>
-                <w:color w:val="FFFFFF"/>
-                <w:sz w:val="18"/>
-              </w:rPr>
-              <w:t>Ações do Ator</w:t>
-            </w:r>
-          </w:p>
-        </w:tc>
-        <w:tc>
-          <w:tcPr>
-            <w:tcW w:w="4677" w:type="dxa"/>
-            <w:shd w:val="clear" w:color="auto" w:fill="5B9BD5"/>
+                <w:sz w:val="18"/>
+              </w:rPr>
+              <w:t>RNF02</w:t>
+            </w:r>
+          </w:p>
+        </w:tc>
+        <w:tc>
+          <w:tcPr>
+            <w:tcW w:w="5670" w:type="dxa"/>
+            <w:vAlign w:val="center"/>
+          </w:tcPr>
+          <w:p>
+            <w:pPr>
+              <w:spacing w:line="360" w:lineRule="auto"/>
+            </w:pPr>
+            <w:r>
+              <w:rPr>
+                <w:sz w:val="18"/>
+              </w:rPr>
+              <w:t xml:space="preserve">Utilizar </w:t>
+            </w:r>
+            <w:proofErr w:type="spellStart"/>
+            <w:r>
+              <w:rPr>
+                <w:sz w:val="18"/>
+              </w:rPr>
+              <w:t>Maven</w:t>
+            </w:r>
+            <w:proofErr w:type="spellEnd"/>
+            <w:r>
+              <w:rPr>
+                <w:sz w:val="18"/>
+              </w:rPr>
+              <w:t xml:space="preserve"> para gerenciamento das dependências.</w:t>
+            </w:r>
+          </w:p>
+        </w:tc>
+        <w:tc>
+          <w:tcPr>
+            <w:tcW w:w="1976" w:type="dxa"/>
             <w:vAlign w:val="center"/>
           </w:tcPr>
           <w:p>
@@ -6636,11 +7750,9 @@
             </w:pPr>
             <w:r>
               <w:rPr>
-                <w:b/>
-                <w:color w:val="FFFFFF"/>
-                <w:sz w:val="18"/>
-              </w:rPr>
-              <w:t>Ações do Sistema</w:t>
+                <w:sz w:val="18"/>
+              </w:rPr>
+              <w:t>Essencial</w:t>
             </w:r>
           </w:p>
         </w:tc>
@@ -6651,35 +7763,69 @@
         </w:trPr>
         <w:tc>
           <w:tcPr>
-            <w:tcW w:w="4677" w:type="dxa"/>
-            <w:vAlign w:val="center"/>
-          </w:tcPr>
-          <w:p>
-            <w:pPr>
-              <w:spacing w:line="360" w:lineRule="auto"/>
-            </w:pPr>
-            <w:r>
-              <w:rPr>
-                <w:sz w:val="18"/>
-              </w:rPr>
-              <w:t>1. Seleciona um empréstimo ativo.</w:t>
-            </w:r>
-          </w:p>
-        </w:tc>
-        <w:tc>
-          <w:tcPr>
-            <w:tcW w:w="4677" w:type="dxa"/>
-            <w:vAlign w:val="center"/>
-          </w:tcPr>
-          <w:p>
-            <w:pPr>
-              <w:spacing w:line="360" w:lineRule="auto"/>
-            </w:pPr>
-            <w:r>
-              <w:rPr>
-                <w:sz w:val="18"/>
-              </w:rPr>
-              <w:t>2. Exibe a opção de devolução.</w:t>
+            <w:tcW w:w="1693" w:type="dxa"/>
+            <w:vAlign w:val="center"/>
+          </w:tcPr>
+          <w:p>
+            <w:pPr>
+              <w:spacing w:line="360" w:lineRule="auto"/>
+              <w:jc w:val="center"/>
+            </w:pPr>
+            <w:r>
+              <w:rPr>
+                <w:b/>
+                <w:sz w:val="18"/>
+              </w:rPr>
+              <w:t>RNF03</w:t>
+            </w:r>
+          </w:p>
+        </w:tc>
+        <w:tc>
+          <w:tcPr>
+            <w:tcW w:w="5670" w:type="dxa"/>
+            <w:vAlign w:val="center"/>
+          </w:tcPr>
+          <w:p>
+            <w:pPr>
+              <w:spacing w:line="360" w:lineRule="auto"/>
+            </w:pPr>
+            <w:r>
+              <w:rPr>
+                <w:sz w:val="18"/>
+              </w:rPr>
+              <w:t xml:space="preserve">Utilizar arquitetura em camadas baseada em MVC: Controller, Service, </w:t>
+            </w:r>
+            <w:proofErr w:type="spellStart"/>
+            <w:r>
+              <w:rPr>
+                <w:sz w:val="18"/>
+              </w:rPr>
+              <w:t>Repository</w:t>
+            </w:r>
+            <w:proofErr w:type="spellEnd"/>
+            <w:r>
+              <w:rPr>
+                <w:sz w:val="18"/>
+              </w:rPr>
+              <w:t xml:space="preserve"> e Entity.</w:t>
+            </w:r>
+          </w:p>
+        </w:tc>
+        <w:tc>
+          <w:tcPr>
+            <w:tcW w:w="1976" w:type="dxa"/>
+            <w:vAlign w:val="center"/>
+          </w:tcPr>
+          <w:p>
+            <w:pPr>
+              <w:spacing w:line="360" w:lineRule="auto"/>
+              <w:jc w:val="center"/>
+            </w:pPr>
+            <w:r>
+              <w:rPr>
+                <w:sz w:val="18"/>
+              </w:rPr>
+              <w:t>Essencial</w:t>
             </w:r>
           </w:p>
         </w:tc>
@@ -6690,35 +7836,69 @@
         </w:trPr>
         <w:tc>
           <w:tcPr>
-            <w:tcW w:w="4677" w:type="dxa"/>
-            <w:vAlign w:val="center"/>
-          </w:tcPr>
-          <w:p>
-            <w:pPr>
-              <w:spacing w:line="360" w:lineRule="auto"/>
-            </w:pPr>
-            <w:r>
-              <w:rPr>
-                <w:sz w:val="18"/>
-              </w:rPr>
-              <w:t>3. Confirma a devolução.</w:t>
-            </w:r>
-          </w:p>
-        </w:tc>
-        <w:tc>
-          <w:tcPr>
-            <w:tcW w:w="4677" w:type="dxa"/>
-            <w:vAlign w:val="center"/>
-          </w:tcPr>
-          <w:p>
-            <w:pPr>
-              <w:spacing w:line="360" w:lineRule="auto"/>
-            </w:pPr>
-            <w:r>
-              <w:rPr>
-                <w:sz w:val="18"/>
-              </w:rPr>
-              <w:t>4. Registra a data de devolução e aumenta a disponibilidade do livro.</w:t>
+            <w:tcW w:w="1693" w:type="dxa"/>
+            <w:vAlign w:val="center"/>
+          </w:tcPr>
+          <w:p>
+            <w:pPr>
+              <w:spacing w:line="360" w:lineRule="auto"/>
+              <w:jc w:val="center"/>
+            </w:pPr>
+            <w:r>
+              <w:rPr>
+                <w:b/>
+                <w:sz w:val="18"/>
+              </w:rPr>
+              <w:t>RNF04</w:t>
+            </w:r>
+          </w:p>
+        </w:tc>
+        <w:tc>
+          <w:tcPr>
+            <w:tcW w:w="5670" w:type="dxa"/>
+            <w:vAlign w:val="center"/>
+          </w:tcPr>
+          <w:p>
+            <w:pPr>
+              <w:spacing w:line="360" w:lineRule="auto"/>
+            </w:pPr>
+            <w:r>
+              <w:rPr>
+                <w:sz w:val="18"/>
+              </w:rPr>
+              <w:t>Utilizar Spring Data JPA/</w:t>
+            </w:r>
+            <w:proofErr w:type="spellStart"/>
+            <w:r>
+              <w:rPr>
+                <w:sz w:val="18"/>
+              </w:rPr>
+              <w:t>Hibernate</w:t>
+            </w:r>
+            <w:proofErr w:type="spellEnd"/>
+            <w:r>
+              <w:rPr>
+                <w:sz w:val="18"/>
+              </w:rPr>
+              <w:t xml:space="preserve"> para persistência.</w:t>
+            </w:r>
+          </w:p>
+        </w:tc>
+        <w:tc>
+          <w:tcPr>
+            <w:tcW w:w="1976" w:type="dxa"/>
+            <w:vAlign w:val="center"/>
+          </w:tcPr>
+          <w:p>
+            <w:pPr>
+              <w:spacing w:line="360" w:lineRule="auto"/>
+              <w:jc w:val="center"/>
+            </w:pPr>
+            <w:r>
+              <w:rPr>
+                <w:sz w:val="18"/>
+              </w:rPr>
+              <w:t>Essencial</w:t>
             </w:r>
           </w:p>
         </w:tc>
@@ -6729,186 +7909,7 @@
         </w:trPr>
         <w:tc>
           <w:tcPr>
-            <w:tcW w:w="4677" w:type="dxa"/>
-            <w:vAlign w:val="center"/>
-          </w:tcPr>
-          <w:p>
-            <w:pPr>
-              <w:spacing w:line="360" w:lineRule="auto"/>
-            </w:pPr>
-            <w:r>
-              <w:rPr>
-                <w:sz w:val="18"/>
-              </w:rPr>
-              <w:t>5. Finaliza a operação.</w:t>
-            </w:r>
-          </w:p>
-        </w:tc>
-        <w:tc>
-          <w:tcPr>
-            <w:tcW w:w="4677" w:type="dxa"/>
-            <w:vAlign w:val="center"/>
-          </w:tcPr>
-          <w:p>
-            <w:pPr>
-              <w:spacing w:line="360" w:lineRule="auto"/>
-            </w:pPr>
-            <w:r>
-              <w:rPr>
-                <w:sz w:val="18"/>
-              </w:rPr>
-              <w:t>6. Se houver atraso, calcula os dias e gera a multa correspondente.</w:t>
-            </w:r>
-          </w:p>
-        </w:tc>
-      </w:tr>
-    </w:tbl>
-    <w:p>
-      <w:pPr>
-        <w:spacing w:line="360" w:lineRule="auto"/>
-      </w:pPr>
-      <w:r>
-        <w:rPr>
-          <w:b/>
-        </w:rPr>
-        <w:t>Fluxos alternativos / exceções:</w:t>
-      </w:r>
-    </w:p>
-    <w:p>
-      <w:pPr>
-        <w:pStyle w:val="Commarcadores"/>
-        <w:spacing w:after="40" w:line="360" w:lineRule="auto"/>
-      </w:pPr>
-      <w:r>
-        <w:rPr>
-          <w:i w:val="0"/>
-          <w:color w:val="000000"/>
-          <w:sz w:val="22"/>
-        </w:rPr>
-        <w:t>Empréstimo já devolvido: o sistema impede uma segunda devolução.</w:t>
-      </w:r>
-    </w:p>
-    <w:p>
-      <w:pPr>
-        <w:pStyle w:val="Commarcadores"/>
-        <w:spacing w:after="40" w:line="360" w:lineRule="auto"/>
-      </w:pPr>
-      <w:r>
-        <w:rPr>
-          <w:i w:val="0"/>
-          <w:color w:val="000000"/>
-          <w:sz w:val="22"/>
-        </w:rPr>
-        <w:t>Devolução após o prazo: é gerada multa conforme a regra de negócio.</w:t>
-      </w:r>
-    </w:p>
-    <w:p>
-      <w:pPr>
-        <w:pStyle w:val="Ttulo3"/>
-        <w:spacing w:line="360" w:lineRule="auto"/>
-      </w:pPr>
-      <w:r>
-        <w:t>3.3.2.8 [UC 08] – Gerenciar Multas</w:t>
-      </w:r>
-    </w:p>
-    <w:p>
-      <w:pPr>
-        <w:spacing w:after="120" w:line="360" w:lineRule="auto"/>
-        <w:jc w:val="both"/>
-      </w:pPr>
-      <w:r>
-        <w:rPr>
-          <w:b/>
-        </w:rPr>
-        <w:t>Descrição:</w:t>
-      </w:r>
-      <w:r>
-        <w:t xml:space="preserve"> Permite consultar multas geradas e registrar pagamento ou cancelamento conforme a operação disponível.</w:t>
-      </w:r>
-    </w:p>
-    <w:p>
-      <w:pPr>
-        <w:spacing w:after="120" w:line="360" w:lineRule="auto"/>
-        <w:jc w:val="both"/>
-      </w:pPr>
-      <w:r>
-        <w:rPr>
-          <w:b/>
-        </w:rPr>
-        <w:t>Prioridade:</w:t>
-      </w:r>
-      <w:r>
-        <w:t xml:space="preserve"> Importante</w:t>
-      </w:r>
-    </w:p>
-    <w:p>
-      <w:pPr>
-        <w:spacing w:after="120" w:line="360" w:lineRule="auto"/>
-        <w:jc w:val="both"/>
-      </w:pPr>
-      <w:r>
-        <w:rPr>
-          <w:b/>
-        </w:rPr>
-        <w:t>Pré-condições:</w:t>
-      </w:r>
-      <w:r>
-        <w:t xml:space="preserve"> Existir multa vinculada a empréstimo.</w:t>
-      </w:r>
-    </w:p>
-    <w:p>
-      <w:pPr>
-        <w:spacing w:after="120" w:line="360" w:lineRule="auto"/>
-        <w:jc w:val="both"/>
-      </w:pPr>
-      <w:r>
-        <w:rPr>
-          <w:b/>
-        </w:rPr>
-        <w:t>Pós-condição:</w:t>
-      </w:r>
-      <w:r>
-        <w:t xml:space="preserve"> Status da multa atualizado.</w:t>
-      </w:r>
-    </w:p>
-    <w:p>
-      <w:pPr>
-        <w:spacing w:line="360" w:lineRule="auto"/>
-      </w:pPr>
-      <w:r>
-        <w:rPr>
-          <w:b/>
-        </w:rPr>
-        <w:t>Fluxo principal:</w:t>
-      </w:r>
-    </w:p>
-    <w:tbl>
-      <w:tblPr>
-        <w:tblW w:w="0" w:type="auto"/>
-        <w:jc w:val="center"/>
-        <w:tblBorders>
-          <w:top w:val="single" w:sz="6" w:space="0" w:color="777777"/>
-          <w:left w:val="single" w:sz="6" w:space="0" w:color="777777"/>
-          <w:bottom w:val="single" w:sz="6" w:space="0" w:color="777777"/>
-          <w:right w:val="single" w:sz="6" w:space="0" w:color="777777"/>
-          <w:insideH w:val="single" w:sz="6" w:space="0" w:color="777777"/>
-          <w:insideV w:val="single" w:sz="6" w:space="0" w:color="777777"/>
-        </w:tblBorders>
-        <w:tblLook w:val="04A0" w:firstRow="1" w:lastRow="0" w:firstColumn="1" w:lastColumn="0" w:noHBand="0" w:noVBand="1"/>
-      </w:tblPr>
-      <w:tblGrid>
-        <w:gridCol w:w="4669"/>
-        <w:gridCol w:w="4670"/>
-      </w:tblGrid>
-      <w:tr>
-        <w:trPr>
-          <w:tblHeader/>
-          <w:jc w:val="center"/>
-        </w:trPr>
-        <w:tc>
-          <w:tcPr>
-            <w:tcW w:w="4677" w:type="dxa"/>
-            <w:shd w:val="clear" w:color="auto" w:fill="5B9BD5"/>
+            <w:tcW w:w="1693" w:type="dxa"/>
             <w:vAlign w:val="center"/>
           </w:tcPr>
           <w:p>
@@ -6919,17 +7920,32 @@
             <w:r>
               <w:rPr>
                 <w:b/>
-                <w:color w:val="FFFFFF"/>
-                <w:sz w:val="18"/>
-              </w:rPr>
-              <w:t>Ações do Ator</w:t>
-            </w:r>
-          </w:p>
-        </w:tc>
-        <w:tc>
-          <w:tcPr>
-            <w:tcW w:w="4677" w:type="dxa"/>
-            <w:shd w:val="clear" w:color="auto" w:fill="5B9BD5"/>
+                <w:sz w:val="18"/>
+              </w:rPr>
+              <w:t>RNF05</w:t>
+            </w:r>
+          </w:p>
+        </w:tc>
+        <w:tc>
+          <w:tcPr>
+            <w:tcW w:w="5670" w:type="dxa"/>
+            <w:vAlign w:val="center"/>
+          </w:tcPr>
+          <w:p>
+            <w:pPr>
+              <w:spacing w:line="360" w:lineRule="auto"/>
+            </w:pPr>
+            <w:r>
+              <w:rPr>
+                <w:sz w:val="18"/>
+              </w:rPr>
+              <w:t>Utilizar MySQL como SGBD.</w:t>
+            </w:r>
+          </w:p>
+        </w:tc>
+        <w:tc>
+          <w:tcPr>
+            <w:tcW w:w="1976" w:type="dxa"/>
             <w:vAlign w:val="center"/>
           </w:tcPr>
           <w:p>
@@ -6939,11 +7955,9 @@
             </w:pPr>
             <w:r>
               <w:rPr>
-                <w:b/>
-                <w:color w:val="FFFFFF"/>
-                <w:sz w:val="18"/>
-              </w:rPr>
-              <w:t>Ações do Sistema</w:t>
+                <w:sz w:val="18"/>
+              </w:rPr>
+              <w:t>Essencial</w:t>
             </w:r>
           </w:p>
         </w:tc>
@@ -6954,35 +7968,97 @@
         </w:trPr>
         <w:tc>
           <w:tcPr>
-            <w:tcW w:w="4677" w:type="dxa"/>
-            <w:vAlign w:val="center"/>
-          </w:tcPr>
-          <w:p>
-            <w:pPr>
-              <w:spacing w:line="360" w:lineRule="auto"/>
-            </w:pPr>
-            <w:r>
-              <w:rPr>
-                <w:sz w:val="18"/>
-              </w:rPr>
-              <w:t>1. Acessa Multas.</w:t>
-            </w:r>
-          </w:p>
-        </w:tc>
-        <w:tc>
-          <w:tcPr>
-            <w:tcW w:w="4677" w:type="dxa"/>
-            <w:vAlign w:val="center"/>
-          </w:tcPr>
-          <w:p>
-            <w:pPr>
-              <w:spacing w:line="360" w:lineRule="auto"/>
-            </w:pPr>
-            <w:r>
-              <w:rPr>
-                <w:sz w:val="18"/>
-              </w:rPr>
-              <w:t>2. Exibe a listagem de multas.</w:t>
+            <w:tcW w:w="1693" w:type="dxa"/>
+            <w:vAlign w:val="center"/>
+          </w:tcPr>
+          <w:p>
+            <w:pPr>
+              <w:spacing w:line="360" w:lineRule="auto"/>
+              <w:jc w:val="center"/>
+            </w:pPr>
+            <w:r>
+              <w:rPr>
+                <w:b/>
+                <w:sz w:val="18"/>
+              </w:rPr>
+              <w:t>RNF06</w:t>
+            </w:r>
+          </w:p>
+        </w:tc>
+        <w:tc>
+          <w:tcPr>
+            <w:tcW w:w="5670" w:type="dxa"/>
+            <w:vAlign w:val="center"/>
+          </w:tcPr>
+          <w:p>
+            <w:pPr>
+              <w:spacing w:line="360" w:lineRule="auto"/>
+            </w:pPr>
+            <w:r>
+              <w:rPr>
+                <w:sz w:val="18"/>
+              </w:rPr>
+              <w:t xml:space="preserve">Utilizar HTML, </w:t>
+            </w:r>
+            <w:proofErr w:type="spellStart"/>
+            <w:r>
+              <w:rPr>
+                <w:sz w:val="18"/>
+              </w:rPr>
+              <w:t>Thymeleaf</w:t>
+            </w:r>
+            <w:proofErr w:type="spellEnd"/>
+            <w:r>
+              <w:rPr>
+                <w:sz w:val="18"/>
+              </w:rPr>
+              <w:t xml:space="preserve">, </w:t>
+            </w:r>
+            <w:proofErr w:type="spellStart"/>
+            <w:r>
+              <w:rPr>
+                <w:sz w:val="18"/>
+              </w:rPr>
+              <w:t>Bootstrap</w:t>
+            </w:r>
+            <w:proofErr w:type="spellEnd"/>
+            <w:r>
+              <w:rPr>
+                <w:sz w:val="18"/>
+              </w:rPr>
+              <w:t xml:space="preserve">, CSS e </w:t>
+            </w:r>
+            <w:proofErr w:type="spellStart"/>
+            <w:r>
+              <w:rPr>
+                <w:sz w:val="18"/>
+              </w:rPr>
+              <w:t>JavaScript</w:t>
+            </w:r>
+            <w:proofErr w:type="spellEnd"/>
+            <w:r>
+              <w:rPr>
+                <w:sz w:val="18"/>
+              </w:rPr>
+              <w:t xml:space="preserve"> no front-end.</w:t>
+            </w:r>
+          </w:p>
+        </w:tc>
+        <w:tc>
+          <w:tcPr>
+            <w:tcW w:w="1976" w:type="dxa"/>
+            <w:vAlign w:val="center"/>
+          </w:tcPr>
+          <w:p>
+            <w:pPr>
+              <w:spacing w:line="360" w:lineRule="auto"/>
+              <w:jc w:val="center"/>
+            </w:pPr>
+            <w:r>
+              <w:rPr>
+                <w:sz w:val="18"/>
+              </w:rPr>
+              <w:t>Essencial</w:t>
             </w:r>
           </w:p>
         </w:tc>
@@ -6993,173 +8069,7 @@
         </w:trPr>
         <w:tc>
           <w:tcPr>
-            <w:tcW w:w="4677" w:type="dxa"/>
-            <w:vAlign w:val="center"/>
-          </w:tcPr>
-          <w:p>
-            <w:pPr>
-              <w:spacing w:line="360" w:lineRule="auto"/>
-            </w:pPr>
-            <w:r>
-              <w:rPr>
-                <w:sz w:val="18"/>
-              </w:rPr>
-              <w:lastRenderedPageBreak/>
-              <w:t>3. Seleciona a ação disponível.</w:t>
-            </w:r>
-          </w:p>
-        </w:tc>
-        <w:tc>
-          <w:tcPr>
-            <w:tcW w:w="4677" w:type="dxa"/>
-            <w:vAlign w:val="center"/>
-          </w:tcPr>
-          <w:p>
-            <w:pPr>
-              <w:spacing w:line="360" w:lineRule="auto"/>
-            </w:pPr>
-            <w:r>
-              <w:rPr>
-                <w:sz w:val="18"/>
-              </w:rPr>
-              <w:t>4. Atualiza o status da multa e registra a data de pagamento quando aplicável.</w:t>
-            </w:r>
-          </w:p>
-        </w:tc>
-      </w:tr>
-    </w:tbl>
-    <w:p>
-      <w:pPr>
-        <w:spacing w:line="360" w:lineRule="auto"/>
-      </w:pPr>
-      <w:r>
-        <w:rPr>
-          <w:b/>
-        </w:rPr>
-        <w:t>Fluxos alternativos / exceções:</w:t>
-      </w:r>
-    </w:p>
-    <w:p>
-      <w:pPr>
-        <w:pStyle w:val="Commarcadores"/>
-        <w:spacing w:after="40" w:line="360" w:lineRule="auto"/>
-      </w:pPr>
-      <w:r>
-        <w:rPr>
-          <w:i w:val="0"/>
-          <w:color w:val="000000"/>
-          <w:sz w:val="22"/>
-        </w:rPr>
-        <w:t>Multa inexistente: nenhuma alteração é realizada.</w:t>
-      </w:r>
-    </w:p>
-    <w:p>
-      <w:pPr>
-        <w:pStyle w:val="Ttulo3"/>
-        <w:spacing w:line="360" w:lineRule="auto"/>
-      </w:pPr>
-      <w:r>
-        <w:t>3.3.2.9 [UC 09] – Consultar Dashboard</w:t>
-      </w:r>
-    </w:p>
-    <w:p>
-      <w:pPr>
-        <w:spacing w:after="120" w:line="360" w:lineRule="auto"/>
-        <w:jc w:val="both"/>
-      </w:pPr>
-      <w:r>
-        <w:rPr>
-          <w:b/>
-        </w:rPr>
-        <w:t>Descrição:</w:t>
-      </w:r>
-      <w:r>
-        <w:t xml:space="preserve"> Apresenta indicadores resumidos do acervo e das movimentações.</w:t>
-      </w:r>
-    </w:p>
-    <w:p>
-      <w:pPr>
-        <w:spacing w:after="120" w:line="360" w:lineRule="auto"/>
-        <w:jc w:val="both"/>
-      </w:pPr>
-      <w:r>
-        <w:rPr>
-          <w:b/>
-        </w:rPr>
-        <w:t>Prioridade:</w:t>
-      </w:r>
-      <w:r>
-        <w:t xml:space="preserve"> Importante</w:t>
-      </w:r>
-    </w:p>
-    <w:p>
-      <w:pPr>
-        <w:spacing w:after="120" w:line="360" w:lineRule="auto"/>
-        <w:jc w:val="both"/>
-      </w:pPr>
-      <w:r>
-        <w:rPr>
-          <w:b/>
-        </w:rPr>
-        <w:t>Pré-condições:</w:t>
-      </w:r>
-      <w:r>
-        <w:t xml:space="preserve"> Aplicação em execução.</w:t>
-      </w:r>
-    </w:p>
-    <w:p>
-      <w:pPr>
-        <w:spacing w:after="120" w:line="360" w:lineRule="auto"/>
-        <w:jc w:val="both"/>
-      </w:pPr>
-      <w:r>
-        <w:rPr>
-          <w:b/>
-        </w:rPr>
-        <w:t>Pós-condição:</w:t>
-      </w:r>
-      <w:r>
-        <w:t xml:space="preserve"> Indicadores atualizados apresentados na página inicial.</w:t>
-      </w:r>
-    </w:p>
-    <w:p>
-      <w:pPr>
-        <w:spacing w:line="360" w:lineRule="auto"/>
-      </w:pPr>
-      <w:r>
-        <w:rPr>
-          <w:b/>
-        </w:rPr>
-        <w:t>Fluxo principal:</w:t>
-      </w:r>
-    </w:p>
-    <w:tbl>
-      <w:tblPr>
-        <w:tblW w:w="0" w:type="auto"/>
-        <w:jc w:val="center"/>
-        <w:tblBorders>
-          <w:top w:val="single" w:sz="6" w:space="0" w:color="777777"/>
-          <w:left w:val="single" w:sz="6" w:space="0" w:color="777777"/>
-          <w:bottom w:val="single" w:sz="6" w:space="0" w:color="777777"/>
-          <w:right w:val="single" w:sz="6" w:space="0" w:color="777777"/>
-          <w:insideH w:val="single" w:sz="6" w:space="0" w:color="777777"/>
-          <w:insideV w:val="single" w:sz="6" w:space="0" w:color="777777"/>
-        </w:tblBorders>
-        <w:tblLook w:val="04A0" w:firstRow="1" w:lastRow="0" w:firstColumn="1" w:lastColumn="0" w:noHBand="0" w:noVBand="1"/>
-      </w:tblPr>
-      <w:tblGrid>
-        <w:gridCol w:w="4669"/>
-        <w:gridCol w:w="4670"/>
-      </w:tblGrid>
-      <w:tr>
-        <w:trPr>
-          <w:tblHeader/>
-          <w:jc w:val="center"/>
-        </w:trPr>
-        <w:tc>
-          <w:tcPr>
-            <w:tcW w:w="4677" w:type="dxa"/>
-            <w:shd w:val="clear" w:color="auto" w:fill="5B9BD5"/>
+            <w:tcW w:w="1693" w:type="dxa"/>
             <w:vAlign w:val="center"/>
           </w:tcPr>
           <w:p>
@@ -7170,17 +8080,32 @@
             <w:r>
               <w:rPr>
                 <w:b/>
-                <w:color w:val="FFFFFF"/>
-                <w:sz w:val="18"/>
-              </w:rPr>
-              <w:t>Ações do Ator</w:t>
-            </w:r>
-          </w:p>
-        </w:tc>
-        <w:tc>
-          <w:tcPr>
-            <w:tcW w:w="4677" w:type="dxa"/>
-            <w:shd w:val="clear" w:color="auto" w:fill="5B9BD5"/>
+                <w:sz w:val="18"/>
+              </w:rPr>
+              <w:t>RNF07</w:t>
+            </w:r>
+          </w:p>
+        </w:tc>
+        <w:tc>
+          <w:tcPr>
+            <w:tcW w:w="5670" w:type="dxa"/>
+            <w:vAlign w:val="center"/>
+          </w:tcPr>
+          <w:p>
+            <w:pPr>
+              <w:spacing w:line="360" w:lineRule="auto"/>
+            </w:pPr>
+            <w:r>
+              <w:rPr>
+                <w:sz w:val="18"/>
+              </w:rPr>
+              <w:t>A interface deve ser responsiva para diferentes tamanhos de tela.</w:t>
+            </w:r>
+          </w:p>
+        </w:tc>
+        <w:tc>
+          <w:tcPr>
+            <w:tcW w:w="1976" w:type="dxa"/>
             <w:vAlign w:val="center"/>
           </w:tcPr>
           <w:p>
@@ -7190,11 +8115,9 @@
             </w:pPr>
             <w:r>
               <w:rPr>
-                <w:b/>
-                <w:color w:val="FFFFFF"/>
-                <w:sz w:val="18"/>
-              </w:rPr>
-              <w:t>Ações do Sistema</w:t>
+                <w:sz w:val="18"/>
+              </w:rPr>
+              <w:t>Importante</w:t>
             </w:r>
           </w:p>
         </w:tc>
@@ -7205,172 +8128,7 @@
         </w:trPr>
         <w:tc>
           <w:tcPr>
-            <w:tcW w:w="4677" w:type="dxa"/>
-            <w:vAlign w:val="center"/>
-          </w:tcPr>
-          <w:p>
-            <w:pPr>
-              <w:spacing w:line="360" w:lineRule="auto"/>
-            </w:pPr>
-            <w:r>
-              <w:rPr>
-                <w:sz w:val="18"/>
-              </w:rPr>
-              <w:t>1. Acessa o Dashboard.</w:t>
-            </w:r>
-          </w:p>
-        </w:tc>
-        <w:tc>
-          <w:tcPr>
-            <w:tcW w:w="4677" w:type="dxa"/>
-            <w:vAlign w:val="center"/>
-          </w:tcPr>
-          <w:p>
-            <w:pPr>
-              <w:spacing w:line="360" w:lineRule="auto"/>
-            </w:pPr>
-            <w:r>
-              <w:rPr>
-                <w:sz w:val="18"/>
-              </w:rPr>
-              <w:t>2. Consulta as quantidades no banco e exibe os cards de resumo.</w:t>
-            </w:r>
-          </w:p>
-        </w:tc>
-      </w:tr>
-    </w:tbl>
-    <w:p>
-      <w:pPr>
-        <w:spacing w:line="360" w:lineRule="auto"/>
-      </w:pPr>
-      <w:r>
-        <w:rPr>
-          <w:b/>
-        </w:rPr>
-        <w:t>Fluxos alternativos / exceções:</w:t>
-      </w:r>
-    </w:p>
-    <w:p>
-      <w:pPr>
-        <w:pStyle w:val="Commarcadores"/>
-        <w:spacing w:after="40" w:line="360" w:lineRule="auto"/>
-      </w:pPr>
-      <w:r>
-        <w:rPr>
-          <w:i w:val="0"/>
-          <w:color w:val="000000"/>
-          <w:sz w:val="22"/>
-        </w:rPr>
-        <w:t>Falha de consulta: o sistema deve tratar o erro e evitar exibir dados inconsistentes.</w:t>
-      </w:r>
-    </w:p>
-    <w:p>
-      <w:pPr>
-        <w:pStyle w:val="Ttulo3"/>
-        <w:spacing w:line="360" w:lineRule="auto"/>
-      </w:pPr>
-      <w:r>
-        <w:t>3.3.2.10 [UC 10] – Consultar Relatórios</w:t>
-      </w:r>
-    </w:p>
-    <w:p>
-      <w:pPr>
-        <w:spacing w:after="120" w:line="360" w:lineRule="auto"/>
-        <w:jc w:val="both"/>
-      </w:pPr>
-      <w:r>
-        <w:rPr>
-          <w:b/>
-        </w:rPr>
-        <w:t>Descrição:</w:t>
-      </w:r>
-      <w:r>
-        <w:t xml:space="preserve"> Apresenta informações consolidadas do acervo e movimentações para apoio à consulta e apresentação.</w:t>
-      </w:r>
-    </w:p>
-    <w:p>
-      <w:pPr>
-        <w:spacing w:after="120" w:line="360" w:lineRule="auto"/>
-        <w:jc w:val="both"/>
-      </w:pPr>
-      <w:r>
-        <w:rPr>
-          <w:b/>
-        </w:rPr>
-        <w:t>Prioridade:</w:t>
-      </w:r>
-      <w:r>
-        <w:t xml:space="preserve"> Importante</w:t>
-      </w:r>
-    </w:p>
-    <w:p>
-      <w:pPr>
-        <w:spacing w:after="120" w:line="360" w:lineRule="auto"/>
-        <w:jc w:val="both"/>
-      </w:pPr>
-      <w:r>
-        <w:rPr>
-          <w:b/>
-        </w:rPr>
-        <w:t>Pré-condições:</w:t>
-      </w:r>
-      <w:r>
-        <w:t xml:space="preserve"> Dados cadastrados no sistema.</w:t>
-      </w:r>
-    </w:p>
-    <w:p>
-      <w:pPr>
-        <w:spacing w:after="120" w:line="360" w:lineRule="auto"/>
-        <w:jc w:val="both"/>
-      </w:pPr>
-      <w:r>
-        <w:rPr>
-          <w:b/>
-        </w:rPr>
-        <w:t>Pós-condição:</w:t>
-      </w:r>
-      <w:r>
-        <w:t xml:space="preserve"> Relatório exibido na interface e disponível para impressão quando previsto.</w:t>
-      </w:r>
-    </w:p>
-    <w:p>
-      <w:pPr>
-        <w:spacing w:line="360" w:lineRule="auto"/>
-      </w:pPr>
-      <w:r>
-        <w:rPr>
-          <w:b/>
-        </w:rPr>
-        <w:t>Fluxo principal:</w:t>
-      </w:r>
-    </w:p>
-    <w:tbl>
-      <w:tblPr>
-        <w:tblW w:w="0" w:type="auto"/>
-        <w:jc w:val="center"/>
-        <w:tblBorders>
-          <w:top w:val="single" w:sz="6" w:space="0" w:color="777777"/>
-          <w:left w:val="single" w:sz="6" w:space="0" w:color="777777"/>
-          <w:bottom w:val="single" w:sz="6" w:space="0" w:color="777777"/>
-          <w:right w:val="single" w:sz="6" w:space="0" w:color="777777"/>
-          <w:insideH w:val="single" w:sz="6" w:space="0" w:color="777777"/>
-          <w:insideV w:val="single" w:sz="6" w:space="0" w:color="777777"/>
-        </w:tblBorders>
-        <w:tblLook w:val="04A0" w:firstRow="1" w:lastRow="0" w:firstColumn="1" w:lastColumn="0" w:noHBand="0" w:noVBand="1"/>
-      </w:tblPr>
-      <w:tblGrid>
-        <w:gridCol w:w="4669"/>
-        <w:gridCol w:w="4670"/>
-      </w:tblGrid>
-      <w:tr>
-        <w:trPr>
-          <w:tblHeader/>
-          <w:jc w:val="center"/>
-        </w:trPr>
-        <w:tc>
-          <w:tcPr>
-            <w:tcW w:w="4677" w:type="dxa"/>
-            <w:shd w:val="clear" w:color="auto" w:fill="5B9BD5"/>
+            <w:tcW w:w="1693" w:type="dxa"/>
             <w:vAlign w:val="center"/>
           </w:tcPr>
           <w:p>
@@ -7381,17 +8139,46 @@
             <w:r>
               <w:rPr>
                 <w:b/>
-                <w:color w:val="FFFFFF"/>
-                <w:sz w:val="18"/>
-              </w:rPr>
-              <w:t>Ações do Ator</w:t>
-            </w:r>
-          </w:p>
-        </w:tc>
-        <w:tc>
-          <w:tcPr>
-            <w:tcW w:w="4677" w:type="dxa"/>
-            <w:shd w:val="clear" w:color="auto" w:fill="5B9BD5"/>
+                <w:sz w:val="18"/>
+              </w:rPr>
+              <w:t>RNF08</w:t>
+            </w:r>
+          </w:p>
+        </w:tc>
+        <w:tc>
+          <w:tcPr>
+            <w:tcW w:w="5670" w:type="dxa"/>
+            <w:vAlign w:val="center"/>
+          </w:tcPr>
+          <w:p>
+            <w:pPr>
+              <w:spacing w:line="360" w:lineRule="auto"/>
+            </w:pPr>
+            <w:r>
+              <w:rPr>
+                <w:sz w:val="18"/>
+              </w:rPr>
+              <w:t xml:space="preserve">A interface deve manter identidade visual geek com navegação clara, </w:t>
+            </w:r>
+            <w:proofErr w:type="spellStart"/>
+            <w:r>
+              <w:rPr>
+                <w:sz w:val="18"/>
+              </w:rPr>
+              <w:t>sidebar</w:t>
+            </w:r>
+            <w:proofErr w:type="spellEnd"/>
+            <w:r>
+              <w:rPr>
+                <w:sz w:val="18"/>
+              </w:rPr>
+              <w:t>, cards, tabelas, formulários, ícones e modais.</w:t>
+            </w:r>
+          </w:p>
+        </w:tc>
+        <w:tc>
+          <w:tcPr>
+            <w:tcW w:w="1976" w:type="dxa"/>
             <w:vAlign w:val="center"/>
           </w:tcPr>
           <w:p>
@@ -7401,11 +8188,9 @@
             </w:pPr>
             <w:r>
               <w:rPr>
-                <w:b/>
-                <w:color w:val="FFFFFF"/>
-                <w:sz w:val="18"/>
-              </w:rPr>
-              <w:t>Ações do Sistema</w:t>
+                <w:sz w:val="18"/>
+              </w:rPr>
+              <w:t>Importante</w:t>
             </w:r>
           </w:p>
         </w:tc>
@@ -7416,35 +8201,55 @@
         </w:trPr>
         <w:tc>
           <w:tcPr>
-            <w:tcW w:w="4677" w:type="dxa"/>
-            <w:vAlign w:val="center"/>
-          </w:tcPr>
-          <w:p>
-            <w:pPr>
-              <w:spacing w:line="360" w:lineRule="auto"/>
-            </w:pPr>
-            <w:r>
-              <w:rPr>
-                <w:sz w:val="18"/>
-              </w:rPr>
-              <w:t>1. Acessa Relatórios.</w:t>
-            </w:r>
-          </w:p>
-        </w:tc>
-        <w:tc>
-          <w:tcPr>
-            <w:tcW w:w="4677" w:type="dxa"/>
-            <w:vAlign w:val="center"/>
-          </w:tcPr>
-          <w:p>
-            <w:pPr>
-              <w:spacing w:line="360" w:lineRule="auto"/>
-            </w:pPr>
-            <w:r>
-              <w:rPr>
-                <w:sz w:val="18"/>
-              </w:rPr>
-              <w:t>2. Consulta os dados consolidados.</w:t>
+            <w:tcW w:w="1693" w:type="dxa"/>
+            <w:vAlign w:val="center"/>
+          </w:tcPr>
+          <w:p>
+            <w:pPr>
+              <w:spacing w:line="360" w:lineRule="auto"/>
+              <w:jc w:val="center"/>
+            </w:pPr>
+            <w:r>
+              <w:rPr>
+                <w:b/>
+                <w:sz w:val="18"/>
+              </w:rPr>
+              <w:t>RNF09</w:t>
+            </w:r>
+          </w:p>
+        </w:tc>
+        <w:tc>
+          <w:tcPr>
+            <w:tcW w:w="5670" w:type="dxa"/>
+            <w:vAlign w:val="center"/>
+          </w:tcPr>
+          <w:p>
+            <w:pPr>
+              <w:spacing w:line="360" w:lineRule="auto"/>
+            </w:pPr>
+            <w:r>
+              <w:rPr>
+                <w:sz w:val="18"/>
+              </w:rPr>
+              <w:t>Os dados devem preservar integridade por chaves primárias, estrangeiras e restrições de unicidade.</w:t>
+            </w:r>
+          </w:p>
+        </w:tc>
+        <w:tc>
+          <w:tcPr>
+            <w:tcW w:w="1976" w:type="dxa"/>
+            <w:vAlign w:val="center"/>
+          </w:tcPr>
+          <w:p>
+            <w:pPr>
+              <w:spacing w:line="360" w:lineRule="auto"/>
+              <w:jc w:val="center"/>
+            </w:pPr>
+            <w:r>
+              <w:rPr>
+                <w:sz w:val="18"/>
+              </w:rPr>
+              <w:t>Essencial</w:t>
             </w:r>
           </w:p>
         </w:tc>
@@ -7455,35 +8260,69 @@
         </w:trPr>
         <w:tc>
           <w:tcPr>
-            <w:tcW w:w="4677" w:type="dxa"/>
-            <w:vAlign w:val="center"/>
-          </w:tcPr>
-          <w:p>
-            <w:pPr>
-              <w:spacing w:line="360" w:lineRule="auto"/>
-            </w:pPr>
-            <w:r>
-              <w:rPr>
-                <w:sz w:val="18"/>
-              </w:rPr>
-              <w:t>3. Solicita visualização/ impressão.</w:t>
-            </w:r>
-          </w:p>
-        </w:tc>
-        <w:tc>
-          <w:tcPr>
-            <w:tcW w:w="4677" w:type="dxa"/>
-            <w:vAlign w:val="center"/>
-          </w:tcPr>
-          <w:p>
-            <w:pPr>
-              <w:spacing w:line="360" w:lineRule="auto"/>
-            </w:pPr>
-            <w:r>
-              <w:rPr>
-                <w:sz w:val="18"/>
-              </w:rPr>
-              <w:t>4. Exibe o relatório em formato adequado à interface e impressão.</w:t>
+            <w:tcW w:w="1693" w:type="dxa"/>
+            <w:vAlign w:val="center"/>
+          </w:tcPr>
+          <w:p>
+            <w:pPr>
+              <w:spacing w:line="360" w:lineRule="auto"/>
+              <w:jc w:val="center"/>
+            </w:pPr>
+            <w:r>
+              <w:rPr>
+                <w:b/>
+                <w:sz w:val="18"/>
+              </w:rPr>
+              <w:t>RNF10</w:t>
+            </w:r>
+          </w:p>
+        </w:tc>
+        <w:tc>
+          <w:tcPr>
+            <w:tcW w:w="5670" w:type="dxa"/>
+            <w:vAlign w:val="center"/>
+          </w:tcPr>
+          <w:p>
+            <w:pPr>
+              <w:spacing w:line="360" w:lineRule="auto"/>
+            </w:pPr>
+            <w:r>
+              <w:rPr>
+                <w:sz w:val="18"/>
+              </w:rPr>
+              <w:t xml:space="preserve">O projeto deve ser </w:t>
+            </w:r>
+            <w:proofErr w:type="spellStart"/>
+            <w:r>
+              <w:rPr>
+                <w:sz w:val="18"/>
+              </w:rPr>
+              <w:t>versionado</w:t>
+            </w:r>
+            <w:proofErr w:type="spellEnd"/>
+            <w:r>
+              <w:rPr>
+                <w:sz w:val="18"/>
+              </w:rPr>
+              <w:t xml:space="preserve"> em Git/GitHub com contribuições identificáveis dos integrantes.</w:t>
+            </w:r>
+          </w:p>
+        </w:tc>
+        <w:tc>
+          <w:tcPr>
+            <w:tcW w:w="1976" w:type="dxa"/>
+            <w:vAlign w:val="center"/>
+          </w:tcPr>
+          <w:p>
+            <w:pPr>
+              <w:spacing w:line="360" w:lineRule="auto"/>
+              <w:jc w:val="center"/>
+            </w:pPr>
+            <w:r>
+              <w:rPr>
+                <w:sz w:val="18"/>
+              </w:rPr>
+              <w:t>Importante</w:t>
             </w:r>
           </w:p>
         </w:tc>
@@ -7491,27 +8330,46 @@
     </w:tbl>
     <w:p>
       <w:pPr>
+        <w:pStyle w:val="Ttulo1"/>
         <w:spacing w:line="360" w:lineRule="auto"/>
-      </w:pPr>
-      <w:r>
-        <w:rPr>
-          <w:b/>
-        </w:rPr>
-        <w:t>Fluxos alternativos / exceções:</w:t>
-      </w:r>
-    </w:p>
-    <w:p>
-      <w:pPr>
-        <w:pStyle w:val="Commarcadores"/>
-        <w:spacing w:after="40" w:line="360" w:lineRule="auto"/>
-      </w:pPr>
-      <w:r>
-        <w:rPr>
-          <w:i w:val="0"/>
+        <w:jc w:val="left"/>
+      </w:pPr>
+    </w:p>
+    <w:p>
+      <w:pPr>
+        <w:pStyle w:val="Ttulo1"/>
+        <w:spacing w:line="360" w:lineRule="auto"/>
+        <w:jc w:val="left"/>
+      </w:pPr>
+      <w:r>
+        <w:t>4. Diagrama de Classes do Projeto</w:t>
+      </w:r>
+    </w:p>
+    <w:p>
+      <w:pPr>
+        <w:spacing w:after="120" w:line="360" w:lineRule="auto"/>
+        <w:ind w:firstLine="708"/>
+        <w:jc w:val="both"/>
+      </w:pPr>
+      <w:r>
+        <w:rPr>
           <w:color w:val="000000"/>
-          <w:sz w:val="22"/>
-        </w:rPr>
-        <w:t>Sem dados: o relatório é exibido sem registros, preservando a estrutura da página.</w:t>
+        </w:rPr>
+        <w:t xml:space="preserve">O diagrama de classes apresenta as principais entidades persistentes e seus relacionamentos. A modelagem lógica é mantida também em código </w:t>
+      </w:r>
+      <w:proofErr w:type="spellStart"/>
+      <w:r>
+        <w:rPr>
+          <w:color w:val="000000"/>
+        </w:rPr>
+        <w:t>Mermaid</w:t>
+      </w:r>
+      <w:proofErr w:type="spellEnd"/>
+      <w:r>
+        <w:rPr>
+          <w:color w:val="000000"/>
+        </w:rPr>
+        <w:t xml:space="preserve"> para facilitar atualização e evitar duplicidade de imagens com informações equivalentes.</w:t>
       </w:r>
     </w:p>
     <w:p>
@@ -7521,895 +8379,6 @@
         <w:jc w:val="left"/>
       </w:pPr>
       <w:r>
-        <w:t>3.4 Requisitos não funcionais</w:t>
-      </w:r>
-    </w:p>
-    <w:tbl>
-      <w:tblPr>
-        <w:tblW w:w="0" w:type="auto"/>
-        <w:jc w:val="center"/>
-        <w:tblBorders>
-          <w:top w:val="single" w:sz="6" w:space="0" w:color="777777"/>
-          <w:left w:val="single" w:sz="6" w:space="0" w:color="777777"/>
-          <w:bottom w:val="single" w:sz="6" w:space="0" w:color="777777"/>
-          <w:right w:val="single" w:sz="6" w:space="0" w:color="777777"/>
-          <w:insideH w:val="single" w:sz="6" w:space="0" w:color="777777"/>
-          <w:insideV w:val="single" w:sz="6" w:space="0" w:color="777777"/>
-        </w:tblBorders>
-        <w:tblLook w:val="04A0" w:firstRow="1" w:lastRow="0" w:firstColumn="1" w:lastColumn="0" w:noHBand="0" w:noVBand="1"/>
-      </w:tblPr>
-      <w:tblGrid>
-        <w:gridCol w:w="3112"/>
-        <w:gridCol w:w="3113"/>
-        <w:gridCol w:w="3114"/>
-      </w:tblGrid>
-      <w:tr>
-        <w:trPr>
-          <w:tblHeader/>
-          <w:jc w:val="center"/>
-        </w:trPr>
-        <w:tc>
-          <w:tcPr>
-            <w:tcW w:w="3118" w:type="dxa"/>
-            <w:shd w:val="clear" w:color="auto" w:fill="1F4E78"/>
-            <w:vAlign w:val="center"/>
-          </w:tcPr>
-          <w:p>
-            <w:pPr>
-              <w:spacing w:line="360" w:lineRule="auto"/>
-              <w:jc w:val="center"/>
-            </w:pPr>
-            <w:r>
-              <w:rPr>
-                <w:b/>
-                <w:color w:val="FFFFFF"/>
-                <w:sz w:val="20"/>
-              </w:rPr>
-              <w:t>ID</w:t>
-            </w:r>
-          </w:p>
-        </w:tc>
-        <w:tc>
-          <w:tcPr>
-            <w:tcW w:w="3118" w:type="dxa"/>
-            <w:shd w:val="clear" w:color="auto" w:fill="1F4E78"/>
-            <w:vAlign w:val="center"/>
-          </w:tcPr>
-          <w:p>
-            <w:pPr>
-              <w:spacing w:line="360" w:lineRule="auto"/>
-              <w:jc w:val="center"/>
-            </w:pPr>
-            <w:r>
-              <w:rPr>
-                <w:b/>
-                <w:color w:val="FFFFFF"/>
-                <w:sz w:val="20"/>
-              </w:rPr>
-              <w:t>REQUISITO</w:t>
-            </w:r>
-          </w:p>
-        </w:tc>
-        <w:tc>
-          <w:tcPr>
-            <w:tcW w:w="3118" w:type="dxa"/>
-            <w:shd w:val="clear" w:color="auto" w:fill="1F4E78"/>
-            <w:vAlign w:val="center"/>
-          </w:tcPr>
-          <w:p>
-            <w:pPr>
-              <w:spacing w:line="360" w:lineRule="auto"/>
-              <w:jc w:val="center"/>
-            </w:pPr>
-            <w:r>
-              <w:rPr>
-                <w:b/>
-                <w:color w:val="FFFFFF"/>
-                <w:sz w:val="20"/>
-              </w:rPr>
-              <w:t>PRIORIDADE</w:t>
-            </w:r>
-          </w:p>
-        </w:tc>
-      </w:tr>
-      <w:tr>
-        <w:trPr>
-          <w:jc w:val="center"/>
-        </w:trPr>
-        <w:tc>
-          <w:tcPr>
-            <w:tcW w:w="3118" w:type="dxa"/>
-            <w:vAlign w:val="center"/>
-          </w:tcPr>
-          <w:p>
-            <w:pPr>
-              <w:spacing w:line="360" w:lineRule="auto"/>
-              <w:jc w:val="center"/>
-            </w:pPr>
-            <w:r>
-              <w:rPr>
-                <w:b/>
-                <w:sz w:val="18"/>
-              </w:rPr>
-              <w:t>RNF01</w:t>
-            </w:r>
-          </w:p>
-        </w:tc>
-        <w:tc>
-          <w:tcPr>
-            <w:tcW w:w="3118" w:type="dxa"/>
-            <w:vAlign w:val="center"/>
-          </w:tcPr>
-          <w:p>
-            <w:pPr>
-              <w:spacing w:line="360" w:lineRule="auto"/>
-            </w:pPr>
-            <w:r>
-              <w:rPr>
-                <w:sz w:val="18"/>
-              </w:rPr>
-              <w:t xml:space="preserve">Utilizar Java 17 e Spring Boot 4.0.2 no </w:t>
-            </w:r>
-            <w:proofErr w:type="spellStart"/>
-            <w:r>
-              <w:rPr>
-                <w:sz w:val="18"/>
-              </w:rPr>
-              <w:t>back</w:t>
-            </w:r>
-            <w:proofErr w:type="spellEnd"/>
-            <w:r>
-              <w:rPr>
-                <w:sz w:val="18"/>
-              </w:rPr>
-              <w:t>-end.</w:t>
-            </w:r>
-          </w:p>
-        </w:tc>
-        <w:tc>
-          <w:tcPr>
-            <w:tcW w:w="3118" w:type="dxa"/>
-            <w:vAlign w:val="center"/>
-          </w:tcPr>
-          <w:p>
-            <w:pPr>
-              <w:spacing w:line="360" w:lineRule="auto"/>
-              <w:jc w:val="center"/>
-            </w:pPr>
-            <w:r>
-              <w:rPr>
-                <w:sz w:val="18"/>
-              </w:rPr>
-              <w:t>Essencial</w:t>
-            </w:r>
-          </w:p>
-        </w:tc>
-      </w:tr>
-      <w:tr>
-        <w:trPr>
-          <w:jc w:val="center"/>
-        </w:trPr>
-        <w:tc>
-          <w:tcPr>
-            <w:tcW w:w="3118" w:type="dxa"/>
-            <w:vAlign w:val="center"/>
-          </w:tcPr>
-          <w:p>
-            <w:pPr>
-              <w:spacing w:line="360" w:lineRule="auto"/>
-              <w:jc w:val="center"/>
-            </w:pPr>
-            <w:r>
-              <w:rPr>
-                <w:b/>
-                <w:sz w:val="18"/>
-              </w:rPr>
-              <w:lastRenderedPageBreak/>
-              <w:t>RNF02</w:t>
-            </w:r>
-          </w:p>
-        </w:tc>
-        <w:tc>
-          <w:tcPr>
-            <w:tcW w:w="3118" w:type="dxa"/>
-            <w:vAlign w:val="center"/>
-          </w:tcPr>
-          <w:p>
-            <w:pPr>
-              <w:spacing w:line="360" w:lineRule="auto"/>
-            </w:pPr>
-            <w:r>
-              <w:rPr>
-                <w:sz w:val="18"/>
-              </w:rPr>
-              <w:t xml:space="preserve">Utilizar </w:t>
-            </w:r>
-            <w:proofErr w:type="spellStart"/>
-            <w:r>
-              <w:rPr>
-                <w:sz w:val="18"/>
-              </w:rPr>
-              <w:t>Maven</w:t>
-            </w:r>
-            <w:proofErr w:type="spellEnd"/>
-            <w:r>
-              <w:rPr>
-                <w:sz w:val="18"/>
-              </w:rPr>
-              <w:t xml:space="preserve"> para gerenciamento das dependências.</w:t>
-            </w:r>
-          </w:p>
-        </w:tc>
-        <w:tc>
-          <w:tcPr>
-            <w:tcW w:w="3118" w:type="dxa"/>
-            <w:vAlign w:val="center"/>
-          </w:tcPr>
-          <w:p>
-            <w:pPr>
-              <w:spacing w:line="360" w:lineRule="auto"/>
-              <w:jc w:val="center"/>
-            </w:pPr>
-            <w:r>
-              <w:rPr>
-                <w:sz w:val="18"/>
-              </w:rPr>
-              <w:t>Essencial</w:t>
-            </w:r>
-          </w:p>
-        </w:tc>
-      </w:tr>
-      <w:tr>
-        <w:trPr>
-          <w:jc w:val="center"/>
-        </w:trPr>
-        <w:tc>
-          <w:tcPr>
-            <w:tcW w:w="3118" w:type="dxa"/>
-            <w:vAlign w:val="center"/>
-          </w:tcPr>
-          <w:p>
-            <w:pPr>
-              <w:spacing w:line="360" w:lineRule="auto"/>
-              <w:jc w:val="center"/>
-            </w:pPr>
-            <w:r>
-              <w:rPr>
-                <w:b/>
-                <w:sz w:val="18"/>
-              </w:rPr>
-              <w:t>RNF03</w:t>
-            </w:r>
-          </w:p>
-        </w:tc>
-        <w:tc>
-          <w:tcPr>
-            <w:tcW w:w="3118" w:type="dxa"/>
-            <w:vAlign w:val="center"/>
-          </w:tcPr>
-          <w:p>
-            <w:pPr>
-              <w:spacing w:line="360" w:lineRule="auto"/>
-            </w:pPr>
-            <w:r>
-              <w:rPr>
-                <w:sz w:val="18"/>
-              </w:rPr>
-              <w:t xml:space="preserve">Utilizar arquitetura em camadas baseada em MVC: </w:t>
-            </w:r>
-            <w:proofErr w:type="spellStart"/>
-            <w:r>
-              <w:rPr>
-                <w:sz w:val="18"/>
-              </w:rPr>
-              <w:t>Controller</w:t>
-            </w:r>
-            <w:proofErr w:type="spellEnd"/>
-            <w:r>
-              <w:rPr>
-                <w:sz w:val="18"/>
-              </w:rPr>
-              <w:t xml:space="preserve">, Service, </w:t>
-            </w:r>
-            <w:proofErr w:type="spellStart"/>
-            <w:r>
-              <w:rPr>
-                <w:sz w:val="18"/>
-              </w:rPr>
-              <w:t>Repository</w:t>
-            </w:r>
-            <w:proofErr w:type="spellEnd"/>
-            <w:r>
-              <w:rPr>
-                <w:sz w:val="18"/>
-              </w:rPr>
-              <w:t xml:space="preserve"> e Entity.</w:t>
-            </w:r>
-          </w:p>
-        </w:tc>
-        <w:tc>
-          <w:tcPr>
-            <w:tcW w:w="3118" w:type="dxa"/>
-            <w:vAlign w:val="center"/>
-          </w:tcPr>
-          <w:p>
-            <w:pPr>
-              <w:spacing w:line="360" w:lineRule="auto"/>
-              <w:jc w:val="center"/>
-            </w:pPr>
-            <w:r>
-              <w:rPr>
-                <w:sz w:val="18"/>
-              </w:rPr>
-              <w:t>Essencial</w:t>
-            </w:r>
-          </w:p>
-        </w:tc>
-      </w:tr>
-      <w:tr>
-        <w:trPr>
-          <w:jc w:val="center"/>
-        </w:trPr>
-        <w:tc>
-          <w:tcPr>
-            <w:tcW w:w="3118" w:type="dxa"/>
-            <w:vAlign w:val="center"/>
-          </w:tcPr>
-          <w:p>
-            <w:pPr>
-              <w:spacing w:line="360" w:lineRule="auto"/>
-              <w:jc w:val="center"/>
-            </w:pPr>
-            <w:r>
-              <w:rPr>
-                <w:b/>
-                <w:sz w:val="18"/>
-              </w:rPr>
-              <w:t>RNF04</w:t>
-            </w:r>
-          </w:p>
-        </w:tc>
-        <w:tc>
-          <w:tcPr>
-            <w:tcW w:w="3118" w:type="dxa"/>
-            <w:vAlign w:val="center"/>
-          </w:tcPr>
-          <w:p>
-            <w:pPr>
-              <w:spacing w:line="360" w:lineRule="auto"/>
-            </w:pPr>
-            <w:r>
-              <w:rPr>
-                <w:sz w:val="18"/>
-              </w:rPr>
-              <w:t>Utilizar Spring Data JPA/</w:t>
-            </w:r>
-            <w:proofErr w:type="spellStart"/>
-            <w:r>
-              <w:rPr>
-                <w:sz w:val="18"/>
-              </w:rPr>
-              <w:t>Hibernate</w:t>
-            </w:r>
-            <w:proofErr w:type="spellEnd"/>
-            <w:r>
-              <w:rPr>
-                <w:sz w:val="18"/>
-              </w:rPr>
-              <w:t xml:space="preserve"> para persistência.</w:t>
-            </w:r>
-          </w:p>
-        </w:tc>
-        <w:tc>
-          <w:tcPr>
-            <w:tcW w:w="3118" w:type="dxa"/>
-            <w:vAlign w:val="center"/>
-          </w:tcPr>
-          <w:p>
-            <w:pPr>
-              <w:spacing w:line="360" w:lineRule="auto"/>
-              <w:jc w:val="center"/>
-            </w:pPr>
-            <w:r>
-              <w:rPr>
-                <w:sz w:val="18"/>
-              </w:rPr>
-              <w:t>Essencial</w:t>
-            </w:r>
-          </w:p>
-        </w:tc>
-      </w:tr>
-      <w:tr>
-        <w:trPr>
-          <w:jc w:val="center"/>
-        </w:trPr>
-        <w:tc>
-          <w:tcPr>
-            <w:tcW w:w="3118" w:type="dxa"/>
-            <w:vAlign w:val="center"/>
-          </w:tcPr>
-          <w:p>
-            <w:pPr>
-              <w:spacing w:line="360" w:lineRule="auto"/>
-              <w:jc w:val="center"/>
-            </w:pPr>
-            <w:r>
-              <w:rPr>
-                <w:b/>
-                <w:sz w:val="18"/>
-              </w:rPr>
-              <w:t>RNF05</w:t>
-            </w:r>
-          </w:p>
-        </w:tc>
-        <w:tc>
-          <w:tcPr>
-            <w:tcW w:w="3118" w:type="dxa"/>
-            <w:vAlign w:val="center"/>
-          </w:tcPr>
-          <w:p>
-            <w:pPr>
-              <w:spacing w:line="360" w:lineRule="auto"/>
-            </w:pPr>
-            <w:r>
-              <w:rPr>
-                <w:sz w:val="18"/>
-              </w:rPr>
-              <w:t>Utilizar MySQL como SGBD.</w:t>
-            </w:r>
-          </w:p>
-        </w:tc>
-        <w:tc>
-          <w:tcPr>
-            <w:tcW w:w="3118" w:type="dxa"/>
-            <w:vAlign w:val="center"/>
-          </w:tcPr>
-          <w:p>
-            <w:pPr>
-              <w:spacing w:line="360" w:lineRule="auto"/>
-              <w:jc w:val="center"/>
-            </w:pPr>
-            <w:r>
-              <w:rPr>
-                <w:sz w:val="18"/>
-              </w:rPr>
-              <w:t>Essencial</w:t>
-            </w:r>
-          </w:p>
-        </w:tc>
-      </w:tr>
-      <w:tr>
-        <w:trPr>
-          <w:jc w:val="center"/>
-        </w:trPr>
-        <w:tc>
-          <w:tcPr>
-            <w:tcW w:w="3118" w:type="dxa"/>
-            <w:vAlign w:val="center"/>
-          </w:tcPr>
-          <w:p>
-            <w:pPr>
-              <w:spacing w:line="360" w:lineRule="auto"/>
-              <w:jc w:val="center"/>
-            </w:pPr>
-            <w:r>
-              <w:rPr>
-                <w:b/>
-                <w:sz w:val="18"/>
-              </w:rPr>
-              <w:t>RNF06</w:t>
-            </w:r>
-          </w:p>
-        </w:tc>
-        <w:tc>
-          <w:tcPr>
-            <w:tcW w:w="3118" w:type="dxa"/>
-            <w:vAlign w:val="center"/>
-          </w:tcPr>
-          <w:p>
-            <w:pPr>
-              <w:spacing w:line="360" w:lineRule="auto"/>
-            </w:pPr>
-            <w:r>
-              <w:rPr>
-                <w:sz w:val="18"/>
-              </w:rPr>
-              <w:t xml:space="preserve">Utilizar HTML, </w:t>
-            </w:r>
-            <w:proofErr w:type="spellStart"/>
-            <w:r>
-              <w:rPr>
-                <w:sz w:val="18"/>
-              </w:rPr>
-              <w:t>Thymeleaf</w:t>
-            </w:r>
-            <w:proofErr w:type="spellEnd"/>
-            <w:r>
-              <w:rPr>
-                <w:sz w:val="18"/>
-              </w:rPr>
-              <w:t xml:space="preserve">, </w:t>
-            </w:r>
-            <w:proofErr w:type="spellStart"/>
-            <w:r>
-              <w:rPr>
-                <w:sz w:val="18"/>
-              </w:rPr>
-              <w:t>Bootstrap</w:t>
-            </w:r>
-            <w:proofErr w:type="spellEnd"/>
-            <w:r>
-              <w:rPr>
-                <w:sz w:val="18"/>
-              </w:rPr>
-              <w:t xml:space="preserve">, CSS e </w:t>
-            </w:r>
-            <w:proofErr w:type="spellStart"/>
-            <w:r>
-              <w:rPr>
-                <w:sz w:val="18"/>
-              </w:rPr>
-              <w:t>JavaScript</w:t>
-            </w:r>
-            <w:proofErr w:type="spellEnd"/>
-            <w:r>
-              <w:rPr>
-                <w:sz w:val="18"/>
-              </w:rPr>
-              <w:t xml:space="preserve"> no front-end.</w:t>
-            </w:r>
-          </w:p>
-        </w:tc>
-        <w:tc>
-          <w:tcPr>
-            <w:tcW w:w="3118" w:type="dxa"/>
-            <w:vAlign w:val="center"/>
-          </w:tcPr>
-          <w:p>
-            <w:pPr>
-              <w:spacing w:line="360" w:lineRule="auto"/>
-              <w:jc w:val="center"/>
-            </w:pPr>
-            <w:r>
-              <w:rPr>
-                <w:sz w:val="18"/>
-              </w:rPr>
-              <w:t>Essencial</w:t>
-            </w:r>
-          </w:p>
-        </w:tc>
-      </w:tr>
-      <w:tr>
-        <w:trPr>
-          <w:jc w:val="center"/>
-        </w:trPr>
-        <w:tc>
-          <w:tcPr>
-            <w:tcW w:w="3118" w:type="dxa"/>
-            <w:vAlign w:val="center"/>
-          </w:tcPr>
-          <w:p>
-            <w:pPr>
-              <w:spacing w:line="360" w:lineRule="auto"/>
-              <w:jc w:val="center"/>
-            </w:pPr>
-            <w:r>
-              <w:rPr>
-                <w:b/>
-                <w:sz w:val="18"/>
-              </w:rPr>
-              <w:t>RNF07</w:t>
-            </w:r>
-          </w:p>
-        </w:tc>
-        <w:tc>
-          <w:tcPr>
-            <w:tcW w:w="3118" w:type="dxa"/>
-            <w:vAlign w:val="center"/>
-          </w:tcPr>
-          <w:p>
-            <w:pPr>
-              <w:spacing w:line="360" w:lineRule="auto"/>
-            </w:pPr>
-            <w:r>
-              <w:rPr>
-                <w:sz w:val="18"/>
-              </w:rPr>
-              <w:t>A interface deve ser responsiva para diferentes tamanhos de tela.</w:t>
-            </w:r>
-          </w:p>
-        </w:tc>
-        <w:tc>
-          <w:tcPr>
-            <w:tcW w:w="3118" w:type="dxa"/>
-            <w:vAlign w:val="center"/>
-          </w:tcPr>
-          <w:p>
-            <w:pPr>
-              <w:spacing w:line="360" w:lineRule="auto"/>
-              <w:jc w:val="center"/>
-            </w:pPr>
-            <w:r>
-              <w:rPr>
-                <w:sz w:val="18"/>
-              </w:rPr>
-              <w:t>Importante</w:t>
-            </w:r>
-          </w:p>
-        </w:tc>
-      </w:tr>
-      <w:tr>
-        <w:trPr>
-          <w:jc w:val="center"/>
-        </w:trPr>
-        <w:tc>
-          <w:tcPr>
-            <w:tcW w:w="3118" w:type="dxa"/>
-            <w:vAlign w:val="center"/>
-          </w:tcPr>
-          <w:p>
-            <w:pPr>
-              <w:spacing w:line="360" w:lineRule="auto"/>
-              <w:jc w:val="center"/>
-            </w:pPr>
-            <w:r>
-              <w:rPr>
-                <w:b/>
-                <w:sz w:val="18"/>
-              </w:rPr>
-              <w:t>RNF08</w:t>
-            </w:r>
-          </w:p>
-        </w:tc>
-        <w:tc>
-          <w:tcPr>
-            <w:tcW w:w="3118" w:type="dxa"/>
-            <w:vAlign w:val="center"/>
-          </w:tcPr>
-          <w:p>
-            <w:pPr>
-              <w:spacing w:line="360" w:lineRule="auto"/>
-            </w:pPr>
-            <w:r>
-              <w:rPr>
-                <w:sz w:val="18"/>
-              </w:rPr>
-              <w:t xml:space="preserve">A interface deve manter identidade visual geek com navegação clara, </w:t>
-            </w:r>
-            <w:proofErr w:type="spellStart"/>
-            <w:r>
-              <w:rPr>
-                <w:sz w:val="18"/>
-              </w:rPr>
-              <w:t>sidebar</w:t>
-            </w:r>
-            <w:proofErr w:type="spellEnd"/>
-            <w:r>
-              <w:rPr>
-                <w:sz w:val="18"/>
-              </w:rPr>
-              <w:t>, cards, tabelas, formulários, ícones e modais.</w:t>
-            </w:r>
-          </w:p>
-        </w:tc>
-        <w:tc>
-          <w:tcPr>
-            <w:tcW w:w="3118" w:type="dxa"/>
-            <w:vAlign w:val="center"/>
-          </w:tcPr>
-          <w:p>
-            <w:pPr>
-              <w:spacing w:line="360" w:lineRule="auto"/>
-              <w:jc w:val="center"/>
-            </w:pPr>
-            <w:r>
-              <w:rPr>
-                <w:sz w:val="18"/>
-              </w:rPr>
-              <w:t>Importante</w:t>
-            </w:r>
-          </w:p>
-        </w:tc>
-      </w:tr>
-      <w:tr>
-        <w:trPr>
-          <w:jc w:val="center"/>
-        </w:trPr>
-        <w:tc>
-          <w:tcPr>
-            <w:tcW w:w="3118" w:type="dxa"/>
-            <w:vAlign w:val="center"/>
-          </w:tcPr>
-          <w:p>
-            <w:pPr>
-              <w:spacing w:line="360" w:lineRule="auto"/>
-              <w:jc w:val="center"/>
-            </w:pPr>
-            <w:r>
-              <w:rPr>
-                <w:b/>
-                <w:sz w:val="18"/>
-              </w:rPr>
-              <w:t>RNF09</w:t>
-            </w:r>
-          </w:p>
-        </w:tc>
-        <w:tc>
-          <w:tcPr>
-            <w:tcW w:w="3118" w:type="dxa"/>
-            <w:vAlign w:val="center"/>
-          </w:tcPr>
-          <w:p>
-            <w:pPr>
-              <w:spacing w:line="360" w:lineRule="auto"/>
-            </w:pPr>
-            <w:r>
-              <w:rPr>
-                <w:sz w:val="18"/>
-              </w:rPr>
-              <w:t>Os dados devem preservar integridade por chaves primárias, estrangeiras e restrições de unicidade.</w:t>
-            </w:r>
-          </w:p>
-        </w:tc>
-        <w:tc>
-          <w:tcPr>
-            <w:tcW w:w="3118" w:type="dxa"/>
-            <w:vAlign w:val="center"/>
-          </w:tcPr>
-          <w:p>
-            <w:pPr>
-              <w:spacing w:line="360" w:lineRule="auto"/>
-              <w:jc w:val="center"/>
-            </w:pPr>
-            <w:r>
-              <w:rPr>
-                <w:sz w:val="18"/>
-              </w:rPr>
-              <w:t>Essencial</w:t>
-            </w:r>
-          </w:p>
-        </w:tc>
-      </w:tr>
-      <w:tr>
-        <w:trPr>
-          <w:jc w:val="center"/>
-        </w:trPr>
-        <w:tc>
-          <w:tcPr>
-            <w:tcW w:w="3118" w:type="dxa"/>
-            <w:vAlign w:val="center"/>
-          </w:tcPr>
-          <w:p>
-            <w:pPr>
-              <w:spacing w:line="360" w:lineRule="auto"/>
-              <w:jc w:val="center"/>
-            </w:pPr>
-            <w:r>
-              <w:rPr>
-                <w:b/>
-                <w:sz w:val="18"/>
-              </w:rPr>
-              <w:t>RNF10</w:t>
-            </w:r>
-          </w:p>
-        </w:tc>
-        <w:tc>
-          <w:tcPr>
-            <w:tcW w:w="3118" w:type="dxa"/>
-            <w:vAlign w:val="center"/>
-          </w:tcPr>
-          <w:p>
-            <w:pPr>
-              <w:spacing w:line="360" w:lineRule="auto"/>
-            </w:pPr>
-            <w:r>
-              <w:rPr>
-                <w:sz w:val="18"/>
-              </w:rPr>
-              <w:t xml:space="preserve">O projeto deve ser </w:t>
-            </w:r>
-            <w:proofErr w:type="spellStart"/>
-            <w:r>
-              <w:rPr>
-                <w:sz w:val="18"/>
-              </w:rPr>
-              <w:t>versionado</w:t>
-            </w:r>
-            <w:proofErr w:type="spellEnd"/>
-            <w:r>
-              <w:rPr>
-                <w:sz w:val="18"/>
-              </w:rPr>
-              <w:t xml:space="preserve"> em </w:t>
-            </w:r>
-            <w:proofErr w:type="spellStart"/>
-            <w:r>
-              <w:rPr>
-                <w:sz w:val="18"/>
-              </w:rPr>
-              <w:t>Git</w:t>
-            </w:r>
-            <w:proofErr w:type="spellEnd"/>
-            <w:r>
-              <w:rPr>
-                <w:sz w:val="18"/>
-              </w:rPr>
-              <w:t>/GitHub com contribuições identificáveis dos integrantes.</w:t>
-            </w:r>
-          </w:p>
-        </w:tc>
-        <w:tc>
-          <w:tcPr>
-            <w:tcW w:w="3118" w:type="dxa"/>
-            <w:vAlign w:val="center"/>
-          </w:tcPr>
-          <w:p>
-            <w:pPr>
-              <w:spacing w:line="360" w:lineRule="auto"/>
-              <w:jc w:val="center"/>
-            </w:pPr>
-            <w:r>
-              <w:rPr>
-                <w:sz w:val="18"/>
-              </w:rPr>
-              <w:t>Importante</w:t>
-            </w:r>
-          </w:p>
-        </w:tc>
-      </w:tr>
-    </w:tbl>
-    <w:p>
-      <w:pPr>
-        <w:pStyle w:val="Ttulo1"/>
-        <w:spacing w:line="360" w:lineRule="auto"/>
-        <w:jc w:val="left"/>
-      </w:pPr>
-    </w:p>
-    <w:p>
-      <w:pPr>
-        <w:pStyle w:val="Ttulo1"/>
-        <w:spacing w:line="360" w:lineRule="auto"/>
-        <w:jc w:val="left"/>
-      </w:pPr>
-      <w:r>
-        <w:t>4. Diagrama de Classes do Projeto</w:t>
-      </w:r>
-    </w:p>
-    <w:p>
-      <w:pPr>
-        <w:spacing w:after="120" w:line="360" w:lineRule="auto"/>
-        <w:ind w:firstLine="708"/>
-        <w:jc w:val="both"/>
-      </w:pPr>
-      <w:r>
-        <w:rPr>
-          <w:color w:val="000000"/>
-        </w:rPr>
-        <w:t xml:space="preserve">O diagrama de classes apresenta as principais entidades persistentes e seus relacionamentos. A modelagem lógica é mantida também em código </w:t>
-      </w:r>
-      <w:proofErr w:type="spellStart"/>
-      <w:r>
-        <w:rPr>
-          <w:color w:val="000000"/>
-        </w:rPr>
-        <w:t>Mermaid</w:t>
-      </w:r>
-      <w:proofErr w:type="spellEnd"/>
-      <w:r>
-        <w:rPr>
-          <w:color w:val="000000"/>
-        </w:rPr>
-        <w:t xml:space="preserve"> para facilitar atualização e evitar duplicidade de imagens com informações equivalentes.</w:t>
-      </w:r>
-    </w:p>
-    <w:p>
-      <w:pPr>
-        <w:pStyle w:val="Ttulo2"/>
-        <w:spacing w:line="360" w:lineRule="auto"/>
-        <w:jc w:val="left"/>
-      </w:pPr>
-      <w:r>
-        <w:lastRenderedPageBreak/>
         <w:t>4.1 Diagrama de Classes</w:t>
       </w:r>
     </w:p>
@@ -8438,7 +8407,7 @@
                     <pic:cNvPicPr/>
                   </pic:nvPicPr>
                   <pic:blipFill>
-                    <a:blip r:embed="rId9"/>
+                    <a:blip r:embed="rId10"/>
                     <a:stretch>
                       <a:fillRect/>
                     </a:stretch>
@@ -8479,6 +8448,7 @@
         <w:jc w:val="left"/>
       </w:pPr>
       <w:r>
+        <w:lastRenderedPageBreak/>
         <w:t xml:space="preserve">4.2 Modelagem lógica – código </w:t>
       </w:r>
       <w:proofErr w:type="spellStart"/>
@@ -9040,36 +9010,53 @@
                 <w:sz w:val="17"/>
               </w:rPr>
               <w:br/>
-            </w:r>
+              <w:t xml:space="preserve">        </w:t>
+            </w:r>
+            <w:proofErr w:type="spellStart"/>
             <w:r>
               <w:rPr>
                 <w:rFonts w:ascii="Consolas" w:hAnsi="Consolas"/>
                 <w:sz w:val="17"/>
               </w:rPr>
-              <w:lastRenderedPageBreak/>
-              <w:t xml:space="preserve">        </w:t>
-            </w:r>
-            <w:proofErr w:type="spellStart"/>
+              <w:t>String</w:t>
+            </w:r>
+            <w:proofErr w:type="spellEnd"/>
             <w:r>
               <w:rPr>
                 <w:rFonts w:ascii="Consolas" w:hAnsi="Consolas"/>
                 <w:sz w:val="17"/>
               </w:rPr>
-              <w:t>String</w:t>
-            </w:r>
-            <w:proofErr w:type="spellEnd"/>
+              <w:t xml:space="preserve"> matricula</w:t>
+            </w:r>
             <w:r>
               <w:rPr>
                 <w:rFonts w:ascii="Consolas" w:hAnsi="Consolas"/>
                 <w:sz w:val="17"/>
               </w:rPr>
-              <w:t xml:space="preserve"> matricula</w:t>
-            </w:r>
+              <w:br/>
+              <w:t xml:space="preserve">        </w:t>
+            </w:r>
+            <w:proofErr w:type="spellStart"/>
             <w:r>
               <w:rPr>
                 <w:rFonts w:ascii="Consolas" w:hAnsi="Consolas"/>
                 <w:sz w:val="17"/>
               </w:rPr>
+              <w:t>String</w:t>
+            </w:r>
+            <w:proofErr w:type="spellEnd"/>
+            <w:r>
+              <w:rPr>
+                <w:rFonts w:ascii="Consolas" w:hAnsi="Consolas"/>
+                <w:sz w:val="17"/>
+              </w:rPr>
+              <w:t xml:space="preserve"> email</w:t>
+            </w:r>
+            <w:r>
+              <w:rPr>
+                <w:rFonts w:ascii="Consolas" w:hAnsi="Consolas"/>
+                <w:sz w:val="17"/>
+              </w:rPr>
               <w:br/>
               <w:t xml:space="preserve">        </w:t>
             </w:r>
@@ -9087,46 +9074,128 @@
                 <w:rFonts w:ascii="Consolas" w:hAnsi="Consolas"/>
                 <w:sz w:val="17"/>
               </w:rPr>
-              <w:t xml:space="preserve"> </w:t>
-            </w:r>
-            <w:proofErr w:type="spellStart"/>
+              <w:t xml:space="preserve"> telefone</w:t>
+            </w:r>
             <w:r>
               <w:rPr>
                 <w:rFonts w:ascii="Consolas" w:hAnsi="Consolas"/>
                 <w:sz w:val="17"/>
               </w:rPr>
-              <w:t>email</w:t>
-            </w:r>
-            <w:proofErr w:type="spellEnd"/>
+              <w:br/>
+              <w:t xml:space="preserve">    }</w:t>
+            </w:r>
             <w:r>
               <w:rPr>
                 <w:rFonts w:ascii="Consolas" w:hAnsi="Consolas"/>
                 <w:sz w:val="17"/>
               </w:rPr>
               <w:br/>
-              <w:t xml:space="preserve">        </w:t>
-            </w:r>
-            <w:proofErr w:type="spellStart"/>
+              <w:t xml:space="preserve">    EMPRESTIMO {</w:t>
+            </w:r>
             <w:r>
               <w:rPr>
                 <w:rFonts w:ascii="Consolas" w:hAnsi="Consolas"/>
                 <w:sz w:val="17"/>
               </w:rPr>
-              <w:t>String</w:t>
-            </w:r>
-            <w:proofErr w:type="spellEnd"/>
+              <w:br/>
+              <w:t xml:space="preserve">        </w:t>
+            </w:r>
+            <w:proofErr w:type="spellStart"/>
             <w:r>
               <w:rPr>
                 <w:rFonts w:ascii="Consolas" w:hAnsi="Consolas"/>
                 <w:sz w:val="17"/>
               </w:rPr>
-              <w:t xml:space="preserve"> telefone</w:t>
-            </w:r>
+              <w:t>Long</w:t>
+            </w:r>
+            <w:proofErr w:type="spellEnd"/>
             <w:r>
               <w:rPr>
                 <w:rFonts w:ascii="Consolas" w:hAnsi="Consolas"/>
                 <w:sz w:val="17"/>
               </w:rPr>
+              <w:t xml:space="preserve"> id</w:t>
+            </w:r>
+            <w:r>
+              <w:rPr>
+                <w:rFonts w:ascii="Consolas" w:hAnsi="Consolas"/>
+                <w:sz w:val="17"/>
+              </w:rPr>
+              <w:br/>
+              <w:t xml:space="preserve">        Date </w:t>
+            </w:r>
+            <w:proofErr w:type="spellStart"/>
+            <w:r>
+              <w:rPr>
+                <w:rFonts w:ascii="Consolas" w:hAnsi="Consolas"/>
+                <w:sz w:val="17"/>
+              </w:rPr>
+              <w:t>dataEmprestimo</w:t>
+            </w:r>
+            <w:proofErr w:type="spellEnd"/>
+            <w:r>
+              <w:rPr>
+                <w:rFonts w:ascii="Consolas" w:hAnsi="Consolas"/>
+                <w:sz w:val="17"/>
+              </w:rPr>
+              <w:br/>
+              <w:t xml:space="preserve">        Date </w:t>
+            </w:r>
+            <w:proofErr w:type="spellStart"/>
+            <w:r>
+              <w:rPr>
+                <w:rFonts w:ascii="Consolas" w:hAnsi="Consolas"/>
+                <w:sz w:val="17"/>
+              </w:rPr>
+              <w:t>dataPrevistaDevolucao</w:t>
+            </w:r>
+            <w:proofErr w:type="spellEnd"/>
+            <w:r>
+              <w:rPr>
+                <w:rFonts w:ascii="Consolas" w:hAnsi="Consolas"/>
+                <w:sz w:val="17"/>
+              </w:rPr>
+              <w:br/>
+              <w:t xml:space="preserve">        Date </w:t>
+            </w:r>
+            <w:proofErr w:type="spellStart"/>
+            <w:r>
+              <w:rPr>
+                <w:rFonts w:ascii="Consolas" w:hAnsi="Consolas"/>
+                <w:sz w:val="17"/>
+              </w:rPr>
+              <w:t>dataDevolucao</w:t>
+            </w:r>
+            <w:proofErr w:type="spellEnd"/>
+            <w:r>
+              <w:rPr>
+                <w:rFonts w:ascii="Consolas" w:hAnsi="Consolas"/>
+                <w:sz w:val="17"/>
+              </w:rPr>
+              <w:br/>
+              <w:t xml:space="preserve">        </w:t>
+            </w:r>
+            <w:proofErr w:type="spellStart"/>
+            <w:r>
+              <w:rPr>
+                <w:rFonts w:ascii="Consolas" w:hAnsi="Consolas"/>
+                <w:sz w:val="17"/>
+              </w:rPr>
+              <w:t>String</w:t>
+            </w:r>
+            <w:proofErr w:type="spellEnd"/>
+            <w:r>
+              <w:rPr>
+                <w:rFonts w:ascii="Consolas" w:hAnsi="Consolas"/>
+                <w:sz w:val="17"/>
+              </w:rPr>
+              <w:t xml:space="preserve"> status</w:t>
+            </w:r>
+            <w:r>
+              <w:rPr>
+                <w:rFonts w:ascii="Consolas" w:hAnsi="Consolas"/>
+                <w:sz w:val="17"/>
+              </w:rPr>
               <w:br/>
               <w:t xml:space="preserve">    }</w:t>
             </w:r>
@@ -9136,7 +9205,7 @@
                 <w:sz w:val="17"/>
               </w:rPr>
               <w:br/>
-              <w:t xml:space="preserve">    EMPRESTIMO {</w:t>
+              <w:t xml:space="preserve">    MULTA {</w:t>
             </w:r>
             <w:r>
               <w:rPr>
@@ -9168,7 +9237,7 @@
                 <w:sz w:val="17"/>
               </w:rPr>
               <w:br/>
-              <w:t xml:space="preserve">        Date </w:t>
+              <w:t xml:space="preserve">        </w:t>
             </w:r>
             <w:proofErr w:type="spellStart"/>
             <w:r>
@@ -9176,7 +9245,7 @@
                 <w:rFonts w:ascii="Consolas" w:hAnsi="Consolas"/>
                 <w:sz w:val="17"/>
               </w:rPr>
-              <w:t>dataEmprestimo</w:t>
+              <w:t>Integer</w:t>
             </w:r>
             <w:proofErr w:type="spellEnd"/>
             <w:r>
@@ -9184,8 +9253,7 @@
                 <w:rFonts w:ascii="Consolas" w:hAnsi="Consolas"/>
                 <w:sz w:val="17"/>
               </w:rPr>
-              <w:br/>
-              <w:t xml:space="preserve">        Date </w:t>
+              <w:t xml:space="preserve"> </w:t>
             </w:r>
             <w:proofErr w:type="spellStart"/>
             <w:r>
@@ -9193,7 +9261,7 @@
                 <w:rFonts w:ascii="Consolas" w:hAnsi="Consolas"/>
                 <w:sz w:val="17"/>
               </w:rPr>
-              <w:t>dataPrevistaDevolucao</w:t>
+              <w:t>diasAtraso</w:t>
             </w:r>
             <w:proofErr w:type="spellEnd"/>
             <w:r>
@@ -9202,152 +9270,45 @@
                 <w:sz w:val="17"/>
               </w:rPr>
               <w:br/>
-              <w:t xml:space="preserve">        Date </w:t>
-            </w:r>
-            <w:proofErr w:type="spellStart"/>
+              <w:t xml:space="preserve">        Decimal valor</w:t>
+            </w:r>
             <w:r>
               <w:rPr>
                 <w:rFonts w:ascii="Consolas" w:hAnsi="Consolas"/>
                 <w:sz w:val="17"/>
               </w:rPr>
-              <w:t>dataDevolucao</w:t>
-            </w:r>
-            <w:proofErr w:type="spellEnd"/>
+              <w:br/>
+              <w:t xml:space="preserve">        </w:t>
+            </w:r>
+            <w:proofErr w:type="spellStart"/>
             <w:r>
               <w:rPr>
                 <w:rFonts w:ascii="Consolas" w:hAnsi="Consolas"/>
                 <w:sz w:val="17"/>
               </w:rPr>
-              <w:br/>
-              <w:t xml:space="preserve">        </w:t>
-            </w:r>
-            <w:proofErr w:type="spellStart"/>
+              <w:t>String</w:t>
+            </w:r>
+            <w:proofErr w:type="spellEnd"/>
             <w:r>
               <w:rPr>
                 <w:rFonts w:ascii="Consolas" w:hAnsi="Consolas"/>
                 <w:sz w:val="17"/>
               </w:rPr>
-              <w:t>String</w:t>
-            </w:r>
-            <w:proofErr w:type="spellEnd"/>
+              <w:t xml:space="preserve"> status</w:t>
+            </w:r>
             <w:r>
               <w:rPr>
                 <w:rFonts w:ascii="Consolas" w:hAnsi="Consolas"/>
                 <w:sz w:val="17"/>
               </w:rPr>
-              <w:t xml:space="preserve"> status</w:t>
+              <w:br/>
             </w:r>
             <w:r>
               <w:rPr>
                 <w:rFonts w:ascii="Consolas" w:hAnsi="Consolas"/>
                 <w:sz w:val="17"/>
               </w:rPr>
-              <w:br/>
-              <w:t xml:space="preserve">    }</w:t>
-            </w:r>
-            <w:r>
-              <w:rPr>
-                <w:rFonts w:ascii="Consolas" w:hAnsi="Consolas"/>
-                <w:sz w:val="17"/>
-              </w:rPr>
-              <w:br/>
-              <w:t xml:space="preserve">    MULTA {</w:t>
-            </w:r>
-            <w:r>
-              <w:rPr>
-                <w:rFonts w:ascii="Consolas" w:hAnsi="Consolas"/>
-                <w:sz w:val="17"/>
-              </w:rPr>
-              <w:br/>
-              <w:t xml:space="preserve">        </w:t>
-            </w:r>
-            <w:proofErr w:type="spellStart"/>
-            <w:r>
-              <w:rPr>
-                <w:rFonts w:ascii="Consolas" w:hAnsi="Consolas"/>
-                <w:sz w:val="17"/>
-              </w:rPr>
-              <w:t>Long</w:t>
-            </w:r>
-            <w:proofErr w:type="spellEnd"/>
-            <w:r>
-              <w:rPr>
-                <w:rFonts w:ascii="Consolas" w:hAnsi="Consolas"/>
-                <w:sz w:val="17"/>
-              </w:rPr>
-              <w:t xml:space="preserve"> id</w:t>
-            </w:r>
-            <w:r>
-              <w:rPr>
-                <w:rFonts w:ascii="Consolas" w:hAnsi="Consolas"/>
-                <w:sz w:val="17"/>
-              </w:rPr>
-              <w:br/>
-              <w:t xml:space="preserve">        </w:t>
-            </w:r>
-            <w:proofErr w:type="spellStart"/>
-            <w:r>
-              <w:rPr>
-                <w:rFonts w:ascii="Consolas" w:hAnsi="Consolas"/>
-                <w:sz w:val="17"/>
-              </w:rPr>
-              <w:t>Integer</w:t>
-            </w:r>
-            <w:proofErr w:type="spellEnd"/>
-            <w:r>
-              <w:rPr>
-                <w:rFonts w:ascii="Consolas" w:hAnsi="Consolas"/>
-                <w:sz w:val="17"/>
-              </w:rPr>
-              <w:t xml:space="preserve"> </w:t>
-            </w:r>
-            <w:proofErr w:type="spellStart"/>
-            <w:r>
-              <w:rPr>
-                <w:rFonts w:ascii="Consolas" w:hAnsi="Consolas"/>
-                <w:sz w:val="17"/>
-              </w:rPr>
-              <w:t>diasAtraso</w:t>
-            </w:r>
-            <w:proofErr w:type="spellEnd"/>
-            <w:r>
-              <w:rPr>
-                <w:rFonts w:ascii="Consolas" w:hAnsi="Consolas"/>
-                <w:sz w:val="17"/>
-              </w:rPr>
-              <w:br/>
-              <w:t xml:space="preserve">        Decimal valor</w:t>
-            </w:r>
-            <w:r>
-              <w:rPr>
-                <w:rFonts w:ascii="Consolas" w:hAnsi="Consolas"/>
-                <w:sz w:val="17"/>
-              </w:rPr>
-              <w:br/>
-              <w:t xml:space="preserve">        </w:t>
-            </w:r>
-            <w:proofErr w:type="spellStart"/>
-            <w:r>
-              <w:rPr>
-                <w:rFonts w:ascii="Consolas" w:hAnsi="Consolas"/>
-                <w:sz w:val="17"/>
-              </w:rPr>
-              <w:t>String</w:t>
-            </w:r>
-            <w:proofErr w:type="spellEnd"/>
-            <w:r>
-              <w:rPr>
-                <w:rFonts w:ascii="Consolas" w:hAnsi="Consolas"/>
-                <w:sz w:val="17"/>
-              </w:rPr>
-              <w:t xml:space="preserve"> status</w:t>
-            </w:r>
-            <w:r>
-              <w:rPr>
-                <w:rFonts w:ascii="Consolas" w:hAnsi="Consolas"/>
-                <w:sz w:val="17"/>
-              </w:rPr>
-              <w:br/>
+              <w:lastRenderedPageBreak/>
               <w:t xml:space="preserve">        Date </w:t>
             </w:r>
             <w:proofErr w:type="spellStart"/>
@@ -9456,7 +9417,6 @@
         <w:rPr>
           <w:noProof/>
         </w:rPr>
-        <w:lastRenderedPageBreak/>
         <w:drawing>
           <wp:inline distT="0" distB="0" distL="0" distR="0" wp14:anchorId="3D5351A4" wp14:editId="406FE01D">
             <wp:extent cx="5832000" cy="3945176"/>
@@ -9473,7 +9433,7 @@
                     <pic:cNvPicPr/>
                   </pic:nvPicPr>
                   <pic:blipFill>
-                    <a:blip r:embed="rId10"/>
+                    <a:blip r:embed="rId11"/>
                     <a:stretch>
                       <a:fillRect/>
                     </a:stretch>
@@ -9640,7 +9600,7 @@
                     <pic:cNvPicPr/>
                   </pic:nvPicPr>
                   <pic:blipFill>
-                    <a:blip r:embed="rId11"/>
+                    <a:blip r:embed="rId12"/>
                     <a:stretch>
                       <a:fillRect/>
                     </a:stretch>
@@ -9721,10 +9681,10 @@
         <w:tblLook w:val="04A0" w:firstRow="1" w:lastRow="0" w:firstColumn="1" w:lastColumn="0" w:noHBand="0" w:noVBand="1"/>
       </w:tblPr>
       <w:tblGrid>
-        <w:gridCol w:w="2264"/>
-        <w:gridCol w:w="2276"/>
-        <w:gridCol w:w="2557"/>
-        <w:gridCol w:w="2242"/>
+        <w:gridCol w:w="2335"/>
+        <w:gridCol w:w="2334"/>
+        <w:gridCol w:w="2336"/>
+        <w:gridCol w:w="2334"/>
       </w:tblGrid>
       <w:tr>
         <w:trPr>
@@ -9945,21 +9905,7 @@
               <w:rPr>
                 <w:sz w:val="18"/>
               </w:rPr>
-              <w:t xml:space="preserve">Autores, editoras e livros – </w:t>
-            </w:r>
-            <w:proofErr w:type="spellStart"/>
-            <w:r>
-              <w:rPr>
-                <w:sz w:val="18"/>
-              </w:rPr>
-              <w:t>Controller</w:t>
-            </w:r>
-            <w:proofErr w:type="spellEnd"/>
-            <w:r>
-              <w:rPr>
-                <w:sz w:val="18"/>
-              </w:rPr>
-              <w:t>/Service/</w:t>
+              <w:t>Autores, editoras e livros – Controller/Service/</w:t>
             </w:r>
             <w:proofErr w:type="spellStart"/>
             <w:r>
@@ -10371,7 +10317,7 @@
       </w:r>
     </w:p>
     <w:sectPr>
-      <w:footerReference w:type="default" r:id="rId12"/>
+      <w:footerReference w:type="default" r:id="rId13"/>
       <w:pgSz w:w="11906" w:h="16838" w:code="9"/>
       <w:pgMar w:top="1417" w:right="1134" w:bottom="1417" w:left="1417" w:header="709" w:footer="709" w:gutter="0"/>
       <w:cols w:space="708"/>
@@ -15879,4 +15825,16 @@
     </a:ext>
   </a:extLst>
 </a:theme>
+</file>
+
+<file path=customXml/item1.xml><?xml version="1.0" encoding="utf-8"?>
+<b:Sources xmlns:b="http://schemas.openxmlformats.org/officeDocument/2006/bibliography" xmlns="http://schemas.openxmlformats.org/officeDocument/2006/bibliography" SelectedStyle="\APASixthEditionOfficeOnline.xsl" StyleName="APA" Version="6"/>
+</file>
+
+<file path=customXml/itemProps1.xml><?xml version="1.0" encoding="utf-8"?>
+<ds:datastoreItem xmlns:ds="http://schemas.openxmlformats.org/officeDocument/2006/customXml" ds:itemID="{03356C5D-2412-460C-8823-C2C807A84C85}">
+  <ds:schemaRefs>
+    <ds:schemaRef ds:uri="http://schemas.openxmlformats.org/officeDocument/2006/bibliography"/>
+  </ds:schemaRefs>
+</ds:datastoreItem>
 </file>